--- a/ITUniversity.docx
+++ b/ITUniversity.docx
@@ -13,7 +13,6 @@
           <w:lang w:val="fr-FR"/>
         </w:rPr>
       </w:pPr>
-      <w:proofErr w:type="spellStart"/>
       <w:r>
         <w:rPr>
           <w:b/>
@@ -25,7 +24,6 @@
         </w:rPr>
         <w:t>ITUniversity</w:t>
       </w:r>
-      <w:proofErr w:type="spellEnd"/>
     </w:p>
     <w:p>
       <w:pPr>
@@ -94,7 +92,6 @@
           <w:lang w:val="fr-FR"/>
         </w:rPr>
       </w:pPr>
-      <w:proofErr w:type="spellStart"/>
       <w:r>
         <w:rPr>
           <w:rFonts w:ascii="Roboto Mono" w:eastAsia="Roboto Mono" w:hAnsi="Roboto Mono" w:cs="Roboto Mono"/>
@@ -104,9 +101,31 @@
           <w:u w:val="single"/>
           <w:lang w:val="fr-FR"/>
         </w:rPr>
-        <w:t>Annee</w:t>
-      </w:r>
-      <w:proofErr w:type="spellEnd"/>
+        <w:t>Annee Scolaire</w:t>
+      </w:r>
+      <w:r>
+        <w:rPr>
+          <w:rFonts w:ascii="Roboto Mono" w:eastAsia="Roboto Mono" w:hAnsi="Roboto Mono" w:cs="Roboto Mono"/>
+          <w:sz w:val="20"/>
+          <w:szCs w:val="20"/>
+          <w:highlight w:val="white"/>
+          <w:lang w:val="fr-FR"/>
+        </w:rPr>
+        <w:t xml:space="preserve"> : 2025-2026</w:t>
+      </w:r>
+    </w:p>
+    <w:p>
+      <w:pPr>
+        <w:spacing w:line="393" w:lineRule="auto"/>
+        <w:jc w:val="right"/>
+        <w:rPr>
+          <w:rFonts w:ascii="Roboto Mono" w:eastAsia="Roboto Mono" w:hAnsi="Roboto Mono" w:cs="Roboto Mono"/>
+          <w:sz w:val="20"/>
+          <w:szCs w:val="20"/>
+          <w:highlight w:val="white"/>
+          <w:lang w:val="fr-FR"/>
+        </w:rPr>
+      </w:pPr>
       <w:r>
         <w:rPr>
           <w:rFonts w:ascii="Roboto Mono" w:eastAsia="Roboto Mono" w:hAnsi="Roboto Mono" w:cs="Roboto Mono"/>
@@ -116,7 +135,7 @@
           <w:u w:val="single"/>
           <w:lang w:val="fr-FR"/>
         </w:rPr>
-        <w:t xml:space="preserve"> Scolaire</w:t>
+        <w:t>Date</w:t>
       </w:r>
       <w:r>
         <w:rPr>
@@ -126,13 +145,9 @@
           <w:highlight w:val="white"/>
           <w:lang w:val="fr-FR"/>
         </w:rPr>
-        <w:t xml:space="preserve"> : 2025-2026</w:t>
-      </w:r>
-    </w:p>
-    <w:p>
-      <w:pPr>
-        <w:spacing w:line="393" w:lineRule="auto"/>
-        <w:jc w:val="right"/>
+        <w:t xml:space="preserve"> : </w:t>
+      </w:r>
+      <w:r>
         <w:rPr>
           <w:rFonts w:ascii="Roboto Mono" w:eastAsia="Roboto Mono" w:hAnsi="Roboto Mono" w:cs="Roboto Mono"/>
           <w:sz w:val="20"/>
@@ -140,17 +155,7 @@
           <w:highlight w:val="white"/>
           <w:lang w:val="fr-FR"/>
         </w:rPr>
-      </w:pPr>
-      <w:r>
-        <w:rPr>
-          <w:rFonts w:ascii="Roboto Mono" w:eastAsia="Roboto Mono" w:hAnsi="Roboto Mono" w:cs="Roboto Mono"/>
-          <w:sz w:val="20"/>
-          <w:szCs w:val="20"/>
-          <w:highlight w:val="white"/>
-          <w:u w:val="single"/>
-          <w:lang w:val="fr-FR"/>
-        </w:rPr>
-        <w:t>Date</w:t>
+        <w:t>31</w:t>
       </w:r>
       <w:r>
         <w:rPr>
@@ -160,7 +165,7 @@
           <w:highlight w:val="white"/>
           <w:lang w:val="fr-FR"/>
         </w:rPr>
-        <w:t xml:space="preserve"> : </w:t>
+        <w:t>/0</w:t>
       </w:r>
       <w:r>
         <w:rPr>
@@ -170,7 +175,7 @@
           <w:highlight w:val="white"/>
           <w:lang w:val="fr-FR"/>
         </w:rPr>
-        <w:t>31</w:t>
+        <w:t>3</w:t>
       </w:r>
       <w:r>
         <w:rPr>
@@ -180,26 +185,6 @@
           <w:highlight w:val="white"/>
           <w:lang w:val="fr-FR"/>
         </w:rPr>
-        <w:t>/0</w:t>
-      </w:r>
-      <w:r>
-        <w:rPr>
-          <w:rFonts w:ascii="Roboto Mono" w:eastAsia="Roboto Mono" w:hAnsi="Roboto Mono" w:cs="Roboto Mono"/>
-          <w:sz w:val="20"/>
-          <w:szCs w:val="20"/>
-          <w:highlight w:val="white"/>
-          <w:lang w:val="fr-FR"/>
-        </w:rPr>
-        <w:t>3</w:t>
-      </w:r>
-      <w:r>
-        <w:rPr>
-          <w:rFonts w:ascii="Roboto Mono" w:eastAsia="Roboto Mono" w:hAnsi="Roboto Mono" w:cs="Roboto Mono"/>
-          <w:sz w:val="20"/>
-          <w:szCs w:val="20"/>
-          <w:highlight w:val="white"/>
-          <w:lang w:val="fr-FR"/>
-        </w:rPr>
         <w:t>/2026</w:t>
       </w:r>
     </w:p>
@@ -242,23 +227,7 @@
           <w:lang w:val="fr-FR"/>
         </w:rPr>
         <w:tab/>
-        <w:t xml:space="preserve">BAKOMALALA Fenitra </w:t>
-      </w:r>
-      <w:proofErr w:type="spellStart"/>
-      <w:r>
-        <w:rPr>
-          <w:rFonts w:ascii="Arial" w:hAnsi="Arial" w:cs="Arial"/>
-          <w:lang w:val="fr-FR"/>
-        </w:rPr>
-        <w:t>nomena</w:t>
-      </w:r>
-      <w:proofErr w:type="spellEnd"/>
-      <w:r>
-        <w:rPr>
-          <w:rFonts w:ascii="Arial" w:hAnsi="Arial" w:cs="Arial"/>
-          <w:lang w:val="fr-FR"/>
-        </w:rPr>
-        <w:t xml:space="preserve"> Sarobidy</w:t>
+        <w:t>BAKOMALALA Fenitra nomena Sarobidy</w:t>
       </w:r>
     </w:p>
     <w:p>
@@ -311,39 +280,8 @@
           <w:szCs w:val="20"/>
           <w:lang w:val="fr-FR"/>
         </w:rPr>
-        <w:t xml:space="preserve">RAMANANKORAISINA </w:t>
-      </w:r>
-      <w:proofErr w:type="spellStart"/>
-      <w:r>
-        <w:rPr>
-          <w:rFonts w:ascii="Arial" w:eastAsia="Roboto Mono" w:hAnsi="Arial" w:cs="Arial"/>
-          <w:sz w:val="20"/>
-          <w:szCs w:val="20"/>
-          <w:lang w:val="fr-FR"/>
-        </w:rPr>
-        <w:t>Harenkanto</w:t>
-      </w:r>
-      <w:proofErr w:type="spellEnd"/>
-      <w:r>
-        <w:rPr>
-          <w:rFonts w:ascii="Arial" w:eastAsia="Roboto Mono" w:hAnsi="Arial" w:cs="Arial"/>
-          <w:sz w:val="20"/>
-          <w:szCs w:val="20"/>
-          <w:lang w:val="fr-FR"/>
-        </w:rPr>
-        <w:t xml:space="preserve"> </w:t>
-      </w:r>
-      <w:proofErr w:type="spellStart"/>
-      <w:r>
-        <w:rPr>
-          <w:rFonts w:ascii="Arial" w:eastAsia="Roboto Mono" w:hAnsi="Arial" w:cs="Arial"/>
-          <w:sz w:val="20"/>
-          <w:szCs w:val="20"/>
-          <w:lang w:val="fr-FR"/>
-        </w:rPr>
-        <w:t>Mitia</w:t>
-      </w:r>
-      <w:proofErr w:type="spellEnd"/>
+        <w:t>RAMANANKORAISINA Harenkanto Mitia</w:t>
+      </w:r>
     </w:p>
     <w:p>
       <w:pPr>
@@ -352,7 +290,6 @@
           <w:lang w:val="fr-FR"/>
         </w:rPr>
       </w:pPr>
-      <w:proofErr w:type="spellStart"/>
       <w:r>
         <w:rPr>
           <w:rFonts w:cs="Arial"/>
@@ -365,15 +302,7 @@
           <w:rFonts w:cs="Arial"/>
           <w:lang w:val="fr-FR"/>
         </w:rPr>
-        <w:t>tation</w:t>
-      </w:r>
-      <w:proofErr w:type="spellEnd"/>
-      <w:r>
-        <w:rPr>
-          <w:rFonts w:cs="Arial"/>
-          <w:lang w:val="fr-FR"/>
-        </w:rPr>
-        <w:t xml:space="preserve"> du projet</w:t>
+        <w:t>tation du projet</w:t>
       </w:r>
     </w:p>
     <w:p>
@@ -555,23 +484,7 @@
           <w:rStyle w:val="citation-666"/>
           <w:rFonts w:asciiTheme="minorHAnsi" w:hAnsiTheme="minorHAnsi"/>
         </w:rPr>
-        <w:t xml:space="preserve"> Structuration des contenus par catégories et gestion des "</w:t>
-      </w:r>
-      <w:proofErr w:type="spellStart"/>
-      <w:r>
-        <w:rPr>
-          <w:rStyle w:val="citation-666"/>
-          <w:rFonts w:asciiTheme="minorHAnsi" w:hAnsiTheme="minorHAnsi"/>
-        </w:rPr>
-        <w:t>slugs</w:t>
-      </w:r>
-      <w:proofErr w:type="spellEnd"/>
-      <w:r>
-        <w:rPr>
-          <w:rStyle w:val="citation-666"/>
-          <w:rFonts w:asciiTheme="minorHAnsi" w:hAnsiTheme="minorHAnsi"/>
-        </w:rPr>
-        <w:t>" pour garantir des URLs propres et lisibles (SEO)</w:t>
+        <w:t xml:space="preserve"> Structuration des contenus par catégories et gestion des "slugs" pour garantir des URLs propres et lisibles (SEO)</w:t>
       </w:r>
       <w:r>
         <w:rPr>
@@ -698,9 +611,15 @@
           <w:sz w:val="20"/>
           <w:szCs w:val="20"/>
         </w:rPr>
-        <w:t>&lt;</w:t>
-      </w:r>
-      <w:proofErr w:type="spellStart"/>
+        <w:t>&lt;title&gt;</w:t>
+      </w:r>
+      <w:r>
+        <w:rPr>
+          <w:rStyle w:val="citation-663"/>
+          <w:rFonts w:asciiTheme="minorHAnsi" w:hAnsiTheme="minorHAnsi"/>
+        </w:rPr>
+        <w:t xml:space="preserve">, </w:t>
+      </w:r>
       <w:r>
         <w:rPr>
           <w:rStyle w:val="citation-663"/>
@@ -708,53 +627,7 @@
           <w:sz w:val="20"/>
           <w:szCs w:val="20"/>
         </w:rPr>
-        <w:t>title</w:t>
-      </w:r>
-      <w:proofErr w:type="spellEnd"/>
-      <w:r>
-        <w:rPr>
-          <w:rStyle w:val="citation-663"/>
-          <w:rFonts w:asciiTheme="minorHAnsi" w:hAnsiTheme="minorHAnsi" w:cs="Courier New"/>
-          <w:sz w:val="20"/>
-          <w:szCs w:val="20"/>
-        </w:rPr>
-        <w:t>&gt;</w:t>
-      </w:r>
-      <w:r>
-        <w:rPr>
-          <w:rStyle w:val="citation-663"/>
-          <w:rFonts w:asciiTheme="minorHAnsi" w:hAnsiTheme="minorHAnsi"/>
-        </w:rPr>
-        <w:t xml:space="preserve">, </w:t>
-      </w:r>
-      <w:r>
-        <w:rPr>
-          <w:rStyle w:val="citation-663"/>
-          <w:rFonts w:asciiTheme="minorHAnsi" w:hAnsiTheme="minorHAnsi" w:cs="Courier New"/>
-          <w:sz w:val="20"/>
-          <w:szCs w:val="20"/>
-        </w:rPr>
-        <w:t>&lt;</w:t>
-      </w:r>
-      <w:proofErr w:type="spellStart"/>
-      <w:r>
-        <w:rPr>
-          <w:rStyle w:val="citation-663"/>
-          <w:rFonts w:asciiTheme="minorHAnsi" w:hAnsiTheme="minorHAnsi" w:cs="Courier New"/>
-          <w:sz w:val="20"/>
-          <w:szCs w:val="20"/>
-        </w:rPr>
-        <w:t>meta</w:t>
-      </w:r>
-      <w:proofErr w:type="spellEnd"/>
-      <w:r>
-        <w:rPr>
-          <w:rStyle w:val="citation-663"/>
-          <w:rFonts w:asciiTheme="minorHAnsi" w:hAnsiTheme="minorHAnsi" w:cs="Courier New"/>
-          <w:sz w:val="20"/>
-          <w:szCs w:val="20"/>
-        </w:rPr>
-        <w:t xml:space="preserve"> description&gt;</w:t>
+        <w:t>&lt;meta description&gt;</w:t>
       </w:r>
       <w:r>
         <w:rPr>
@@ -796,23 +669,7 @@
           <w:rStyle w:val="citation-662"/>
           <w:rFonts w:asciiTheme="minorHAnsi" w:hAnsiTheme="minorHAnsi"/>
         </w:rPr>
-        <w:t xml:space="preserve"> Interface entièrement responsive s'adaptant aux supports mobiles et ordinateurs (testée via </w:t>
-      </w:r>
-      <w:proofErr w:type="spellStart"/>
-      <w:r>
-        <w:rPr>
-          <w:rStyle w:val="citation-662"/>
-          <w:rFonts w:asciiTheme="minorHAnsi" w:hAnsiTheme="minorHAnsi"/>
-        </w:rPr>
-        <w:t>Lighthouse</w:t>
-      </w:r>
-      <w:proofErr w:type="spellEnd"/>
-      <w:r>
-        <w:rPr>
-          <w:rStyle w:val="citation-662"/>
-          <w:rFonts w:asciiTheme="minorHAnsi" w:hAnsiTheme="minorHAnsi"/>
-        </w:rPr>
-        <w:t>)</w:t>
+        <w:t xml:space="preserve"> Interface entièrement responsive s'adaptant aux supports mobiles et ordinateurs (testée via Lighthouse)</w:t>
       </w:r>
     </w:p>
     <w:p>
@@ -937,27 +794,7 @@
           <w:sz w:val="22"/>
           <w:szCs w:val="22"/>
         </w:rPr>
-        <w:t xml:space="preserve"> Intégration de </w:t>
-      </w:r>
-      <w:proofErr w:type="spellStart"/>
-      <w:r>
-        <w:rPr>
-          <w:rStyle w:val="citation-659"/>
-          <w:rFonts w:asciiTheme="minorHAnsi" w:hAnsiTheme="minorHAnsi"/>
-          <w:sz w:val="22"/>
-          <w:szCs w:val="22"/>
-        </w:rPr>
-        <w:t>TinyMCE</w:t>
-      </w:r>
-      <w:proofErr w:type="spellEnd"/>
-      <w:r>
-        <w:rPr>
-          <w:rStyle w:val="citation-659"/>
-          <w:rFonts w:asciiTheme="minorHAnsi" w:hAnsiTheme="minorHAnsi"/>
-          <w:sz w:val="22"/>
-          <w:szCs w:val="22"/>
-        </w:rPr>
-        <w:t xml:space="preserve"> pour permettre aux rédacteurs de gérer les balises HTML sans coder directement</w:t>
+        <w:t xml:space="preserve"> Intégration de TinyMCE pour permettre aux rédacteurs de gérer les balises HTML sans coder directement</w:t>
       </w:r>
       <w:r>
         <w:rPr>
@@ -1006,17 +843,7 @@
           <w:sz w:val="22"/>
           <w:szCs w:val="22"/>
         </w:rPr>
-        <w:t xml:space="preserve"> HTML</w:t>
-      </w:r>
-      <w:proofErr w:type="gramStart"/>
-      <w:r>
-        <w:rPr>
-          <w:rStyle w:val="citation-658"/>
-          <w:rFonts w:asciiTheme="minorHAnsi" w:hAnsiTheme="minorHAnsi"/>
-          <w:sz w:val="22"/>
-          <w:szCs w:val="22"/>
-        </w:rPr>
-        <w:t xml:space="preserve">5 </w:t>
+        <w:t xml:space="preserve"> HTML5 </w:t>
       </w:r>
       <w:r>
         <w:rPr>
@@ -1035,17 +862,7 @@
           <w:sz w:val="22"/>
           <w:szCs w:val="22"/>
         </w:rPr>
-        <w:t>CSS</w:t>
-      </w:r>
-      <w:proofErr w:type="gramEnd"/>
-      <w:r>
-        <w:rPr>
-          <w:rStyle w:val="citation-658"/>
-          <w:rFonts w:asciiTheme="minorHAnsi" w:hAnsiTheme="minorHAnsi"/>
-          <w:sz w:val="22"/>
-          <w:szCs w:val="22"/>
-        </w:rPr>
-        <w:t xml:space="preserve">3 </w:t>
+        <w:t xml:space="preserve">CSS3 </w:t>
       </w:r>
       <w:r>
         <w:rPr>
@@ -1116,7 +933,6 @@
         </w:rPr>
         <w:t xml:space="preserve"> Apache avec activation du module </w:t>
       </w:r>
-      <w:proofErr w:type="spellStart"/>
       <w:r>
         <w:rPr>
           <w:rStyle w:val="citation-657"/>
@@ -1126,7 +942,6 @@
         </w:rPr>
         <w:t>mod_rewrite</w:t>
       </w:r>
-      <w:proofErr w:type="spellEnd"/>
       <w:r>
         <w:rPr>
           <w:rStyle w:val="citation-657"/>
@@ -1143,19 +958,8 @@
           <w:sz w:val="22"/>
           <w:szCs w:val="22"/>
         </w:rPr>
-        <w:t>.</w:t>
-      </w:r>
-      <w:proofErr w:type="spellStart"/>
-      <w:r>
-        <w:rPr>
-          <w:rStyle w:val="citation-657"/>
-          <w:rFonts w:asciiTheme="minorHAnsi" w:hAnsiTheme="minorHAnsi" w:cs="Courier New"/>
-          <w:sz w:val="22"/>
-          <w:szCs w:val="22"/>
-        </w:rPr>
-        <w:t>htaccess</w:t>
-      </w:r>
-      <w:proofErr w:type="spellEnd"/>
+        <w:t>.htaccess</w:t>
+      </w:r>
       <w:r>
         <w:rPr>
           <w:rFonts w:asciiTheme="minorHAnsi" w:hAnsiTheme="minorHAnsi"/>
@@ -1261,80 +1065,7 @@
           <w:rFonts w:cs="Arial"/>
           <w:lang w:val="fr-FR"/>
         </w:rPr>
-        <w:t xml:space="preserve">Table media : Stocke les informations des fichiers </w:t>
-      </w:r>
-      <w:proofErr w:type="spellStart"/>
-      <w:proofErr w:type="gramStart"/>
-      <w:r>
-        <w:rPr>
-          <w:rFonts w:cs="Arial"/>
-          <w:lang w:val="fr-FR"/>
-        </w:rPr>
-        <w:t>medias</w:t>
-      </w:r>
-      <w:proofErr w:type="spellEnd"/>
-      <w:r>
-        <w:rPr>
-          <w:rFonts w:cs="Arial"/>
-          <w:lang w:val="fr-FR"/>
-        </w:rPr>
-        <w:t>(</w:t>
-      </w:r>
-      <w:proofErr w:type="gramEnd"/>
-      <w:r>
-        <w:rPr>
-          <w:rFonts w:cs="Arial"/>
-          <w:lang w:val="fr-FR"/>
-        </w:rPr>
-        <w:t xml:space="preserve">chemin du fichier et texte alternatif </w:t>
-      </w:r>
-      <w:proofErr w:type="spellStart"/>
-      <w:r>
-        <w:rPr>
-          <w:rFonts w:cs="Arial"/>
-          <w:lang w:val="fr-FR"/>
-        </w:rPr>
-        <w:t>alt_text</w:t>
-      </w:r>
-      <w:proofErr w:type="spellEnd"/>
-      <w:r>
-        <w:rPr>
-          <w:rFonts w:cs="Arial"/>
-          <w:lang w:val="fr-FR"/>
-        </w:rPr>
-        <w:t>). Elle permet d’afficher les images et d’</w:t>
-      </w:r>
-      <w:proofErr w:type="spellStart"/>
-      <w:r>
-        <w:rPr>
-          <w:rFonts w:cs="Arial"/>
-          <w:lang w:val="fr-FR"/>
-        </w:rPr>
-        <w:t>ameliorer</w:t>
-      </w:r>
-      <w:proofErr w:type="spellEnd"/>
-      <w:r>
-        <w:rPr>
-          <w:rFonts w:cs="Arial"/>
-          <w:lang w:val="fr-FR"/>
-        </w:rPr>
-        <w:t xml:space="preserve"> l’</w:t>
-      </w:r>
-      <w:proofErr w:type="spellStart"/>
-      <w:r>
-        <w:rPr>
-          <w:rFonts w:cs="Arial"/>
-          <w:lang w:val="fr-FR"/>
-        </w:rPr>
-        <w:t>accessibilite</w:t>
-      </w:r>
-      <w:proofErr w:type="spellEnd"/>
-      <w:r>
-        <w:rPr>
-          <w:rFonts w:cs="Arial"/>
-          <w:lang w:val="fr-FR"/>
-        </w:rPr>
-        <w:t>/SEO via alt.</w:t>
+        <w:t>Table media : Stocke les informations des fichiers medias(chemin du fichier et texte alternatif alt_text). Elle permet d’afficher les images et d’ameliorer l’accessibilite/SEO via alt.</w:t>
       </w:r>
       <w:r>
         <w:rPr>
@@ -1426,23 +1157,7 @@
           <w:rFonts w:eastAsia="Times New Roman" w:cs="Times New Roman"/>
           <w:lang w:val="fr-MG" w:eastAsia="fr-MG"/>
         </w:rPr>
-        <w:t xml:space="preserve">Le projet intègre une réécriture d’URL via le module </w:t>
-      </w:r>
-      <w:proofErr w:type="spellStart"/>
-      <w:r>
-        <w:rPr>
-          <w:rFonts w:eastAsia="Times New Roman" w:cs="Times New Roman"/>
-          <w:lang w:val="fr-MG" w:eastAsia="fr-MG"/>
-        </w:rPr>
-        <w:t>mod_rewrite</w:t>
-      </w:r>
-      <w:proofErr w:type="spellEnd"/>
-      <w:r>
-        <w:rPr>
-          <w:rFonts w:eastAsia="Times New Roman" w:cs="Times New Roman"/>
-          <w:lang w:val="fr-MG" w:eastAsia="fr-MG"/>
-        </w:rPr>
-        <w:t xml:space="preserve"> d'Apache afin de transformer les routes techniques en URLs sémantiques.</w:t>
+        <w:t>Le projet intègre une réécriture d’URL via le module mod_rewrite d'Apache afin de transformer les routes techniques en URLs sémantiques.</w:t>
       </w:r>
     </w:p>
     <w:p>
@@ -1476,39 +1191,14 @@
           <w:rFonts w:eastAsia="Times New Roman" w:cs="Times New Roman"/>
           <w:lang w:val="fr-MG" w:eastAsia="fr-MG"/>
         </w:rPr>
-        <w:t xml:space="preserve"> Éliminer les paramètres complexes (</w:t>
-      </w:r>
-      <w:proofErr w:type="gramStart"/>
-      <w:r>
-        <w:rPr>
-          <w:rFonts w:eastAsia="Times New Roman" w:cs="Times New Roman"/>
-          <w:lang w:val="fr-MG" w:eastAsia="fr-MG"/>
-        </w:rPr>
-        <w:t>ex:</w:t>
-      </w:r>
-      <w:proofErr w:type="gramEnd"/>
-      <w:r>
-        <w:rPr>
-          <w:rFonts w:eastAsia="Times New Roman" w:cs="Times New Roman"/>
-          <w:lang w:val="fr-MG" w:eastAsia="fr-MG"/>
-        </w:rPr>
-        <w:t xml:space="preserve"> </w:t>
-      </w:r>
-      <w:proofErr w:type="spellStart"/>
+        <w:t xml:space="preserve"> Éliminer les paramètres complexes (ex: </w:t>
+      </w:r>
       <w:r>
         <w:rPr>
           <w:rFonts w:eastAsia="Times New Roman" w:cs="Courier New"/>
           <w:lang w:val="fr-MG" w:eastAsia="fr-MG"/>
         </w:rPr>
-        <w:t>index.php?id</w:t>
-      </w:r>
-      <w:proofErr w:type="spellEnd"/>
-      <w:r>
-        <w:rPr>
-          <w:rFonts w:eastAsia="Times New Roman" w:cs="Courier New"/>
-          <w:lang w:val="fr-MG" w:eastAsia="fr-MG"/>
-        </w:rPr>
-        <w:t>=...</w:t>
+        <w:t>index.php?id=...</w:t>
       </w:r>
       <w:r>
         <w:rPr>
@@ -1620,23 +1310,7 @@
           <w:rFonts w:eastAsia="Times New Roman" w:cs="Times New Roman"/>
           <w:lang w:val="fr-MG" w:eastAsia="fr-MG"/>
         </w:rPr>
-        <w:t xml:space="preserve"> (</w:t>
-      </w:r>
-      <w:proofErr w:type="gramStart"/>
-      <w:r>
-        <w:rPr>
-          <w:rFonts w:eastAsia="Times New Roman" w:cs="Times New Roman"/>
-          <w:lang w:val="fr-MG" w:eastAsia="fr-MG"/>
-        </w:rPr>
-        <w:t>ex:</w:t>
-      </w:r>
-      <w:proofErr w:type="gramEnd"/>
-      <w:r>
-        <w:rPr>
-          <w:rFonts w:eastAsia="Times New Roman" w:cs="Times New Roman"/>
-          <w:lang w:val="fr-MG" w:eastAsia="fr-MG"/>
-        </w:rPr>
-        <w:t xml:space="preserve"> </w:t>
+        <w:t xml:space="preserve"> (ex: </w:t>
       </w:r>
       <w:r>
         <w:rPr>
@@ -1682,23 +1356,7 @@
           <w:rFonts w:eastAsia="Times New Roman" w:cs="Courier New"/>
           <w:lang w:val="fr-MG" w:eastAsia="fr-MG"/>
         </w:rPr>
-        <w:t>/</w:t>
-      </w:r>
-      <w:proofErr w:type="spellStart"/>
-      <w:r>
-        <w:rPr>
-          <w:rFonts w:eastAsia="Times New Roman" w:cs="Courier New"/>
-          <w:lang w:val="fr-MG" w:eastAsia="fr-MG"/>
-        </w:rPr>
-        <w:t>categorie</w:t>
-      </w:r>
-      <w:proofErr w:type="spellEnd"/>
-      <w:r>
-        <w:rPr>
-          <w:rFonts w:eastAsia="Times New Roman" w:cs="Courier New"/>
-          <w:lang w:val="fr-MG" w:eastAsia="fr-MG"/>
-        </w:rPr>
-        <w:t>/{slug}</w:t>
+        <w:t>/categorie/{slug}</w:t>
       </w:r>
     </w:p>
     <w:p>
@@ -1744,17 +1402,8 @@
           <w:rFonts w:eastAsia="Times New Roman" w:cs="Courier New"/>
           <w:lang w:val="fr-MG" w:eastAsia="fr-MG"/>
         </w:rPr>
-        <w:t>/admin/</w:t>
-      </w:r>
-      <w:proofErr w:type="spellStart"/>
-      <w:r>
-        <w:rPr>
-          <w:rFonts w:eastAsia="Times New Roman" w:cs="Courier New"/>
-          <w:lang w:val="fr-MG" w:eastAsia="fr-MG"/>
-        </w:rPr>
-        <w:t>dashboard</w:t>
-      </w:r>
-      <w:proofErr w:type="spellEnd"/>
+        <w:t>/admin/dashboard</w:t>
+      </w:r>
     </w:p>
     <w:p>
       <w:pPr>
@@ -1897,7 +1546,6 @@
         </w:rPr>
         <w:t xml:space="preserve"> Organisation logique des sous-sections générées via l'éditeur </w:t>
       </w:r>
-      <w:proofErr w:type="spellStart"/>
       <w:r>
         <w:rPr>
           <w:rFonts w:eastAsia="Times New Roman" w:cs="Times New Roman"/>
@@ -1907,7 +1555,6 @@
         </w:rPr>
         <w:t>TinyMCE</w:t>
       </w:r>
-      <w:proofErr w:type="spellEnd"/>
       <w:r>
         <w:rPr>
           <w:rFonts w:eastAsia="Times New Roman" w:cs="Times New Roman"/>
@@ -1952,17 +1599,8 @@
           <w:rFonts w:eastAsia="Times New Roman" w:cs="Times New Roman"/>
           <w:lang w:val="fr-MG" w:eastAsia="fr-MG"/>
         </w:rPr>
-        <w:t xml:space="preserve">Pour éviter le contenu dupliqué et optimiser l'affichage dans les résultats de recherche (SERP), les balises sont générées dynamiquement en </w:t>
-      </w:r>
-      <w:proofErr w:type="gramStart"/>
-      <w:r>
-        <w:rPr>
-          <w:rFonts w:eastAsia="Times New Roman" w:cs="Times New Roman"/>
-          <w:lang w:val="fr-MG" w:eastAsia="fr-MG"/>
-        </w:rPr>
-        <w:t>PHP:</w:t>
-      </w:r>
-      <w:proofErr w:type="gramEnd"/>
+        <w:t>Pour éviter le contenu dupliqué et optimiser l'affichage dans les résultats de recherche (SERP), les balises sont générées dynamiquement en PHP:</w:t>
+      </w:r>
     </w:p>
     <w:p>
       <w:pPr>
@@ -1981,7 +1619,6 @@
           <w:lang w:val="fr-MG" w:eastAsia="fr-MG"/>
         </w:rPr>
       </w:pPr>
-      <w:proofErr w:type="spellStart"/>
       <w:r>
         <w:rPr>
           <w:rFonts w:eastAsia="Times New Roman" w:cs="Times New Roman"/>
@@ -1989,17 +1626,7 @@
           <w:bCs/>
           <w:lang w:val="fr-MG" w:eastAsia="fr-MG"/>
         </w:rPr>
-        <w:t>Title</w:t>
-      </w:r>
-      <w:proofErr w:type="spellEnd"/>
-      <w:r>
-        <w:rPr>
-          <w:rFonts w:eastAsia="Times New Roman" w:cs="Times New Roman"/>
-          <w:b/>
-          <w:bCs/>
-          <w:lang w:val="fr-MG" w:eastAsia="fr-MG"/>
-        </w:rPr>
-        <w:t xml:space="preserve"> :</w:t>
+        <w:t>Title :</w:t>
       </w:r>
       <w:r>
         <w:rPr>
@@ -2166,7 +1793,6 @@
         </w:rPr>
         <w:t xml:space="preserve"> Chaque média possède un champ </w:t>
       </w:r>
-      <w:proofErr w:type="spellStart"/>
       <w:r>
         <w:rPr>
           <w:rFonts w:eastAsia="Times New Roman" w:cs="Courier New"/>
@@ -2174,7 +1800,6 @@
         </w:rPr>
         <w:t>alt_text</w:t>
       </w:r>
-      <w:proofErr w:type="spellEnd"/>
       <w:r>
         <w:rPr>
           <w:rFonts w:eastAsia="Times New Roman" w:cs="Times New Roman"/>
@@ -2249,23 +1874,7 @@
           <w:rFonts w:eastAsia="Times New Roman" w:cs="Courier New"/>
           <w:lang w:val="fr-MG" w:eastAsia="fr-MG"/>
         </w:rPr>
-        <w:t>&lt;</w:t>
-      </w:r>
-      <w:proofErr w:type="spellStart"/>
-      <w:r>
-        <w:rPr>
-          <w:rFonts w:eastAsia="Times New Roman" w:cs="Courier New"/>
-          <w:lang w:val="fr-MG" w:eastAsia="fr-MG"/>
-        </w:rPr>
-        <w:t>img</w:t>
-      </w:r>
-      <w:proofErr w:type="spellEnd"/>
-      <w:r>
-        <w:rPr>
-          <w:rFonts w:eastAsia="Times New Roman" w:cs="Courier New"/>
-          <w:lang w:val="fr-MG" w:eastAsia="fr-MG"/>
-        </w:rPr>
-        <w:t>&gt;</w:t>
+        <w:t>&lt;img&gt;</w:t>
       </w:r>
       <w:r>
         <w:rPr>
@@ -2292,7 +1901,6 @@
           <w:lang w:val="fr-MG" w:eastAsia="fr-MG"/>
         </w:rPr>
       </w:pPr>
-      <w:proofErr w:type="spellStart"/>
       <w:r>
         <w:rPr>
           <w:rFonts w:eastAsia="Times New Roman" w:cs="Times New Roman"/>
@@ -2300,9 +1908,15 @@
           <w:bCs/>
           <w:lang w:val="fr-MG" w:eastAsia="fr-MG"/>
         </w:rPr>
-        <w:t>Fallback</w:t>
-      </w:r>
-      <w:proofErr w:type="spellEnd"/>
+        <w:t>Fallback :</w:t>
+      </w:r>
+      <w:r>
+        <w:rPr>
+          <w:rFonts w:eastAsia="Times New Roman" w:cs="Times New Roman"/>
+          <w:lang w:val="fr-MG" w:eastAsia="fr-MG"/>
+        </w:rPr>
+        <w:t xml:space="preserve"> En cas d'absence de saisie manuelle, un texte alternatif par défaut (basé sur le titre de l'article) est généré pour garantir la conformité aux tests </w:t>
+      </w:r>
       <w:r>
         <w:rPr>
           <w:rFonts w:eastAsia="Times New Roman" w:cs="Times New Roman"/>
@@ -2310,81 +1924,52 @@
           <w:bCs/>
           <w:lang w:val="fr-MG" w:eastAsia="fr-MG"/>
         </w:rPr>
-        <w:t xml:space="preserve"> :</w:t>
-      </w:r>
-      <w:r>
-        <w:rPr>
-          <w:rFonts w:eastAsia="Times New Roman" w:cs="Times New Roman"/>
-          <w:lang w:val="fr-MG" w:eastAsia="fr-MG"/>
-        </w:rPr>
-        <w:t xml:space="preserve"> En cas d'absence de saisie manuelle, un texte alternatif par défaut (basé sur le titre de l'article) est généré pour garantir la conformité aux tests </w:t>
-      </w:r>
-      <w:proofErr w:type="spellStart"/>
-      <w:r>
+        <w:t>Lighthouse</w:t>
+      </w:r>
+      <w:r>
+        <w:rPr>
+          <w:rFonts w:eastAsia="Times New Roman" w:cs="Times New Roman"/>
+          <w:lang w:val="fr-MG" w:eastAsia="fr-MG"/>
+        </w:rPr>
+        <w:t>.</w:t>
+      </w:r>
+    </w:p>
+    <w:p>
+      <w:pPr>
+        <w:spacing w:before="100" w:beforeAutospacing="1" w:after="100" w:afterAutospacing="1" w:line="240" w:lineRule="auto"/>
+        <w:rPr>
+          <w:rFonts w:eastAsia="Times New Roman" w:cs="Times New Roman"/>
+          <w:lang w:val="fr-FR" w:eastAsia="fr-MG"/>
+        </w:rPr>
+      </w:pPr>
+      <w:r>
+        <w:rPr>
+          <w:rFonts w:eastAsia="Times New Roman" w:cs="Times New Roman"/>
+          <w:lang w:val="fr-FR" w:eastAsia="fr-MG"/>
+        </w:rPr>
+        <w:t>Manuel d’installation docker</w:t>
+      </w:r>
+    </w:p>
+    <w:p>
+      <w:pPr>
+        <w:spacing w:before="100" w:beforeAutospacing="1" w:after="100" w:afterAutospacing="1" w:line="240" w:lineRule="auto"/>
+        <w:outlineLvl w:val="2"/>
         <w:rPr>
           <w:rFonts w:eastAsia="Times New Roman" w:cs="Times New Roman"/>
           <w:b/>
           <w:bCs/>
           <w:lang w:val="fr-MG" w:eastAsia="fr-MG"/>
         </w:rPr>
-        <w:t>Lighthouse</w:t>
-      </w:r>
-      <w:proofErr w:type="spellEnd"/>
-      <w:r>
-        <w:rPr>
-          <w:rFonts w:eastAsia="Times New Roman" w:cs="Times New Roman"/>
-          <w:lang w:val="fr-MG" w:eastAsia="fr-MG"/>
-        </w:rPr>
-        <w:t>.</w:t>
-      </w:r>
-    </w:p>
-    <w:p>
-      <w:pPr>
-        <w:spacing w:before="100" w:beforeAutospacing="1" w:after="100" w:afterAutospacing="1" w:line="240" w:lineRule="auto"/>
-        <w:rPr>
-          <w:rFonts w:eastAsia="Times New Roman" w:cs="Times New Roman"/>
-          <w:lang w:val="fr-FR" w:eastAsia="fr-MG"/>
-        </w:rPr>
-      </w:pPr>
-      <w:r>
-        <w:rPr>
-          <w:rFonts w:eastAsia="Times New Roman" w:cs="Times New Roman"/>
-          <w:lang w:val="fr-FR" w:eastAsia="fr-MG"/>
-        </w:rPr>
-        <w:t>Manuel d’installation docker</w:t>
-      </w:r>
-    </w:p>
-    <w:p>
-      <w:pPr>
-        <w:spacing w:before="100" w:beforeAutospacing="1" w:after="100" w:afterAutospacing="1" w:line="240" w:lineRule="auto"/>
-        <w:outlineLvl w:val="2"/>
+      </w:pPr>
+      <w:r>
         <w:rPr>
           <w:rFonts w:eastAsia="Times New Roman" w:cs="Times New Roman"/>
           <w:b/>
           <w:bCs/>
           <w:lang w:val="fr-MG" w:eastAsia="fr-MG"/>
         </w:rPr>
-      </w:pPr>
-      <w:r>
-        <w:rPr>
-          <w:rFonts w:eastAsia="Times New Roman" w:cs="Times New Roman"/>
-          <w:b/>
-          <w:bCs/>
-          <w:lang w:val="fr-MG" w:eastAsia="fr-MG"/>
-        </w:rPr>
-        <w:t xml:space="preserve"> </w:t>
-      </w:r>
-      <w:proofErr w:type="spellStart"/>
-      <w:r>
-        <w:rPr>
-          <w:rFonts w:eastAsia="Times New Roman" w:cs="Times New Roman"/>
-          <w:b/>
-          <w:bCs/>
-          <w:lang w:val="fr-MG" w:eastAsia="fr-MG"/>
-        </w:rPr>
-        <w:t>Pré-requis</w:t>
-      </w:r>
-      <w:proofErr w:type="spellEnd"/>
+        <w:t xml:space="preserve"> Pré-requis</w:t>
+      </w:r>
     </w:p>
     <w:p>
       <w:pPr>
@@ -2546,37 +2131,12 @@
           <w:lang w:val="fr-MG" w:eastAsia="fr-MG"/>
         </w:rPr>
       </w:pPr>
-      <w:proofErr w:type="gramStart"/>
       <w:r>
         <w:rPr>
           <w:rFonts w:eastAsia="Times New Roman" w:cs="Courier New"/>
           <w:lang w:val="fr-MG" w:eastAsia="fr-MG"/>
         </w:rPr>
-        <w:t>docker</w:t>
-      </w:r>
-      <w:proofErr w:type="gramEnd"/>
-      <w:r>
-        <w:rPr>
-          <w:rFonts w:eastAsia="Times New Roman" w:cs="Courier New"/>
-          <w:lang w:val="fr-MG" w:eastAsia="fr-MG"/>
-        </w:rPr>
-        <w:t xml:space="preserve"> compose up --</w:t>
-      </w:r>
-      <w:proofErr w:type="spellStart"/>
-      <w:r>
-        <w:rPr>
-          <w:rFonts w:eastAsia="Times New Roman" w:cs="Courier New"/>
-          <w:lang w:val="fr-MG" w:eastAsia="fr-MG"/>
-        </w:rPr>
-        <w:t>build</w:t>
-      </w:r>
-      <w:proofErr w:type="spellEnd"/>
-      <w:r>
-        <w:rPr>
-          <w:rFonts w:eastAsia="Times New Roman" w:cs="Courier New"/>
-          <w:lang w:val="fr-MG" w:eastAsia="fr-MG"/>
-        </w:rPr>
-        <w:t xml:space="preserve"> -d</w:t>
+        <w:t>docker compose up --build -d</w:t>
       </w:r>
     </w:p>
     <w:p>
@@ -2621,31 +2181,13 @@
           <w:lang w:val="fr-MG" w:eastAsia="fr-MG"/>
         </w:rPr>
       </w:pPr>
-      <w:proofErr w:type="gramStart"/>
       <w:r>
         <w:rPr>
           <w:rFonts w:eastAsia="Times New Roman" w:cs="Courier New"/>
           <w:lang w:val="fr-MG" w:eastAsia="fr-MG"/>
         </w:rPr>
-        <w:t>docker</w:t>
-      </w:r>
-      <w:proofErr w:type="gramEnd"/>
-      <w:r>
-        <w:rPr>
-          <w:rFonts w:eastAsia="Times New Roman" w:cs="Courier New"/>
-          <w:lang w:val="fr-MG" w:eastAsia="fr-MG"/>
-        </w:rPr>
-        <w:t xml:space="preserve"> compose </w:t>
-      </w:r>
-      <w:proofErr w:type="spellStart"/>
-      <w:r>
-        <w:rPr>
-          <w:rFonts w:eastAsia="Times New Roman" w:cs="Courier New"/>
-          <w:lang w:val="fr-MG" w:eastAsia="fr-MG"/>
-        </w:rPr>
-        <w:t>ps</w:t>
-      </w:r>
-      <w:proofErr w:type="spellEnd"/>
+        <w:t>docker compose ps</w:t>
+      </w:r>
     </w:p>
     <w:p>
       <w:pPr>
@@ -2677,7 +2219,6 @@
           <w:lang w:val="fr-MG" w:eastAsia="fr-MG"/>
         </w:rPr>
       </w:pPr>
-      <w:proofErr w:type="gramStart"/>
       <w:r>
         <w:rPr>
           <w:rFonts w:eastAsia="Times New Roman" w:cs="Times New Roman"/>
@@ -2687,7 +2228,6 @@
         </w:rPr>
         <w:t>web</w:t>
       </w:r>
-      <w:proofErr w:type="gramEnd"/>
       <w:r>
         <w:rPr>
           <w:rFonts w:eastAsia="Times New Roman" w:cs="Times New Roman"/>
@@ -2708,8 +2248,6 @@
           <w:lang w:val="fr-MG" w:eastAsia="fr-MG"/>
         </w:rPr>
       </w:pPr>
-      <w:proofErr w:type="spellStart"/>
-      <w:proofErr w:type="gramStart"/>
       <w:r>
         <w:rPr>
           <w:rFonts w:eastAsia="Times New Roman" w:cs="Times New Roman"/>
@@ -2719,8 +2257,6 @@
         </w:rPr>
         <w:t>db</w:t>
       </w:r>
-      <w:proofErr w:type="spellEnd"/>
-      <w:proofErr w:type="gramEnd"/>
       <w:r>
         <w:rPr>
           <w:rFonts w:eastAsia="Times New Roman" w:cs="Times New Roman"/>
@@ -2741,8 +2277,6 @@
           <w:lang w:val="fr-MG" w:eastAsia="fr-MG"/>
         </w:rPr>
       </w:pPr>
-      <w:proofErr w:type="spellStart"/>
-      <w:proofErr w:type="gramStart"/>
       <w:r>
         <w:rPr>
           <w:rFonts w:eastAsia="Times New Roman" w:cs="Times New Roman"/>
@@ -2752,8 +2286,6 @@
         </w:rPr>
         <w:t>adminer</w:t>
       </w:r>
-      <w:proofErr w:type="spellEnd"/>
-      <w:proofErr w:type="gramEnd"/>
       <w:r>
         <w:rPr>
           <w:rFonts w:eastAsia="Times New Roman" w:cs="Times New Roman"/>
@@ -2923,21 +2455,12 @@
           <w:lang w:val="fr-MG" w:eastAsia="fr-MG"/>
         </w:rPr>
       </w:pPr>
-      <w:proofErr w:type="spellStart"/>
-      <w:r>
-        <w:rPr>
-          <w:rFonts w:eastAsia="Times New Roman" w:cs="Times New Roman"/>
-          <w:lang w:val="fr-MG" w:eastAsia="fr-MG"/>
-        </w:rPr>
-        <w:t>Adminer</w:t>
-      </w:r>
-      <w:proofErr w:type="spellEnd"/>
-      <w:r>
-        <w:rPr>
-          <w:rFonts w:eastAsia="Times New Roman" w:cs="Times New Roman"/>
-          <w:lang w:val="fr-MG" w:eastAsia="fr-MG"/>
-        </w:rPr>
-        <w:t xml:space="preserve"> : </w:t>
+      <w:r>
+        <w:rPr>
+          <w:rFonts w:eastAsia="Times New Roman" w:cs="Times New Roman"/>
+          <w:lang w:val="fr-MG" w:eastAsia="fr-MG"/>
+        </w:rPr>
+        <w:t xml:space="preserve">Adminer : </w:t>
       </w:r>
       <w:hyperlink r:id="rId10" w:history="1">
         <w:r>
@@ -3012,21 +2535,12 @@
           <w:lang w:val="fr-MG" w:eastAsia="fr-MG"/>
         </w:rPr>
       </w:pPr>
-      <w:proofErr w:type="gramStart"/>
       <w:r>
         <w:rPr>
           <w:rFonts w:eastAsia="Times New Roman" w:cs="Courier New"/>
           <w:lang w:val="fr-MG" w:eastAsia="fr-MG"/>
         </w:rPr>
-        <w:t>docker</w:t>
-      </w:r>
-      <w:proofErr w:type="gramEnd"/>
-      <w:r>
-        <w:rPr>
-          <w:rFonts w:eastAsia="Times New Roman" w:cs="Courier New"/>
-          <w:lang w:val="fr-MG" w:eastAsia="fr-MG"/>
-        </w:rPr>
-        <w:t xml:space="preserve"> compose down -v</w:t>
+        <w:t>docker compose down -v</w:t>
       </w:r>
     </w:p>
     <w:p>
@@ -3055,37 +2569,12 @@
           <w:lang w:val="fr-MG" w:eastAsia="fr-MG"/>
         </w:rPr>
       </w:pPr>
-      <w:proofErr w:type="gramStart"/>
       <w:r>
         <w:rPr>
           <w:rFonts w:eastAsia="Times New Roman" w:cs="Courier New"/>
           <w:lang w:val="fr-MG" w:eastAsia="fr-MG"/>
         </w:rPr>
-        <w:t>docker</w:t>
-      </w:r>
-      <w:proofErr w:type="gramEnd"/>
-      <w:r>
-        <w:rPr>
-          <w:rFonts w:eastAsia="Times New Roman" w:cs="Courier New"/>
-          <w:lang w:val="fr-MG" w:eastAsia="fr-MG"/>
-        </w:rPr>
-        <w:t xml:space="preserve"> compose up --</w:t>
-      </w:r>
-      <w:proofErr w:type="spellStart"/>
-      <w:r>
-        <w:rPr>
-          <w:rFonts w:eastAsia="Times New Roman" w:cs="Courier New"/>
-          <w:lang w:val="fr-MG" w:eastAsia="fr-MG"/>
-        </w:rPr>
-        <w:t>build</w:t>
-      </w:r>
-      <w:proofErr w:type="spellEnd"/>
-      <w:r>
-        <w:rPr>
-          <w:rFonts w:eastAsia="Times New Roman" w:cs="Courier New"/>
-          <w:lang w:val="fr-MG" w:eastAsia="fr-MG"/>
-        </w:rPr>
-        <w:t xml:space="preserve"> -d</w:t>
+        <w:t>docker compose up --build -d</w:t>
       </w:r>
     </w:p>
     <w:p>
@@ -3146,17 +2635,8 @@
           <w:rFonts w:eastAsia="Times New Roman" w:cs="Times New Roman"/>
           <w:lang w:val="fr-MG" w:eastAsia="fr-MG"/>
         </w:rPr>
-        <w:t xml:space="preserve"> </w:t>
-      </w:r>
-      <w:proofErr w:type="gramStart"/>
-      <w:r>
-        <w:rPr>
-          <w:rFonts w:eastAsia="Times New Roman" w:cs="Times New Roman"/>
-          <w:lang w:val="fr-MG" w:eastAsia="fr-MG"/>
-        </w:rPr>
-        <w:t>activé</w:t>
-      </w:r>
-      <w:proofErr w:type="gramEnd"/>
+        <w:t xml:space="preserve"> activé</w:t>
+      </w:r>
     </w:p>
     <w:p>
       <w:pPr>
@@ -3182,17 +2662,8 @@
           <w:rFonts w:eastAsia="Times New Roman" w:cs="Courier New"/>
           <w:lang w:val="fr-MG" w:eastAsia="fr-MG"/>
         </w:rPr>
-        <w:t>.</w:t>
-      </w:r>
-      <w:proofErr w:type="spellStart"/>
-      <w:r>
-        <w:rPr>
-          <w:rFonts w:eastAsia="Times New Roman" w:cs="Courier New"/>
-          <w:lang w:val="fr-MG" w:eastAsia="fr-MG"/>
-        </w:rPr>
-        <w:t>htaccess</w:t>
-      </w:r>
-      <w:proofErr w:type="spellEnd"/>
+        <w:t>.htaccess</w:t>
+      </w:r>
       <w:r>
         <w:rPr>
           <w:rFonts w:eastAsia="Times New Roman" w:cs="Times New Roman"/>
@@ -3247,7 +2718,6 @@
         </w:rPr>
         <w:t xml:space="preserve"> → </w:t>
       </w:r>
-      <w:proofErr w:type="spellStart"/>
       <w:r>
         <w:rPr>
           <w:rFonts w:eastAsia="Times New Roman" w:cs="Courier New"/>
@@ -3255,7 +2725,6 @@
         </w:rPr>
         <w:t>index.php</w:t>
       </w:r>
-      <w:proofErr w:type="spellEnd"/>
     </w:p>
     <w:p>
       <w:pPr>
@@ -3288,17 +2757,8 @@
           <w:rFonts w:eastAsia="Times New Roman" w:cs="Courier New"/>
           <w:lang w:val="fr-MG" w:eastAsia="fr-MG"/>
         </w:rPr>
-        <w:t>article/</w:t>
-      </w:r>
-      <w:proofErr w:type="spellStart"/>
-      <w:r>
-        <w:rPr>
-          <w:rFonts w:eastAsia="Times New Roman" w:cs="Courier New"/>
-          <w:lang w:val="fr-MG" w:eastAsia="fr-MG"/>
-        </w:rPr>
-        <w:t>single.php</w:t>
-      </w:r>
-      <w:proofErr w:type="spellEnd"/>
+        <w:t>article/single.php</w:t>
+      </w:r>
     </w:p>
     <w:p>
       <w:pPr>
@@ -3317,23 +2777,7 @@
           <w:rFonts w:eastAsia="Times New Roman" w:cs="Courier New"/>
           <w:lang w:val="fr-MG" w:eastAsia="fr-MG"/>
         </w:rPr>
-        <w:t>/accueil/</w:t>
-      </w:r>
-      <w:proofErr w:type="spellStart"/>
-      <w:r>
-        <w:rPr>
-          <w:rFonts w:eastAsia="Times New Roman" w:cs="Courier New"/>
-          <w:lang w:val="fr-MG" w:eastAsia="fr-MG"/>
-        </w:rPr>
-        <w:t>categorie</w:t>
-      </w:r>
-      <w:proofErr w:type="spellEnd"/>
-      <w:r>
-        <w:rPr>
-          <w:rFonts w:eastAsia="Times New Roman" w:cs="Courier New"/>
-          <w:lang w:val="fr-MG" w:eastAsia="fr-MG"/>
-        </w:rPr>
-        <w:t>/{slug}</w:t>
+        <w:t>/accueil/categorie/{slug}</w:t>
       </w:r>
       <w:r>
         <w:rPr>
@@ -3383,17 +2827,8 @@
           <w:rFonts w:eastAsia="Times New Roman" w:cs="Courier New"/>
           <w:lang w:val="fr-FR" w:eastAsia="fr-MG"/>
         </w:rPr>
-        <w:t>Captures d’</w:t>
-      </w:r>
-      <w:proofErr w:type="spellStart"/>
-      <w:r>
-        <w:rPr>
-          <w:rFonts w:eastAsia="Times New Roman" w:cs="Courier New"/>
-          <w:lang w:val="fr-FR" w:eastAsia="fr-MG"/>
-        </w:rPr>
-        <w:t>ecran</w:t>
-      </w:r>
-      <w:proofErr w:type="spellEnd"/>
+        <w:t>Captures d’ecran</w:t>
+      </w:r>
     </w:p>
     <w:p>
       <w:pPr>
@@ -3578,61 +3013,38 @@
       <w:pPr>
         <w:spacing w:before="100" w:beforeAutospacing="1" w:after="100" w:afterAutospacing="1" w:line="240" w:lineRule="auto"/>
         <w:ind w:firstLine="720"/>
-      </w:pPr>
-      <w:r>
         <w:rPr>
           <w:rFonts w:eastAsia="Times New Roman" w:cs="Courier New"/>
           <w:lang w:val="fr-FR" w:eastAsia="fr-MG"/>
         </w:rPr>
-        <w:tab/>
-        <w:t>Ajout d’</w:t>
-      </w:r>
-      <w:proofErr w:type="spellStart"/>
+      </w:pPr>
       <w:r>
         <w:rPr>
           <w:rFonts w:eastAsia="Times New Roman" w:cs="Courier New"/>
           <w:lang w:val="fr-FR" w:eastAsia="fr-MG"/>
         </w:rPr>
-        <w:t>articel</w:t>
-      </w:r>
-      <w:proofErr w:type="spellEnd"/>
-      <w:r>
+        <w:t xml:space="preserve">Login : pour se connecter </w:t>
+      </w:r>
+    </w:p>
+    <w:p>
+      <w:pPr>
+        <w:spacing w:before="100" w:beforeAutospacing="1" w:after="100" w:afterAutospacing="1" w:line="240" w:lineRule="auto"/>
+        <w:ind w:firstLine="720"/>
         <w:rPr>
           <w:rFonts w:eastAsia="Times New Roman" w:cs="Courier New"/>
           <w:lang w:val="fr-FR" w:eastAsia="fr-MG"/>
         </w:rPr>
-        <w:t> :</w:t>
-      </w:r>
-      <w:r>
-        <w:t xml:space="preserve"> </w:t>
-      </w:r>
-      <w:r>
-        <w:t>Cette interface permet la création d’un nouvel article.</w:t>
-      </w:r>
-      <w:r>
-        <w:br/>
-        <w:t>Elle comprend un formulaire de saisie et un éditeur de texte riche pour structurer le contenu.</w:t>
-      </w:r>
-    </w:p>
-    <w:p>
-      <w:pPr>
-        <w:spacing w:before="100" w:beforeAutospacing="1" w:after="100" w:afterAutospacing="1" w:line="240" w:lineRule="auto"/>
-        <w:ind w:firstLine="720"/>
+      </w:pPr>
+      <w:r>
         <w:rPr>
           <w:rFonts w:eastAsia="Times New Roman" w:cs="Courier New"/>
           <w:lang w:val="fr-FR" w:eastAsia="fr-MG"/>
         </w:rPr>
-      </w:pPr>
-      <w:r>
-        <w:rPr>
-          <w:rFonts w:eastAsia="Times New Roman" w:cs="Courier New"/>
-          <w:lang w:val="fr-FR" w:eastAsia="fr-MG"/>
-        </w:rPr>
         <w:drawing>
-          <wp:inline distT="0" distB="0" distL="0" distR="0" wp14:anchorId="15B71179" wp14:editId="49489271">
-            <wp:extent cx="5760720" cy="2625725"/>
-            <wp:effectExtent l="0" t="0" r="0" b="3175"/>
-            <wp:docPr id="4" name="Image 4"/>
+          <wp:inline distT="0" distB="0" distL="0" distR="0" wp14:anchorId="3303BC01" wp14:editId="03C16C29">
+            <wp:extent cx="5760720" cy="3333750"/>
+            <wp:effectExtent l="0" t="0" r="0" b="0"/>
+            <wp:docPr id="7" name="Image 7"/>
             <wp:cNvGraphicFramePr>
               <a:graphicFrameLocks xmlns:a="http://schemas.openxmlformats.org/drawingml/2006/main" noChangeAspect="1"/>
             </wp:cNvGraphicFramePr>
@@ -3652,6 +3064,82 @@
                   <pic:spPr>
                     <a:xfrm>
                       <a:off x="0" y="0"/>
+                      <a:ext cx="5760720" cy="3333750"/>
+                    </a:xfrm>
+                    <a:prstGeom prst="rect">
+                      <a:avLst/>
+                    </a:prstGeom>
+                  </pic:spPr>
+                </pic:pic>
+              </a:graphicData>
+            </a:graphic>
+          </wp:inline>
+        </w:drawing>
+      </w:r>
+    </w:p>
+    <w:p>
+      <w:pPr>
+        <w:spacing w:before="100" w:beforeAutospacing="1" w:after="100" w:afterAutospacing="1" w:line="240" w:lineRule="auto"/>
+        <w:ind w:firstLine="720"/>
+      </w:pPr>
+      <w:r>
+        <w:rPr>
+          <w:rFonts w:eastAsia="Times New Roman" w:cs="Courier New"/>
+          <w:lang w:val="fr-FR" w:eastAsia="fr-MG"/>
+        </w:rPr>
+        <w:tab/>
+        <w:t>Ajout d’articel :</w:t>
+      </w:r>
+      <w:r>
+        <w:t xml:space="preserve"> </w:t>
+      </w:r>
+      <w:r>
+        <w:t>Cette interface permet la création d’un nouvel article.</w:t>
+      </w:r>
+      <w:r>
+        <w:br/>
+        <w:t>Elle comprend un formulaire de saisie et un éditeur de texte riche pour structurer le contenu.</w:t>
+      </w:r>
+    </w:p>
+    <w:p>
+      <w:pPr>
+        <w:spacing w:before="100" w:beforeAutospacing="1" w:after="100" w:afterAutospacing="1" w:line="240" w:lineRule="auto"/>
+        <w:ind w:firstLine="720"/>
+        <w:rPr>
+          <w:rFonts w:eastAsia="Times New Roman" w:cs="Courier New"/>
+          <w:lang w:val="fr-FR" w:eastAsia="fr-MG"/>
+        </w:rPr>
+      </w:pPr>
+      <w:r>
+        <w:rPr>
+          <w:rFonts w:eastAsia="Times New Roman" w:cs="Courier New"/>
+          <w:lang w:val="fr-FR" w:eastAsia="fr-MG"/>
+        </w:rPr>
+        <w:lastRenderedPageBreak/>
+        <w:drawing>
+          <wp:inline distT="0" distB="0" distL="0" distR="0" wp14:anchorId="15B71179" wp14:editId="49489271">
+            <wp:extent cx="5760720" cy="2625725"/>
+            <wp:effectExtent l="0" t="0" r="0" b="3175"/>
+            <wp:docPr id="4" name="Image 4"/>
+            <wp:cNvGraphicFramePr>
+              <a:graphicFrameLocks xmlns:a="http://schemas.openxmlformats.org/drawingml/2006/main" noChangeAspect="1"/>
+            </wp:cNvGraphicFramePr>
+            <a:graphic xmlns:a="http://schemas.openxmlformats.org/drawingml/2006/main">
+              <a:graphicData uri="http://schemas.openxmlformats.org/drawingml/2006/picture">
+                <pic:pic xmlns:pic="http://schemas.openxmlformats.org/drawingml/2006/picture">
+                  <pic:nvPicPr>
+                    <pic:cNvPr id="1" name=""/>
+                    <pic:cNvPicPr/>
+                  </pic:nvPicPr>
+                  <pic:blipFill>
+                    <a:blip r:embed="rId14"/>
+                    <a:stretch>
+                      <a:fillRect/>
+                    </a:stretch>
+                  </pic:blipFill>
+                  <pic:spPr>
+                    <a:xfrm>
+                      <a:off x="0" y="0"/>
                       <a:ext cx="5760720" cy="2625725"/>
                     </a:xfrm>
                     <a:prstGeom prst="rect">
@@ -3677,6 +3165,40 @@
     <w:p>
       <w:pPr>
         <w:spacing w:before="100" w:beforeAutospacing="1" w:after="100" w:afterAutospacing="1" w:line="240" w:lineRule="auto"/>
+      </w:pPr>
+      <w:r>
+        <w:rPr>
+          <w:b/>
+          <w:bCs/>
+        </w:rPr>
+        <w:t>Liste des articles (modification)</w:t>
+      </w:r>
+      <w:r>
+        <w:rPr>
+          <w:b/>
+          <w:bCs/>
+        </w:rPr>
+        <w:t> </w:t>
+      </w:r>
+      <w:r>
+        <w:rPr>
+          <w:b/>
+          <w:bCs/>
+          <w:lang w:val="fr-FR"/>
+        </w:rPr>
+        <w:t>:</w:t>
+      </w:r>
+      <w:r>
+        <w:t>Cette interface affiche la liste des articles disponibles dans l’espace d’administration.</w:t>
+      </w:r>
+      <w:r>
+        <w:br/>
+        <w:t>Elle permet de consulter les contenus existants et d’accéder à leur modification afin de mettre à jour les informations, les catégories et les médias associés.</w:t>
+      </w:r>
+    </w:p>
+    <w:p>
+      <w:pPr>
+        <w:spacing w:before="100" w:beforeAutospacing="1" w:after="100" w:afterAutospacing="1" w:line="240" w:lineRule="auto"/>
         <w:rPr>
           <w:rFonts w:eastAsia="Times New Roman" w:cs="Times New Roman"/>
           <w:lang w:val="fr-FR" w:eastAsia="fr-MG"/>
@@ -3684,20 +3206,45 @@
       </w:pPr>
       <w:r>
         <w:rPr>
-          <w:rFonts w:eastAsia="Times New Roman" w:cs="Courier New"/>
+          <w:rFonts w:eastAsia="Times New Roman" w:cs="Times New Roman"/>
           <w:lang w:val="fr-FR" w:eastAsia="fr-MG"/>
         </w:rPr>
-        <w:tab/>
-      </w:r>
-    </w:p>
-    <w:p>
-      <w:pPr>
-        <w:spacing w:after="0" w:line="240" w:lineRule="auto"/>
-        <w:rPr>
-          <w:rFonts w:eastAsia="Times New Roman" w:cs="Times New Roman"/>
-          <w:lang w:val="fr-MG" w:eastAsia="fr-MG"/>
-        </w:rPr>
-      </w:pPr>
+        <w:drawing>
+          <wp:inline distT="0" distB="0" distL="0" distR="0" wp14:anchorId="7052EE04" wp14:editId="1C84AF40">
+            <wp:extent cx="5760720" cy="2983865"/>
+            <wp:effectExtent l="0" t="0" r="0" b="6985"/>
+            <wp:docPr id="5" name="Image 5"/>
+            <wp:cNvGraphicFramePr>
+              <a:graphicFrameLocks xmlns:a="http://schemas.openxmlformats.org/drawingml/2006/main" noChangeAspect="1"/>
+            </wp:cNvGraphicFramePr>
+            <a:graphic xmlns:a="http://schemas.openxmlformats.org/drawingml/2006/main">
+              <a:graphicData uri="http://schemas.openxmlformats.org/drawingml/2006/picture">
+                <pic:pic xmlns:pic="http://schemas.openxmlformats.org/drawingml/2006/picture">
+                  <pic:nvPicPr>
+                    <pic:cNvPr id="1" name=""/>
+                    <pic:cNvPicPr/>
+                  </pic:nvPicPr>
+                  <pic:blipFill>
+                    <a:blip r:embed="rId15"/>
+                    <a:stretch>
+                      <a:fillRect/>
+                    </a:stretch>
+                  </pic:blipFill>
+                  <pic:spPr>
+                    <a:xfrm>
+                      <a:off x="0" y="0"/>
+                      <a:ext cx="5760720" cy="2983865"/>
+                    </a:xfrm>
+                    <a:prstGeom prst="rect">
+                      <a:avLst/>
+                    </a:prstGeom>
+                  </pic:spPr>
+                </pic:pic>
+              </a:graphicData>
+            </a:graphic>
+          </wp:inline>
+        </w:drawing>
+      </w:r>
     </w:p>
     <w:p>
       <w:pPr>
@@ -3706,6 +3253,48 @@
           <w:lang w:val="fr-FR"/>
         </w:rPr>
       </w:pPr>
+      <w:r>
+        <w:rPr>
+          <w:rFonts w:cs="Arial"/>
+          <w:lang w:val="fr-FR"/>
+        </w:rPr>
+        <w:lastRenderedPageBreak/>
+        <w:drawing>
+          <wp:inline distT="0" distB="0" distL="0" distR="0" wp14:anchorId="5CF348B5" wp14:editId="738AADED">
+            <wp:extent cx="5760720" cy="2872740"/>
+            <wp:effectExtent l="0" t="0" r="0" b="3810"/>
+            <wp:docPr id="6" name="Image 6"/>
+            <wp:cNvGraphicFramePr>
+              <a:graphicFrameLocks xmlns:a="http://schemas.openxmlformats.org/drawingml/2006/main" noChangeAspect="1"/>
+            </wp:cNvGraphicFramePr>
+            <a:graphic xmlns:a="http://schemas.openxmlformats.org/drawingml/2006/main">
+              <a:graphicData uri="http://schemas.openxmlformats.org/drawingml/2006/picture">
+                <pic:pic xmlns:pic="http://schemas.openxmlformats.org/drawingml/2006/picture">
+                  <pic:nvPicPr>
+                    <pic:cNvPr id="1" name=""/>
+                    <pic:cNvPicPr/>
+                  </pic:nvPicPr>
+                  <pic:blipFill>
+                    <a:blip r:embed="rId16"/>
+                    <a:stretch>
+                      <a:fillRect/>
+                    </a:stretch>
+                  </pic:blipFill>
+                  <pic:spPr>
+                    <a:xfrm>
+                      <a:off x="0" y="0"/>
+                      <a:ext cx="5760720" cy="2872740"/>
+                    </a:xfrm>
+                    <a:prstGeom prst="rect">
+                      <a:avLst/>
+                    </a:prstGeom>
+                  </pic:spPr>
+                </pic:pic>
+              </a:graphicData>
+            </a:graphic>
+          </wp:inline>
+        </w:drawing>
+      </w:r>
     </w:p>
     <w:sectPr>
       <w:pgSz w:w="11906" w:h="16838"/>

--- a/ITUniversity.docx
+++ b/ITUniversity.docx
@@ -160,57 +160,30 @@
           <w:highlight w:val="white"/>
           <w:lang w:val="fr-FR"/>
         </w:rPr>
-        <w:t xml:space="preserve"> : </w:t>
-      </w:r>
-      <w:r>
-        <w:rPr>
-          <w:rFonts w:ascii="Roboto Mono" w:eastAsia="Roboto Mono" w:hAnsi="Roboto Mono" w:cs="Roboto Mono"/>
-          <w:sz w:val="20"/>
-          <w:szCs w:val="20"/>
-          <w:highlight w:val="white"/>
+        <w:t xml:space="preserve"> : 31/03/2026</w:t>
+      </w:r>
+    </w:p>
+    <w:p>
+      <w:pPr>
+        <w:pStyle w:val="Paragraphedeliste"/>
+        <w:numPr>
+          <w:ilvl w:val="0"/>
+          <w:numId w:val="12"/>
+        </w:numPr>
+        <w:rPr>
+          <w:b/>
+          <w:bCs/>
+          <w:sz w:val="28"/>
+          <w:szCs w:val="28"/>
           <w:lang w:val="fr-FR"/>
         </w:rPr>
-        <w:t>31</w:t>
-      </w:r>
-      <w:r>
-        <w:rPr>
-          <w:rFonts w:ascii="Roboto Mono" w:eastAsia="Roboto Mono" w:hAnsi="Roboto Mono" w:cs="Roboto Mono"/>
-          <w:sz w:val="20"/>
-          <w:szCs w:val="20"/>
-          <w:highlight w:val="white"/>
-          <w:lang w:val="fr-FR"/>
-        </w:rPr>
-        <w:t>/0</w:t>
-      </w:r>
-      <w:r>
-        <w:rPr>
-          <w:rFonts w:ascii="Roboto Mono" w:eastAsia="Roboto Mono" w:hAnsi="Roboto Mono" w:cs="Roboto Mono"/>
-          <w:sz w:val="20"/>
-          <w:szCs w:val="20"/>
-          <w:highlight w:val="white"/>
-          <w:lang w:val="fr-FR"/>
-        </w:rPr>
-        <w:t>3</w:t>
-      </w:r>
-      <w:r>
-        <w:rPr>
-          <w:rFonts w:ascii="Roboto Mono" w:eastAsia="Roboto Mono" w:hAnsi="Roboto Mono" w:cs="Roboto Mono"/>
-          <w:sz w:val="20"/>
-          <w:szCs w:val="20"/>
-          <w:highlight w:val="white"/>
-          <w:lang w:val="fr-FR"/>
-        </w:rPr>
-        <w:t>/2026</w:t>
-      </w:r>
-    </w:p>
-    <w:p>
-      <w:pPr>
-        <w:rPr>
-          <w:lang w:val="fr-FR"/>
-        </w:rPr>
-      </w:pPr>
-      <w:r>
-        <w:rPr>
+      </w:pPr>
+      <w:r>
+        <w:rPr>
+          <w:b/>
+          <w:bCs/>
+          <w:sz w:val="28"/>
+          <w:szCs w:val="28"/>
           <w:lang w:val="fr-FR"/>
         </w:rPr>
         <w:t>Liste des membres de groupe</w:t>
@@ -284,7 +257,7 @@
           <w:szCs w:val="20"/>
           <w:lang w:val="fr-FR"/>
         </w:rPr>
-        <w:t>ETU003324</w:t>
+        <w:t xml:space="preserve">ETU003324 </w:t>
       </w:r>
       <w:r>
         <w:rPr>
@@ -293,8 +266,10 @@
           <w:szCs w:val="20"/>
           <w:lang w:val="fr-FR"/>
         </w:rPr>
-        <w:t xml:space="preserve"> </w:t>
-      </w:r>
+        <w:tab/>
+        <w:t xml:space="preserve">RAMANANKORAISINA </w:t>
+      </w:r>
+      <w:proofErr w:type="spellStart"/>
       <w:r>
         <w:rPr>
           <w:rFonts w:ascii="Arial" w:eastAsia="Roboto Mono" w:hAnsi="Arial" w:cs="Arial"/>
@@ -302,8 +277,9 @@
           <w:szCs w:val="20"/>
           <w:lang w:val="fr-FR"/>
         </w:rPr>
-        <w:tab/>
-      </w:r>
+        <w:t>Harenkanto</w:t>
+      </w:r>
+      <w:proofErr w:type="spellEnd"/>
       <w:r>
         <w:rPr>
           <w:rFonts w:ascii="Arial" w:eastAsia="Roboto Mono" w:hAnsi="Arial" w:cs="Arial"/>
@@ -311,7 +287,7 @@
           <w:szCs w:val="20"/>
           <w:lang w:val="fr-FR"/>
         </w:rPr>
-        <w:t xml:space="preserve">RAMANANKORAISINA </w:t>
+        <w:t xml:space="preserve"> </w:t>
       </w:r>
       <w:proofErr w:type="spellStart"/>
       <w:r>
@@ -321,56 +297,57 @@
           <w:szCs w:val="20"/>
           <w:lang w:val="fr-FR"/>
         </w:rPr>
-        <w:t>Harenkanto</w:t>
+        <w:t>Mitia</w:t>
       </w:r>
       <w:proofErr w:type="spellEnd"/>
-      <w:r>
-        <w:rPr>
-          <w:rFonts w:ascii="Arial" w:eastAsia="Roboto Mono" w:hAnsi="Arial" w:cs="Arial"/>
-          <w:sz w:val="20"/>
-          <w:szCs w:val="20"/>
+    </w:p>
+    <w:p>
+      <w:pPr>
+        <w:pStyle w:val="Paragraphedeliste"/>
+        <w:numPr>
+          <w:ilvl w:val="0"/>
+          <w:numId w:val="12"/>
+        </w:numPr>
+        <w:rPr>
+          <w:rFonts w:cs="Arial"/>
+          <w:b/>
+          <w:bCs/>
+          <w:sz w:val="28"/>
+          <w:szCs w:val="28"/>
           <w:lang w:val="fr-FR"/>
         </w:rPr>
-        <w:t xml:space="preserve"> </w:t>
-      </w:r>
+      </w:pPr>
       <w:proofErr w:type="spellStart"/>
       <w:r>
         <w:rPr>
-          <w:rFonts w:ascii="Arial" w:eastAsia="Roboto Mono" w:hAnsi="Arial" w:cs="Arial"/>
-          <w:sz w:val="20"/>
-          <w:szCs w:val="20"/>
+          <w:rFonts w:cs="Arial"/>
+          <w:b/>
+          <w:bCs/>
+          <w:sz w:val="28"/>
+          <w:szCs w:val="28"/>
           <w:lang w:val="fr-FR"/>
         </w:rPr>
-        <w:t>Mitia</w:t>
+        <w:t>Presen</w:t>
+      </w:r>
+      <w:r>
+        <w:rPr>
+          <w:rFonts w:cs="Arial"/>
+          <w:b/>
+          <w:bCs/>
+          <w:sz w:val="28"/>
+          <w:szCs w:val="28"/>
+          <w:lang w:val="fr-FR"/>
+        </w:rPr>
+        <w:t>tation</w:t>
       </w:r>
       <w:proofErr w:type="spellEnd"/>
-    </w:p>
-    <w:p>
-      <w:pPr>
+      <w:r>
         <w:rPr>
           <w:rFonts w:cs="Arial"/>
-          <w:lang w:val="fr-FR"/>
-        </w:rPr>
-      </w:pPr>
-      <w:proofErr w:type="spellStart"/>
-      <w:r>
-        <w:rPr>
-          <w:rFonts w:cs="Arial"/>
-          <w:lang w:val="fr-FR"/>
-        </w:rPr>
-        <w:t>Presen</w:t>
-      </w:r>
-      <w:r>
-        <w:rPr>
-          <w:rFonts w:cs="Arial"/>
-          <w:lang w:val="fr-FR"/>
-        </w:rPr>
-        <w:t>tation</w:t>
-      </w:r>
-      <w:proofErr w:type="spellEnd"/>
-      <w:r>
-        <w:rPr>
-          <w:rFonts w:cs="Arial"/>
+          <w:b/>
+          <w:bCs/>
+          <w:sz w:val="28"/>
+          <w:szCs w:val="28"/>
           <w:lang w:val="fr-FR"/>
         </w:rPr>
         <w:t xml:space="preserve"> du projet</w:t>
@@ -471,7 +448,23 @@
           <w:rStyle w:val="citation-668"/>
           <w:rFonts w:asciiTheme="minorHAnsi" w:hAnsiTheme="minorHAnsi"/>
         </w:rPr>
-        <w:t xml:space="preserve"> Mise en place d'une authentification administrateur avec des identifiants par défaut (</w:t>
+        <w:t xml:space="preserve"> Mise en place d'une authentification administrateur avec des </w:t>
+      </w:r>
+      <w:proofErr w:type="gramStart"/>
+      <w:r>
+        <w:rPr>
+          <w:rStyle w:val="citation-668"/>
+          <w:rFonts w:asciiTheme="minorHAnsi" w:hAnsiTheme="minorHAnsi"/>
+        </w:rPr>
+        <w:t>identifiants</w:t>
+      </w:r>
+      <w:proofErr w:type="gramEnd"/>
+      <w:r>
+        <w:rPr>
+          <w:rStyle w:val="citation-668"/>
+          <w:rFonts w:asciiTheme="minorHAnsi" w:hAnsiTheme="minorHAnsi"/>
+        </w:rPr>
+        <w:t xml:space="preserve"> par défaut (</w:t>
       </w:r>
       <w:r>
         <w:rPr>
@@ -817,9 +810,26 @@
     </w:p>
     <w:p>
       <w:pPr>
+        <w:pStyle w:val="Paragraphedeliste"/>
+        <w:numPr>
+          <w:ilvl w:val="0"/>
+          <w:numId w:val="12"/>
+        </w:numPr>
         <w:jc w:val="both"/>
-      </w:pPr>
-      <w:r>
+        <w:rPr>
+          <w:b/>
+          <w:bCs/>
+          <w:sz w:val="28"/>
+          <w:szCs w:val="28"/>
+        </w:rPr>
+      </w:pPr>
+      <w:r>
+        <w:rPr>
+          <w:b/>
+          <w:bCs/>
+          <w:sz w:val="28"/>
+          <w:szCs w:val="28"/>
+        </w:rPr>
         <w:t>Technologies Utilisées</w:t>
       </w:r>
     </w:p>
@@ -1245,7 +1255,26 @@
       </w:r>
     </w:p>
     <w:p>
-      <w:r>
+      <w:pPr>
+        <w:pStyle w:val="Paragraphedeliste"/>
+        <w:numPr>
+          <w:ilvl w:val="0"/>
+          <w:numId w:val="12"/>
+        </w:numPr>
+        <w:rPr>
+          <w:b/>
+          <w:bCs/>
+          <w:sz w:val="28"/>
+          <w:szCs w:val="28"/>
+        </w:rPr>
+      </w:pPr>
+      <w:r>
+        <w:rPr>
+          <w:b/>
+          <w:bCs/>
+          <w:sz w:val="28"/>
+          <w:szCs w:val="28"/>
+        </w:rPr>
         <w:t>Modélisation de la Base de Données</w:t>
       </w:r>
     </w:p>
@@ -1346,6 +1375,7 @@
       <w:r>
         <w:rPr>
           <w:rFonts w:cs="Arial"/>
+          <w:noProof/>
           <w:lang w:val="fr-FR"/>
         </w:rPr>
         <w:drawing>
@@ -1386,7 +1416,26 @@
       </w:r>
     </w:p>
     <w:p>
-      <w:r>
+      <w:pPr>
+        <w:pStyle w:val="Paragraphedeliste"/>
+        <w:numPr>
+          <w:ilvl w:val="0"/>
+          <w:numId w:val="12"/>
+        </w:numPr>
+        <w:rPr>
+          <w:b/>
+          <w:bCs/>
+          <w:sz w:val="28"/>
+          <w:szCs w:val="28"/>
+        </w:rPr>
+      </w:pPr>
+      <w:r>
+        <w:rPr>
+          <w:b/>
+          <w:bCs/>
+          <w:sz w:val="28"/>
+          <w:szCs w:val="28"/>
+        </w:rPr>
         <w:t>Optimisation du Référencement (SEO)</w:t>
       </w:r>
     </w:p>
@@ -1399,15 +1448,15 @@
           <w:rFonts w:eastAsia="Times New Roman" w:cs="Times New Roman"/>
           <w:b/>
           <w:bCs/>
-          <w:lang w:val="fr-MG" w:eastAsia="fr-MG"/>
-        </w:rPr>
-      </w:pPr>
-      <w:r>
-        <w:rPr>
-          <w:rFonts w:eastAsia="Times New Roman" w:cs="Times New Roman"/>
-          <w:b/>
-          <w:bCs/>
-          <w:lang w:val="fr-MG" w:eastAsia="fr-MG"/>
+          <w:lang w:eastAsia="fr-MG"/>
+        </w:rPr>
+      </w:pPr>
+      <w:r>
+        <w:rPr>
+          <w:rFonts w:eastAsia="Times New Roman" w:cs="Times New Roman"/>
+          <w:b/>
+          <w:bCs/>
+          <w:lang w:eastAsia="fr-MG"/>
         </w:rPr>
         <w:t>URL Rewriting (Normalisation)</w:t>
       </w:r>
@@ -1418,13 +1467,13 @@
         <w:ind w:left="720"/>
         <w:rPr>
           <w:rFonts w:eastAsia="Times New Roman" w:cs="Times New Roman"/>
-          <w:lang w:val="fr-MG" w:eastAsia="fr-MG"/>
-        </w:rPr>
-      </w:pPr>
-      <w:r>
-        <w:rPr>
-          <w:rFonts w:eastAsia="Times New Roman" w:cs="Times New Roman"/>
-          <w:lang w:val="fr-MG" w:eastAsia="fr-MG"/>
+          <w:lang w:eastAsia="fr-MG"/>
+        </w:rPr>
+      </w:pPr>
+      <w:r>
+        <w:rPr>
+          <w:rFonts w:eastAsia="Times New Roman" w:cs="Times New Roman"/>
+          <w:lang w:eastAsia="fr-MG"/>
         </w:rPr>
         <w:t xml:space="preserve">Le projet intègre une réécriture d’URL via le module </w:t>
       </w:r>
@@ -1432,7 +1481,7 @@
       <w:r>
         <w:rPr>
           <w:rFonts w:eastAsia="Times New Roman" w:cs="Times New Roman"/>
-          <w:lang w:val="fr-MG" w:eastAsia="fr-MG"/>
+          <w:lang w:eastAsia="fr-MG"/>
         </w:rPr>
         <w:t>mod_rewrite</w:t>
       </w:r>
@@ -1440,7 +1489,7 @@
       <w:r>
         <w:rPr>
           <w:rFonts w:eastAsia="Times New Roman" w:cs="Times New Roman"/>
-          <w:lang w:val="fr-MG" w:eastAsia="fr-MG"/>
+          <w:lang w:eastAsia="fr-MG"/>
         </w:rPr>
         <w:t xml:space="preserve"> d'Apache afin de transformer les routes techniques en URLs sémantiques.</w:t>
       </w:r>
@@ -1459,22 +1508,22 @@
         <w:ind w:left="1440"/>
         <w:rPr>
           <w:rFonts w:eastAsia="Times New Roman" w:cs="Times New Roman"/>
-          <w:lang w:val="fr-MG" w:eastAsia="fr-MG"/>
-        </w:rPr>
-      </w:pPr>
-      <w:r>
-        <w:rPr>
-          <w:rFonts w:eastAsia="Times New Roman" w:cs="Times New Roman"/>
-          <w:b/>
-          <w:bCs/>
-          <w:lang w:val="fr-MG" w:eastAsia="fr-MG"/>
+          <w:lang w:eastAsia="fr-MG"/>
+        </w:rPr>
+      </w:pPr>
+      <w:r>
+        <w:rPr>
+          <w:rFonts w:eastAsia="Times New Roman" w:cs="Times New Roman"/>
+          <w:b/>
+          <w:bCs/>
+          <w:lang w:eastAsia="fr-MG"/>
         </w:rPr>
         <w:t>Objectif :</w:t>
       </w:r>
       <w:r>
         <w:rPr>
           <w:rFonts w:eastAsia="Times New Roman" w:cs="Times New Roman"/>
-          <w:lang w:val="fr-MG" w:eastAsia="fr-MG"/>
+          <w:lang w:eastAsia="fr-MG"/>
         </w:rPr>
         <w:t xml:space="preserve"> Éliminer les paramètres complexes (</w:t>
       </w:r>
@@ -1482,7 +1531,7 @@
       <w:r>
         <w:rPr>
           <w:rFonts w:eastAsia="Times New Roman" w:cs="Times New Roman"/>
-          <w:lang w:val="fr-MG" w:eastAsia="fr-MG"/>
+          <w:lang w:eastAsia="fr-MG"/>
         </w:rPr>
         <w:t>ex:</w:t>
       </w:r>
@@ -1490,7 +1539,7 @@
       <w:r>
         <w:rPr>
           <w:rFonts w:eastAsia="Times New Roman" w:cs="Times New Roman"/>
-          <w:lang w:val="fr-MG" w:eastAsia="fr-MG"/>
+          <w:lang w:eastAsia="fr-MG"/>
         </w:rPr>
         <w:t xml:space="preserve"> </w:t>
       </w:r>
@@ -1498,7 +1547,7 @@
       <w:r>
         <w:rPr>
           <w:rFonts w:eastAsia="Times New Roman" w:cs="Courier New"/>
-          <w:lang w:val="fr-MG" w:eastAsia="fr-MG"/>
+          <w:lang w:eastAsia="fr-MG"/>
         </w:rPr>
         <w:t>index.php?id</w:t>
       </w:r>
@@ -1506,14 +1555,14 @@
       <w:r>
         <w:rPr>
           <w:rFonts w:eastAsia="Times New Roman" w:cs="Courier New"/>
-          <w:lang w:val="fr-MG" w:eastAsia="fr-MG"/>
+          <w:lang w:eastAsia="fr-MG"/>
         </w:rPr>
         <w:t>=...</w:t>
       </w:r>
       <w:r>
         <w:rPr>
           <w:rFonts w:eastAsia="Times New Roman" w:cs="Times New Roman"/>
-          <w:lang w:val="fr-MG" w:eastAsia="fr-MG"/>
+          <w:lang w:eastAsia="fr-MG"/>
         </w:rPr>
         <w:t xml:space="preserve">) au profit d'une structure lisible par l'utilisateur </w:t>
       </w:r>
@@ -1539,15 +1588,15 @@
         <w:ind w:left="1440"/>
         <w:rPr>
           <w:rFonts w:eastAsia="Times New Roman" w:cs="Times New Roman"/>
-          <w:lang w:val="fr-MG" w:eastAsia="fr-MG"/>
-        </w:rPr>
-      </w:pPr>
-      <w:r>
-        <w:rPr>
-          <w:rFonts w:eastAsia="Times New Roman" w:cs="Times New Roman"/>
-          <w:b/>
-          <w:bCs/>
-          <w:lang w:val="fr-MG" w:eastAsia="fr-MG"/>
+          <w:lang w:eastAsia="fr-MG"/>
+        </w:rPr>
+      </w:pPr>
+      <w:r>
+        <w:rPr>
+          <w:rFonts w:eastAsia="Times New Roman" w:cs="Times New Roman"/>
+          <w:b/>
+          <w:bCs/>
+          <w:lang w:eastAsia="fr-MG"/>
         </w:rPr>
         <w:t>Structure cible :</w:t>
       </w:r>
@@ -1566,20 +1615,20 @@
         <w:ind w:left="2160"/>
         <w:rPr>
           <w:rFonts w:eastAsia="Times New Roman" w:cs="Times New Roman"/>
-          <w:lang w:val="fr-MG" w:eastAsia="fr-MG"/>
-        </w:rPr>
-      </w:pPr>
-      <w:r>
-        <w:rPr>
-          <w:rFonts w:eastAsia="Times New Roman" w:cs="Times New Roman"/>
-          <w:lang w:val="fr-MG" w:eastAsia="fr-MG"/>
+          <w:lang w:eastAsia="fr-MG"/>
+        </w:rPr>
+      </w:pPr>
+      <w:r>
+        <w:rPr>
+          <w:rFonts w:eastAsia="Times New Roman" w:cs="Times New Roman"/>
+          <w:lang w:eastAsia="fr-MG"/>
         </w:rPr>
         <w:t xml:space="preserve">Accueil : </w:t>
       </w:r>
       <w:r>
         <w:rPr>
           <w:rFonts w:eastAsia="Times New Roman" w:cs="Courier New"/>
-          <w:lang w:val="fr-MG" w:eastAsia="fr-MG"/>
+          <w:lang w:eastAsia="fr-MG"/>
         </w:rPr>
         <w:t>/accueil</w:t>
       </w:r>
@@ -1598,27 +1647,27 @@
         <w:ind w:left="2160"/>
         <w:rPr>
           <w:rFonts w:eastAsia="Times New Roman" w:cs="Times New Roman"/>
-          <w:lang w:val="fr-MG" w:eastAsia="fr-MG"/>
-        </w:rPr>
-      </w:pPr>
-      <w:r>
-        <w:rPr>
-          <w:rFonts w:eastAsia="Times New Roman" w:cs="Times New Roman"/>
-          <w:lang w:val="fr-MG" w:eastAsia="fr-MG"/>
+          <w:lang w:eastAsia="fr-MG"/>
+        </w:rPr>
+      </w:pPr>
+      <w:r>
+        <w:rPr>
+          <w:rFonts w:eastAsia="Times New Roman" w:cs="Times New Roman"/>
+          <w:lang w:eastAsia="fr-MG"/>
         </w:rPr>
         <w:t xml:space="preserve">Article : </w:t>
       </w:r>
       <w:r>
         <w:rPr>
           <w:rFonts w:eastAsia="Times New Roman" w:cs="Courier New"/>
-          <w:lang w:val="fr-MG" w:eastAsia="fr-MG"/>
+          <w:lang w:eastAsia="fr-MG"/>
         </w:rPr>
         <w:t>/article/{slug}</w:t>
       </w:r>
       <w:r>
         <w:rPr>
           <w:rFonts w:eastAsia="Times New Roman" w:cs="Times New Roman"/>
-          <w:lang w:val="fr-MG" w:eastAsia="fr-MG"/>
+          <w:lang w:eastAsia="fr-MG"/>
         </w:rPr>
         <w:t xml:space="preserve"> (</w:t>
       </w:r>
@@ -1626,7 +1675,7 @@
       <w:r>
         <w:rPr>
           <w:rFonts w:eastAsia="Times New Roman" w:cs="Times New Roman"/>
-          <w:lang w:val="fr-MG" w:eastAsia="fr-MG"/>
+          <w:lang w:eastAsia="fr-MG"/>
         </w:rPr>
         <w:t>ex:</w:t>
       </w:r>
@@ -1634,21 +1683,21 @@
       <w:r>
         <w:rPr>
           <w:rFonts w:eastAsia="Times New Roman" w:cs="Times New Roman"/>
-          <w:lang w:val="fr-MG" w:eastAsia="fr-MG"/>
+          <w:lang w:eastAsia="fr-MG"/>
         </w:rPr>
         <w:t xml:space="preserve"> </w:t>
       </w:r>
       <w:r>
         <w:rPr>
           <w:rFonts w:eastAsia="Times New Roman" w:cs="Courier New"/>
-          <w:lang w:val="fr-MG" w:eastAsia="fr-MG"/>
+          <w:lang w:eastAsia="fr-MG"/>
         </w:rPr>
         <w:t>/article/conflit-iran-israel-mars-2026</w:t>
       </w:r>
       <w:r>
         <w:rPr>
           <w:rFonts w:eastAsia="Times New Roman" w:cs="Times New Roman"/>
-          <w:lang w:val="fr-MG" w:eastAsia="fr-MG"/>
+          <w:lang w:eastAsia="fr-MG"/>
         </w:rPr>
         <w:t>)</w:t>
       </w:r>
@@ -1667,20 +1716,20 @@
         <w:ind w:left="2160"/>
         <w:rPr>
           <w:rFonts w:eastAsia="Times New Roman" w:cs="Times New Roman"/>
-          <w:lang w:val="fr-MG" w:eastAsia="fr-MG"/>
-        </w:rPr>
-      </w:pPr>
-      <w:r>
-        <w:rPr>
-          <w:rFonts w:eastAsia="Times New Roman" w:cs="Times New Roman"/>
-          <w:lang w:val="fr-MG" w:eastAsia="fr-MG"/>
+          <w:lang w:eastAsia="fr-MG"/>
+        </w:rPr>
+      </w:pPr>
+      <w:r>
+        <w:rPr>
+          <w:rFonts w:eastAsia="Times New Roman" w:cs="Times New Roman"/>
+          <w:lang w:eastAsia="fr-MG"/>
         </w:rPr>
         <w:t xml:space="preserve">Catégorie : </w:t>
       </w:r>
       <w:r>
         <w:rPr>
           <w:rFonts w:eastAsia="Times New Roman" w:cs="Courier New"/>
-          <w:lang w:val="fr-MG" w:eastAsia="fr-MG"/>
+          <w:lang w:eastAsia="fr-MG"/>
         </w:rPr>
         <w:t>/</w:t>
       </w:r>
@@ -1688,7 +1737,7 @@
       <w:r>
         <w:rPr>
           <w:rFonts w:eastAsia="Times New Roman" w:cs="Courier New"/>
-          <w:lang w:val="fr-MG" w:eastAsia="fr-MG"/>
+          <w:lang w:eastAsia="fr-MG"/>
         </w:rPr>
         <w:t>categorie</w:t>
       </w:r>
@@ -1696,7 +1745,7 @@
       <w:r>
         <w:rPr>
           <w:rFonts w:eastAsia="Times New Roman" w:cs="Courier New"/>
-          <w:lang w:val="fr-MG" w:eastAsia="fr-MG"/>
+          <w:lang w:eastAsia="fr-MG"/>
         </w:rPr>
         <w:t>/{slug}</w:t>
       </w:r>
@@ -1715,34 +1764,34 @@
         <w:ind w:left="2160"/>
         <w:rPr>
           <w:rFonts w:eastAsia="Times New Roman" w:cs="Times New Roman"/>
-          <w:lang w:val="fr-MG" w:eastAsia="fr-MG"/>
-        </w:rPr>
-      </w:pPr>
-      <w:r>
-        <w:rPr>
-          <w:rFonts w:eastAsia="Times New Roman" w:cs="Times New Roman"/>
-          <w:lang w:val="fr-MG" w:eastAsia="fr-MG"/>
+          <w:lang w:eastAsia="fr-MG"/>
+        </w:rPr>
+      </w:pPr>
+      <w:r>
+        <w:rPr>
+          <w:rFonts w:eastAsia="Times New Roman" w:cs="Times New Roman"/>
+          <w:lang w:eastAsia="fr-MG"/>
         </w:rPr>
         <w:t xml:space="preserve">Administration : </w:t>
       </w:r>
       <w:r>
         <w:rPr>
           <w:rFonts w:eastAsia="Times New Roman" w:cs="Courier New"/>
-          <w:lang w:val="fr-MG" w:eastAsia="fr-MG"/>
+          <w:lang w:eastAsia="fr-MG"/>
         </w:rPr>
         <w:t>/admin/login</w:t>
       </w:r>
       <w:r>
         <w:rPr>
           <w:rFonts w:eastAsia="Times New Roman" w:cs="Times New Roman"/>
-          <w:lang w:val="fr-MG" w:eastAsia="fr-MG"/>
+          <w:lang w:eastAsia="fr-MG"/>
         </w:rPr>
         <w:t xml:space="preserve">, </w:t>
       </w:r>
       <w:r>
         <w:rPr>
           <w:rFonts w:eastAsia="Times New Roman" w:cs="Courier New"/>
-          <w:lang w:val="fr-MG" w:eastAsia="fr-MG"/>
+          <w:lang w:eastAsia="fr-MG"/>
         </w:rPr>
         <w:t>/admin/</w:t>
       </w:r>
@@ -1750,7 +1799,7 @@
       <w:r>
         <w:rPr>
           <w:rFonts w:eastAsia="Times New Roman" w:cs="Courier New"/>
-          <w:lang w:val="fr-MG" w:eastAsia="fr-MG"/>
+          <w:lang w:eastAsia="fr-MG"/>
         </w:rPr>
         <w:t>dashboard</w:t>
       </w:r>
@@ -1770,22 +1819,22 @@
         <w:ind w:left="1440"/>
         <w:rPr>
           <w:rFonts w:eastAsia="Times New Roman" w:cs="Times New Roman"/>
-          <w:lang w:val="fr-MG" w:eastAsia="fr-MG"/>
-        </w:rPr>
-      </w:pPr>
-      <w:r>
-        <w:rPr>
-          <w:rFonts w:eastAsia="Times New Roman" w:cs="Times New Roman"/>
-          <w:b/>
-          <w:bCs/>
-          <w:lang w:val="fr-MG" w:eastAsia="fr-MG"/>
+          <w:lang w:eastAsia="fr-MG"/>
+        </w:rPr>
+      </w:pPr>
+      <w:r>
+        <w:rPr>
+          <w:rFonts w:eastAsia="Times New Roman" w:cs="Times New Roman"/>
+          <w:b/>
+          <w:bCs/>
+          <w:lang w:eastAsia="fr-MG"/>
         </w:rPr>
         <w:t>Bénéfice :</w:t>
       </w:r>
       <w:r>
         <w:rPr>
           <w:rFonts w:eastAsia="Times New Roman" w:cs="Times New Roman"/>
-          <w:lang w:val="fr-MG" w:eastAsia="fr-MG"/>
+          <w:lang w:eastAsia="fr-MG"/>
         </w:rPr>
         <w:t xml:space="preserve"> Amélioration directe du positionnement SEO et de la mémorisation des liens par les visiteurs.</w:t>
       </w:r>
@@ -1799,15 +1848,15 @@
           <w:rFonts w:eastAsia="Times New Roman" w:cs="Times New Roman"/>
           <w:b/>
           <w:bCs/>
-          <w:lang w:val="fr-MG" w:eastAsia="fr-MG"/>
-        </w:rPr>
-      </w:pPr>
-      <w:r>
-        <w:rPr>
-          <w:rFonts w:eastAsia="Times New Roman" w:cs="Times New Roman"/>
-          <w:b/>
-          <w:bCs/>
-          <w:lang w:val="fr-MG" w:eastAsia="fr-MG"/>
+          <w:lang w:eastAsia="fr-MG"/>
+        </w:rPr>
+      </w:pPr>
+      <w:r>
+        <w:rPr>
+          <w:rFonts w:eastAsia="Times New Roman" w:cs="Times New Roman"/>
+          <w:b/>
+          <w:bCs/>
+          <w:lang w:eastAsia="fr-MG"/>
         </w:rPr>
         <w:t>5.2 Structure Sémantique (h1 à h6)</w:t>
       </w:r>
@@ -1818,13 +1867,13 @@
         <w:ind w:left="720"/>
         <w:rPr>
           <w:rFonts w:eastAsia="Times New Roman" w:cs="Times New Roman"/>
-          <w:lang w:val="fr-MG" w:eastAsia="fr-MG"/>
-        </w:rPr>
-      </w:pPr>
-      <w:r>
-        <w:rPr>
-          <w:rFonts w:eastAsia="Times New Roman" w:cs="Times New Roman"/>
-          <w:lang w:val="fr-MG" w:eastAsia="fr-MG"/>
+          <w:lang w:eastAsia="fr-MG"/>
+        </w:rPr>
+      </w:pPr>
+      <w:r>
+        <w:rPr>
+          <w:rFonts w:eastAsia="Times New Roman" w:cs="Times New Roman"/>
+          <w:lang w:eastAsia="fr-MG"/>
         </w:rPr>
         <w:t>Conformément aux exigences de structure de données, chaque page respecte une hiérarchie stricte :</w:t>
       </w:r>
@@ -1843,22 +1892,23 @@
         <w:ind w:left="1440"/>
         <w:rPr>
           <w:rFonts w:eastAsia="Times New Roman" w:cs="Times New Roman"/>
-          <w:lang w:val="fr-MG" w:eastAsia="fr-MG"/>
-        </w:rPr>
-      </w:pPr>
-      <w:r>
-        <w:rPr>
-          <w:rFonts w:eastAsia="Times New Roman" w:cs="Times New Roman"/>
-          <w:b/>
-          <w:bCs/>
-          <w:lang w:val="fr-MG" w:eastAsia="fr-MG"/>
-        </w:rPr>
+          <w:lang w:eastAsia="fr-MG"/>
+        </w:rPr>
+      </w:pPr>
+      <w:r>
+        <w:rPr>
+          <w:rFonts w:eastAsia="Times New Roman" w:cs="Times New Roman"/>
+          <w:b/>
+          <w:bCs/>
+          <w:lang w:eastAsia="fr-MG"/>
+        </w:rPr>
+        <w:lastRenderedPageBreak/>
         <w:t>H1 unique :</w:t>
       </w:r>
       <w:r>
         <w:rPr>
           <w:rFonts w:eastAsia="Times New Roman" w:cs="Times New Roman"/>
-          <w:lang w:val="fr-MG" w:eastAsia="fr-MG"/>
+          <w:lang w:eastAsia="fr-MG"/>
         </w:rPr>
         <w:t xml:space="preserve"> Titre principal de la page ou de l'article.</w:t>
       </w:r>
@@ -1877,23 +1927,22 @@
         <w:ind w:left="1440"/>
         <w:rPr>
           <w:rFonts w:eastAsia="Times New Roman" w:cs="Times New Roman"/>
-          <w:lang w:val="fr-MG" w:eastAsia="fr-MG"/>
-        </w:rPr>
-      </w:pPr>
-      <w:r>
-        <w:rPr>
-          <w:rFonts w:eastAsia="Times New Roman" w:cs="Times New Roman"/>
-          <w:b/>
-          <w:bCs/>
-          <w:lang w:val="fr-MG" w:eastAsia="fr-MG"/>
-        </w:rPr>
-        <w:lastRenderedPageBreak/>
+          <w:lang w:eastAsia="fr-MG"/>
+        </w:rPr>
+      </w:pPr>
+      <w:r>
+        <w:rPr>
+          <w:rFonts w:eastAsia="Times New Roman" w:cs="Times New Roman"/>
+          <w:b/>
+          <w:bCs/>
+          <w:lang w:eastAsia="fr-MG"/>
+        </w:rPr>
         <w:t>H2 à H6 :</w:t>
       </w:r>
       <w:r>
         <w:rPr>
           <w:rFonts w:eastAsia="Times New Roman" w:cs="Times New Roman"/>
-          <w:lang w:val="fr-MG" w:eastAsia="fr-MG"/>
+          <w:lang w:eastAsia="fr-MG"/>
         </w:rPr>
         <w:t xml:space="preserve"> Organisation logique des sous-sections générées via l'éditeur </w:t>
       </w:r>
@@ -1903,7 +1952,7 @@
           <w:rFonts w:eastAsia="Times New Roman" w:cs="Times New Roman"/>
           <w:b/>
           <w:bCs/>
-          <w:lang w:val="fr-MG" w:eastAsia="fr-MG"/>
+          <w:lang w:eastAsia="fr-MG"/>
         </w:rPr>
         <w:t>TinyMCE</w:t>
       </w:r>
@@ -1911,7 +1960,7 @@
       <w:r>
         <w:rPr>
           <w:rFonts w:eastAsia="Times New Roman" w:cs="Times New Roman"/>
-          <w:lang w:val="fr-MG" w:eastAsia="fr-MG"/>
+          <w:lang w:eastAsia="fr-MG"/>
         </w:rPr>
         <w:t>.</w:t>
       </w:r>
@@ -1925,15 +1974,15 @@
           <w:rFonts w:eastAsia="Times New Roman" w:cs="Times New Roman"/>
           <w:b/>
           <w:bCs/>
-          <w:lang w:val="fr-MG" w:eastAsia="fr-MG"/>
-        </w:rPr>
-      </w:pPr>
-      <w:r>
-        <w:rPr>
-          <w:rFonts w:eastAsia="Times New Roman" w:cs="Times New Roman"/>
-          <w:b/>
-          <w:bCs/>
-          <w:lang w:val="fr-MG" w:eastAsia="fr-MG"/>
+          <w:lang w:eastAsia="fr-MG"/>
+        </w:rPr>
+      </w:pPr>
+      <w:r>
+        <w:rPr>
+          <w:rFonts w:eastAsia="Times New Roman" w:cs="Times New Roman"/>
+          <w:b/>
+          <w:bCs/>
+          <w:lang w:eastAsia="fr-MG"/>
         </w:rPr>
         <w:t>5.3 Balises Meta Dynamiques</w:t>
       </w:r>
@@ -1944,13 +1993,13 @@
         <w:ind w:left="720"/>
         <w:rPr>
           <w:rFonts w:eastAsia="Times New Roman" w:cs="Times New Roman"/>
-          <w:lang w:val="fr-MG" w:eastAsia="fr-MG"/>
-        </w:rPr>
-      </w:pPr>
-      <w:r>
-        <w:rPr>
-          <w:rFonts w:eastAsia="Times New Roman" w:cs="Times New Roman"/>
-          <w:lang w:val="fr-MG" w:eastAsia="fr-MG"/>
+          <w:lang w:eastAsia="fr-MG"/>
+        </w:rPr>
+      </w:pPr>
+      <w:r>
+        <w:rPr>
+          <w:rFonts w:eastAsia="Times New Roman" w:cs="Times New Roman"/>
+          <w:lang w:eastAsia="fr-MG"/>
         </w:rPr>
         <w:t xml:space="preserve">Pour éviter le contenu dupliqué et optimiser l'affichage dans les résultats de recherche (SERP), les balises sont générées dynamiquement en </w:t>
       </w:r>
@@ -1958,7 +2007,7 @@
       <w:r>
         <w:rPr>
           <w:rFonts w:eastAsia="Times New Roman" w:cs="Times New Roman"/>
-          <w:lang w:val="fr-MG" w:eastAsia="fr-MG"/>
+          <w:lang w:eastAsia="fr-MG"/>
         </w:rPr>
         <w:t>PHP:</w:t>
       </w:r>
@@ -1978,7 +2027,7 @@
         <w:ind w:left="1440"/>
         <w:rPr>
           <w:rFonts w:eastAsia="Times New Roman" w:cs="Times New Roman"/>
-          <w:lang w:val="fr-MG" w:eastAsia="fr-MG"/>
+          <w:lang w:eastAsia="fr-MG"/>
         </w:rPr>
       </w:pPr>
       <w:proofErr w:type="spellStart"/>
@@ -1987,7 +2036,7 @@
           <w:rFonts w:eastAsia="Times New Roman" w:cs="Times New Roman"/>
           <w:b/>
           <w:bCs/>
-          <w:lang w:val="fr-MG" w:eastAsia="fr-MG"/>
+          <w:lang w:eastAsia="fr-MG"/>
         </w:rPr>
         <w:t>Title</w:t>
       </w:r>
@@ -1997,14 +2046,14 @@
           <w:rFonts w:eastAsia="Times New Roman" w:cs="Times New Roman"/>
           <w:b/>
           <w:bCs/>
-          <w:lang w:val="fr-MG" w:eastAsia="fr-MG"/>
+          <w:lang w:eastAsia="fr-MG"/>
         </w:rPr>
         <w:t xml:space="preserve"> :</w:t>
       </w:r>
       <w:r>
         <w:rPr>
           <w:rFonts w:eastAsia="Times New Roman" w:cs="Times New Roman"/>
-          <w:lang w:val="fr-MG" w:eastAsia="fr-MG"/>
+          <w:lang w:eastAsia="fr-MG"/>
         </w:rPr>
         <w:t xml:space="preserve"> Titre unique construit à partir du nom de l'article.</w:t>
       </w:r>
@@ -2023,22 +2072,22 @@
         <w:ind w:left="1440"/>
         <w:rPr>
           <w:rFonts w:eastAsia="Times New Roman" w:cs="Times New Roman"/>
-          <w:lang w:val="fr-MG" w:eastAsia="fr-MG"/>
-        </w:rPr>
-      </w:pPr>
-      <w:r>
-        <w:rPr>
-          <w:rFonts w:eastAsia="Times New Roman" w:cs="Times New Roman"/>
-          <w:b/>
-          <w:bCs/>
-          <w:lang w:val="fr-MG" w:eastAsia="fr-MG"/>
+          <w:lang w:eastAsia="fr-MG"/>
+        </w:rPr>
+      </w:pPr>
+      <w:r>
+        <w:rPr>
+          <w:rFonts w:eastAsia="Times New Roman" w:cs="Times New Roman"/>
+          <w:b/>
+          <w:bCs/>
+          <w:lang w:eastAsia="fr-MG"/>
         </w:rPr>
         <w:t>Meta Description :</w:t>
       </w:r>
       <w:r>
         <w:rPr>
           <w:rFonts w:eastAsia="Times New Roman" w:cs="Times New Roman"/>
-          <w:lang w:val="fr-MG" w:eastAsia="fr-MG"/>
+          <w:lang w:eastAsia="fr-MG"/>
         </w:rPr>
         <w:t xml:space="preserve"> Résumé accrocheur extrait du contenu de l'article pour inciter au clic.</w:t>
       </w:r>
@@ -2057,22 +2106,22 @@
         <w:ind w:left="1440"/>
         <w:rPr>
           <w:rFonts w:eastAsia="Times New Roman" w:cs="Times New Roman"/>
-          <w:lang w:val="fr-MG" w:eastAsia="fr-MG"/>
-        </w:rPr>
-      </w:pPr>
-      <w:r>
-        <w:rPr>
-          <w:rFonts w:eastAsia="Times New Roman" w:cs="Times New Roman"/>
-          <w:b/>
-          <w:bCs/>
-          <w:lang w:val="fr-MG" w:eastAsia="fr-MG"/>
+          <w:lang w:eastAsia="fr-MG"/>
+        </w:rPr>
+      </w:pPr>
+      <w:r>
+        <w:rPr>
+          <w:rFonts w:eastAsia="Times New Roman" w:cs="Times New Roman"/>
+          <w:b/>
+          <w:bCs/>
+          <w:lang w:eastAsia="fr-MG"/>
         </w:rPr>
         <w:t>Open Graph :</w:t>
       </w:r>
       <w:r>
         <w:rPr>
           <w:rFonts w:eastAsia="Times New Roman" w:cs="Times New Roman"/>
-          <w:lang w:val="fr-MG" w:eastAsia="fr-MG"/>
+          <w:lang w:eastAsia="fr-MG"/>
         </w:rPr>
         <w:t xml:space="preserve"> Balises dédiées à l'optimisation de l'affichage lors des partages sur les réseaux sociaux (image, titre, description).</w:t>
       </w:r>
@@ -2091,22 +2140,22 @@
         <w:ind w:left="1440"/>
         <w:rPr>
           <w:rFonts w:eastAsia="Times New Roman" w:cs="Times New Roman"/>
-          <w:lang w:val="fr-MG" w:eastAsia="fr-MG"/>
-        </w:rPr>
-      </w:pPr>
-      <w:r>
-        <w:rPr>
-          <w:rFonts w:eastAsia="Times New Roman" w:cs="Times New Roman"/>
-          <w:b/>
-          <w:bCs/>
-          <w:lang w:val="fr-MG" w:eastAsia="fr-MG"/>
+          <w:lang w:eastAsia="fr-MG"/>
+        </w:rPr>
+      </w:pPr>
+      <w:r>
+        <w:rPr>
+          <w:rFonts w:eastAsia="Times New Roman" w:cs="Times New Roman"/>
+          <w:b/>
+          <w:bCs/>
+          <w:lang w:eastAsia="fr-MG"/>
         </w:rPr>
         <w:t>Canonical :</w:t>
       </w:r>
       <w:r>
         <w:rPr>
           <w:rFonts w:eastAsia="Times New Roman" w:cs="Times New Roman"/>
-          <w:lang w:val="fr-MG" w:eastAsia="fr-MG"/>
+          <w:lang w:eastAsia="fr-MG"/>
         </w:rPr>
         <w:t xml:space="preserve"> Définition de l'URL de référence pour consolider l'autorité de la page.</w:t>
       </w:r>
@@ -2120,15 +2169,15 @@
           <w:rFonts w:eastAsia="Times New Roman" w:cs="Times New Roman"/>
           <w:b/>
           <w:bCs/>
-          <w:lang w:val="fr-MG" w:eastAsia="fr-MG"/>
-        </w:rPr>
-      </w:pPr>
-      <w:r>
-        <w:rPr>
-          <w:rFonts w:eastAsia="Times New Roman" w:cs="Times New Roman"/>
-          <w:b/>
-          <w:bCs/>
-          <w:lang w:val="fr-MG" w:eastAsia="fr-MG"/>
+          <w:lang w:eastAsia="fr-MG"/>
+        </w:rPr>
+      </w:pPr>
+      <w:r>
+        <w:rPr>
+          <w:rFonts w:eastAsia="Times New Roman" w:cs="Times New Roman"/>
+          <w:b/>
+          <w:bCs/>
+          <w:lang w:eastAsia="fr-MG"/>
         </w:rPr>
         <w:t>5.4 Accessibilité et Attribut "Alt"</w:t>
       </w:r>
@@ -2147,22 +2196,22 @@
         <w:ind w:left="1440"/>
         <w:rPr>
           <w:rFonts w:eastAsia="Times New Roman" w:cs="Times New Roman"/>
-          <w:lang w:val="fr-MG" w:eastAsia="fr-MG"/>
-        </w:rPr>
-      </w:pPr>
-      <w:r>
-        <w:rPr>
-          <w:rFonts w:eastAsia="Times New Roman" w:cs="Times New Roman"/>
-          <w:b/>
-          <w:bCs/>
-          <w:lang w:val="fr-MG" w:eastAsia="fr-MG"/>
+          <w:lang w:eastAsia="fr-MG"/>
+        </w:rPr>
+      </w:pPr>
+      <w:r>
+        <w:rPr>
+          <w:rFonts w:eastAsia="Times New Roman" w:cs="Times New Roman"/>
+          <w:b/>
+          <w:bCs/>
+          <w:lang w:eastAsia="fr-MG"/>
         </w:rPr>
         <w:t>Stockage BDD :</w:t>
       </w:r>
       <w:r>
         <w:rPr>
           <w:rFonts w:eastAsia="Times New Roman" w:cs="Times New Roman"/>
-          <w:lang w:val="fr-MG" w:eastAsia="fr-MG"/>
+          <w:lang w:eastAsia="fr-MG"/>
         </w:rPr>
         <w:t xml:space="preserve"> Chaque média possède un champ </w:t>
       </w:r>
@@ -2170,7 +2219,7 @@
       <w:r>
         <w:rPr>
           <w:rFonts w:eastAsia="Times New Roman" w:cs="Courier New"/>
-          <w:lang w:val="fr-MG" w:eastAsia="fr-MG"/>
+          <w:lang w:eastAsia="fr-MG"/>
         </w:rPr>
         <w:t>alt_text</w:t>
       </w:r>
@@ -2178,21 +2227,21 @@
       <w:r>
         <w:rPr>
           <w:rFonts w:eastAsia="Times New Roman" w:cs="Times New Roman"/>
-          <w:lang w:val="fr-MG" w:eastAsia="fr-MG"/>
+          <w:lang w:eastAsia="fr-MG"/>
         </w:rPr>
         <w:t xml:space="preserve"> dédié dans la table </w:t>
       </w:r>
       <w:r>
         <w:rPr>
           <w:rFonts w:eastAsia="Times New Roman" w:cs="Courier New"/>
-          <w:lang w:val="fr-MG" w:eastAsia="fr-MG"/>
+          <w:lang w:eastAsia="fr-MG"/>
         </w:rPr>
         <w:t>media</w:t>
       </w:r>
       <w:r>
         <w:rPr>
           <w:rFonts w:eastAsia="Times New Roman" w:cs="Times New Roman"/>
-          <w:lang w:val="fr-MG" w:eastAsia="fr-MG"/>
+          <w:lang w:eastAsia="fr-MG"/>
         </w:rPr>
         <w:t>.</w:t>
       </w:r>
@@ -2211,43 +2260,43 @@
         <w:ind w:left="1440"/>
         <w:rPr>
           <w:rFonts w:eastAsia="Times New Roman" w:cs="Times New Roman"/>
-          <w:lang w:val="fr-MG" w:eastAsia="fr-MG"/>
-        </w:rPr>
-      </w:pPr>
-      <w:r>
-        <w:rPr>
-          <w:rFonts w:eastAsia="Times New Roman" w:cs="Times New Roman"/>
-          <w:b/>
-          <w:bCs/>
-          <w:lang w:val="fr-MG" w:eastAsia="fr-MG"/>
+          <w:lang w:eastAsia="fr-MG"/>
+        </w:rPr>
+      </w:pPr>
+      <w:r>
+        <w:rPr>
+          <w:rFonts w:eastAsia="Times New Roman" w:cs="Times New Roman"/>
+          <w:b/>
+          <w:bCs/>
+          <w:lang w:eastAsia="fr-MG"/>
         </w:rPr>
         <w:t>Rendu HTML :</w:t>
       </w:r>
       <w:r>
         <w:rPr>
           <w:rFonts w:eastAsia="Times New Roman" w:cs="Times New Roman"/>
-          <w:lang w:val="fr-MG" w:eastAsia="fr-MG"/>
+          <w:lang w:eastAsia="fr-MG"/>
         </w:rPr>
         <w:t xml:space="preserve"> L'attribut </w:t>
       </w:r>
       <w:r>
         <w:rPr>
           <w:rFonts w:eastAsia="Times New Roman" w:cs="Courier New"/>
-          <w:lang w:val="fr-MG" w:eastAsia="fr-MG"/>
+          <w:lang w:eastAsia="fr-MG"/>
         </w:rPr>
         <w:t>alt</w:t>
       </w:r>
       <w:r>
         <w:rPr>
           <w:rFonts w:eastAsia="Times New Roman" w:cs="Times New Roman"/>
-          <w:lang w:val="fr-MG" w:eastAsia="fr-MG"/>
+          <w:lang w:eastAsia="fr-MG"/>
         </w:rPr>
         <w:t xml:space="preserve"> est systématiquement injecté dans la balise </w:t>
       </w:r>
       <w:r>
         <w:rPr>
           <w:rFonts w:eastAsia="Times New Roman" w:cs="Courier New"/>
-          <w:lang w:val="fr-MG" w:eastAsia="fr-MG"/>
+          <w:lang w:eastAsia="fr-MG"/>
         </w:rPr>
         <w:t>&lt;</w:t>
       </w:r>
@@ -2255,7 +2304,7 @@
       <w:r>
         <w:rPr>
           <w:rFonts w:eastAsia="Times New Roman" w:cs="Courier New"/>
-          <w:lang w:val="fr-MG" w:eastAsia="fr-MG"/>
+          <w:lang w:eastAsia="fr-MG"/>
         </w:rPr>
         <w:t>img</w:t>
       </w:r>
@@ -2263,14 +2312,14 @@
       <w:r>
         <w:rPr>
           <w:rFonts w:eastAsia="Times New Roman" w:cs="Courier New"/>
-          <w:lang w:val="fr-MG" w:eastAsia="fr-MG"/>
+          <w:lang w:eastAsia="fr-MG"/>
         </w:rPr>
         <w:t>&gt;</w:t>
       </w:r>
       <w:r>
         <w:rPr>
           <w:rFonts w:eastAsia="Times New Roman" w:cs="Times New Roman"/>
-          <w:lang w:val="fr-MG" w:eastAsia="fr-MG"/>
+          <w:lang w:eastAsia="fr-MG"/>
         </w:rPr>
         <w:t>.</w:t>
       </w:r>
@@ -2289,7 +2338,7 @@
         <w:ind w:left="1440"/>
         <w:rPr>
           <w:rFonts w:eastAsia="Times New Roman" w:cs="Times New Roman"/>
-          <w:lang w:val="fr-MG" w:eastAsia="fr-MG"/>
+          <w:lang w:eastAsia="fr-MG"/>
         </w:rPr>
       </w:pPr>
       <w:proofErr w:type="spellStart"/>
@@ -2298,7 +2347,7 @@
           <w:rFonts w:eastAsia="Times New Roman" w:cs="Times New Roman"/>
           <w:b/>
           <w:bCs/>
-          <w:lang w:val="fr-MG" w:eastAsia="fr-MG"/>
+          <w:lang w:eastAsia="fr-MG"/>
         </w:rPr>
         <w:t>Fallback</w:t>
       </w:r>
@@ -2308,14 +2357,14 @@
           <w:rFonts w:eastAsia="Times New Roman" w:cs="Times New Roman"/>
           <w:b/>
           <w:bCs/>
-          <w:lang w:val="fr-MG" w:eastAsia="fr-MG"/>
+          <w:lang w:eastAsia="fr-MG"/>
         </w:rPr>
         <w:t xml:space="preserve"> :</w:t>
       </w:r>
       <w:r>
         <w:rPr>
           <w:rFonts w:eastAsia="Times New Roman" w:cs="Times New Roman"/>
-          <w:lang w:val="fr-MG" w:eastAsia="fr-MG"/>
+          <w:lang w:eastAsia="fr-MG"/>
         </w:rPr>
         <w:t xml:space="preserve"> En cas d'absence de saisie manuelle, un texte alternatif par défaut (basé sur le titre de l'article) est généré pour garantir la conformité aux tests </w:t>
       </w:r>
@@ -2325,7 +2374,7 @@
           <w:rFonts w:eastAsia="Times New Roman" w:cs="Times New Roman"/>
           <w:b/>
           <w:bCs/>
-          <w:lang w:val="fr-MG" w:eastAsia="fr-MG"/>
+          <w:lang w:eastAsia="fr-MG"/>
         </w:rPr>
         <w:t>Lighthouse</w:t>
       </w:r>
@@ -2333,22 +2382,35 @@
       <w:r>
         <w:rPr>
           <w:rFonts w:eastAsia="Times New Roman" w:cs="Times New Roman"/>
-          <w:lang w:val="fr-MG" w:eastAsia="fr-MG"/>
+          <w:lang w:eastAsia="fr-MG"/>
         </w:rPr>
         <w:t>.</w:t>
       </w:r>
     </w:p>
     <w:p>
       <w:pPr>
+        <w:pStyle w:val="Paragraphedeliste"/>
+        <w:numPr>
+          <w:ilvl w:val="0"/>
+          <w:numId w:val="12"/>
+        </w:numPr>
         <w:spacing w:before="100" w:beforeAutospacing="1" w:after="100" w:afterAutospacing="1" w:line="240" w:lineRule="auto"/>
         <w:rPr>
           <w:rFonts w:eastAsia="Times New Roman" w:cs="Times New Roman"/>
+          <w:b/>
+          <w:bCs/>
+          <w:sz w:val="28"/>
+          <w:szCs w:val="28"/>
           <w:lang w:val="fr-FR" w:eastAsia="fr-MG"/>
         </w:rPr>
       </w:pPr>
       <w:r>
         <w:rPr>
           <w:rFonts w:eastAsia="Times New Roman" w:cs="Times New Roman"/>
+          <w:b/>
+          <w:bCs/>
+          <w:sz w:val="28"/>
+          <w:szCs w:val="28"/>
           <w:lang w:val="fr-FR" w:eastAsia="fr-MG"/>
         </w:rPr>
         <w:t>Manuel d’installation docker</w:t>
@@ -2362,15 +2424,15 @@
           <w:rFonts w:eastAsia="Times New Roman" w:cs="Times New Roman"/>
           <w:b/>
           <w:bCs/>
-          <w:lang w:val="fr-MG" w:eastAsia="fr-MG"/>
-        </w:rPr>
-      </w:pPr>
-      <w:r>
-        <w:rPr>
-          <w:rFonts w:eastAsia="Times New Roman" w:cs="Times New Roman"/>
-          <w:b/>
-          <w:bCs/>
-          <w:lang w:val="fr-MG" w:eastAsia="fr-MG"/>
+          <w:lang w:eastAsia="fr-MG"/>
+        </w:rPr>
+      </w:pPr>
+      <w:r>
+        <w:rPr>
+          <w:rFonts w:eastAsia="Times New Roman" w:cs="Times New Roman"/>
+          <w:b/>
+          <w:bCs/>
+          <w:lang w:eastAsia="fr-MG"/>
         </w:rPr>
         <w:t xml:space="preserve"> </w:t>
       </w:r>
@@ -2380,7 +2442,7 @@
           <w:rFonts w:eastAsia="Times New Roman" w:cs="Times New Roman"/>
           <w:b/>
           <w:bCs/>
-          <w:lang w:val="fr-MG" w:eastAsia="fr-MG"/>
+          <w:lang w:eastAsia="fr-MG"/>
         </w:rPr>
         <w:t>Pré-requis</w:t>
       </w:r>
@@ -2395,13 +2457,13 @@
         <w:spacing w:before="100" w:beforeAutospacing="1" w:after="100" w:afterAutospacing="1" w:line="240" w:lineRule="auto"/>
         <w:rPr>
           <w:rFonts w:eastAsia="Times New Roman" w:cs="Times New Roman"/>
-          <w:lang w:val="fr-MG" w:eastAsia="fr-MG"/>
-        </w:rPr>
-      </w:pPr>
-      <w:r>
-        <w:rPr>
-          <w:rFonts w:eastAsia="Times New Roman" w:cs="Times New Roman"/>
-          <w:lang w:val="fr-MG" w:eastAsia="fr-MG"/>
+          <w:lang w:eastAsia="fr-MG"/>
+        </w:rPr>
+      </w:pPr>
+      <w:r>
+        <w:rPr>
+          <w:rFonts w:eastAsia="Times New Roman" w:cs="Times New Roman"/>
+          <w:lang w:eastAsia="fr-MG"/>
         </w:rPr>
         <w:t>Docker Desktop installé et en cours d’exécution</w:t>
       </w:r>
@@ -2415,13 +2477,13 @@
         <w:spacing w:before="100" w:beforeAutospacing="1" w:after="100" w:afterAutospacing="1" w:line="240" w:lineRule="auto"/>
         <w:rPr>
           <w:rFonts w:eastAsia="Times New Roman" w:cs="Times New Roman"/>
-          <w:lang w:val="fr-MG" w:eastAsia="fr-MG"/>
-        </w:rPr>
-      </w:pPr>
-      <w:r>
-        <w:rPr>
-          <w:rFonts w:eastAsia="Times New Roman" w:cs="Times New Roman"/>
-          <w:lang w:val="fr-MG" w:eastAsia="fr-MG"/>
+          <w:lang w:eastAsia="fr-MG"/>
+        </w:rPr>
+      </w:pPr>
+      <w:r>
+        <w:rPr>
+          <w:rFonts w:eastAsia="Times New Roman" w:cs="Times New Roman"/>
+          <w:lang w:eastAsia="fr-MG"/>
         </w:rPr>
         <w:t>Docker Compose disponible</w:t>
       </w:r>
@@ -2435,13 +2497,13 @@
         <w:spacing w:before="100" w:beforeAutospacing="1" w:after="100" w:afterAutospacing="1" w:line="240" w:lineRule="auto"/>
         <w:rPr>
           <w:rFonts w:eastAsia="Times New Roman" w:cs="Times New Roman"/>
-          <w:lang w:val="fr-MG" w:eastAsia="fr-MG"/>
-        </w:rPr>
-      </w:pPr>
-      <w:r>
-        <w:rPr>
-          <w:rFonts w:eastAsia="Times New Roman" w:cs="Times New Roman"/>
-          <w:lang w:val="fr-MG" w:eastAsia="fr-MG"/>
+          <w:lang w:eastAsia="fr-MG"/>
+        </w:rPr>
+      </w:pPr>
+      <w:r>
+        <w:rPr>
+          <w:rFonts w:eastAsia="Times New Roman" w:cs="Times New Roman"/>
+          <w:lang w:eastAsia="fr-MG"/>
         </w:rPr>
         <w:t>Ports libres :</w:t>
       </w:r>
@@ -2455,13 +2517,13 @@
         <w:spacing w:before="100" w:beforeAutospacing="1" w:after="100" w:afterAutospacing="1" w:line="240" w:lineRule="auto"/>
         <w:rPr>
           <w:rFonts w:eastAsia="Times New Roman" w:cs="Times New Roman"/>
-          <w:lang w:val="fr-MG" w:eastAsia="fr-MG"/>
-        </w:rPr>
-      </w:pPr>
-      <w:r>
-        <w:rPr>
-          <w:rFonts w:eastAsia="Times New Roman" w:cs="Times New Roman"/>
-          <w:lang w:val="fr-MG" w:eastAsia="fr-MG"/>
+          <w:lang w:eastAsia="fr-MG"/>
+        </w:rPr>
+      </w:pPr>
+      <w:r>
+        <w:rPr>
+          <w:rFonts w:eastAsia="Times New Roman" w:cs="Times New Roman"/>
+          <w:lang w:eastAsia="fr-MG"/>
         </w:rPr>
         <w:t>8000 (application web)</w:t>
       </w:r>
@@ -2475,13 +2537,13 @@
         <w:spacing w:before="100" w:beforeAutospacing="1" w:after="100" w:afterAutospacing="1" w:line="240" w:lineRule="auto"/>
         <w:rPr>
           <w:rFonts w:eastAsia="Times New Roman" w:cs="Times New Roman"/>
-          <w:lang w:val="fr-MG" w:eastAsia="fr-MG"/>
-        </w:rPr>
-      </w:pPr>
-      <w:r>
-        <w:rPr>
-          <w:rFonts w:eastAsia="Times New Roman" w:cs="Times New Roman"/>
-          <w:lang w:val="fr-MG" w:eastAsia="fr-MG"/>
+          <w:lang w:eastAsia="fr-MG"/>
+        </w:rPr>
+      </w:pPr>
+      <w:r>
+        <w:rPr>
+          <w:rFonts w:eastAsia="Times New Roman" w:cs="Times New Roman"/>
+          <w:lang w:eastAsia="fr-MG"/>
         </w:rPr>
         <w:t>3307 (MySQL)</w:t>
       </w:r>
@@ -2491,15 +2553,15 @@
         <w:spacing w:after="0" w:line="240" w:lineRule="auto"/>
         <w:rPr>
           <w:rFonts w:eastAsia="Times New Roman" w:cs="Times New Roman"/>
-          <w:lang w:val="fr-MG" w:eastAsia="fr-MG"/>
-        </w:rPr>
-      </w:pPr>
-      <w:r>
-        <w:rPr>
-          <w:rFonts w:eastAsia="Times New Roman" w:cs="Times New Roman"/>
-          <w:b/>
-          <w:bCs/>
-          <w:lang w:val="fr-MG" w:eastAsia="fr-MG"/>
+          <w:lang w:eastAsia="fr-MG"/>
+        </w:rPr>
+      </w:pPr>
+      <w:r>
+        <w:rPr>
+          <w:rFonts w:eastAsia="Times New Roman" w:cs="Times New Roman"/>
+          <w:b/>
+          <w:bCs/>
+          <w:lang w:eastAsia="fr-MG"/>
         </w:rPr>
         <w:t>6.2 Lancement du projet</w:t>
       </w:r>
@@ -2509,13 +2571,13 @@
         <w:spacing w:before="100" w:beforeAutospacing="1" w:after="0" w:line="240" w:lineRule="auto"/>
         <w:rPr>
           <w:rFonts w:eastAsia="Times New Roman" w:cs="Times New Roman"/>
-          <w:lang w:val="fr-MG" w:eastAsia="fr-MG"/>
-        </w:rPr>
-      </w:pPr>
-      <w:r>
-        <w:rPr>
-          <w:rFonts w:eastAsia="Times New Roman" w:cs="Times New Roman"/>
-          <w:lang w:val="fr-MG" w:eastAsia="fr-MG"/>
+          <w:lang w:eastAsia="fr-MG"/>
+        </w:rPr>
+      </w:pPr>
+      <w:r>
+        <w:rPr>
+          <w:rFonts w:eastAsia="Times New Roman" w:cs="Times New Roman"/>
+          <w:lang w:eastAsia="fr-MG"/>
         </w:rPr>
         <w:t>Depuis la racine du projet :</w:t>
       </w:r>
@@ -2543,14 +2605,14 @@
         <w:spacing w:after="0" w:line="240" w:lineRule="auto"/>
         <w:rPr>
           <w:rFonts w:eastAsia="Times New Roman" w:cs="Courier New"/>
-          <w:lang w:val="fr-MG" w:eastAsia="fr-MG"/>
+          <w:lang w:eastAsia="fr-MG"/>
         </w:rPr>
       </w:pPr>
       <w:proofErr w:type="gramStart"/>
       <w:r>
         <w:rPr>
           <w:rFonts w:eastAsia="Times New Roman" w:cs="Courier New"/>
-          <w:lang w:val="fr-MG" w:eastAsia="fr-MG"/>
+          <w:lang w:eastAsia="fr-MG"/>
         </w:rPr>
         <w:t>docker</w:t>
       </w:r>
@@ -2558,7 +2620,7 @@
       <w:r>
         <w:rPr>
           <w:rFonts w:eastAsia="Times New Roman" w:cs="Courier New"/>
-          <w:lang w:val="fr-MG" w:eastAsia="fr-MG"/>
+          <w:lang w:eastAsia="fr-MG"/>
         </w:rPr>
         <w:t xml:space="preserve"> compose up --</w:t>
       </w:r>
@@ -2566,7 +2628,7 @@
       <w:r>
         <w:rPr>
           <w:rFonts w:eastAsia="Times New Roman" w:cs="Courier New"/>
-          <w:lang w:val="fr-MG" w:eastAsia="fr-MG"/>
+          <w:lang w:eastAsia="fr-MG"/>
         </w:rPr>
         <w:t>build</w:t>
       </w:r>
@@ -2574,7 +2636,7 @@
       <w:r>
         <w:rPr>
           <w:rFonts w:eastAsia="Times New Roman" w:cs="Courier New"/>
-          <w:lang w:val="fr-MG" w:eastAsia="fr-MG"/>
+          <w:lang w:eastAsia="fr-MG"/>
         </w:rPr>
         <w:t xml:space="preserve"> -d</w:t>
       </w:r>
@@ -2584,13 +2646,13 @@
         <w:spacing w:before="100" w:beforeAutospacing="1" w:after="0" w:line="240" w:lineRule="auto"/>
         <w:rPr>
           <w:rFonts w:eastAsia="Times New Roman" w:cs="Times New Roman"/>
-          <w:lang w:val="fr-MG" w:eastAsia="fr-MG"/>
-        </w:rPr>
-      </w:pPr>
-      <w:r>
-        <w:rPr>
-          <w:rFonts w:eastAsia="Times New Roman" w:cs="Times New Roman"/>
-          <w:lang w:val="fr-MG" w:eastAsia="fr-MG"/>
+          <w:lang w:eastAsia="fr-MG"/>
+        </w:rPr>
+      </w:pPr>
+      <w:r>
+        <w:rPr>
+          <w:rFonts w:eastAsia="Times New Roman" w:cs="Times New Roman"/>
+          <w:lang w:eastAsia="fr-MG"/>
         </w:rPr>
         <w:t>Vérifier les conteneurs :</w:t>
       </w:r>
@@ -2618,14 +2680,14 @@
         <w:spacing w:after="0" w:line="240" w:lineRule="auto"/>
         <w:rPr>
           <w:rFonts w:eastAsia="Times New Roman" w:cs="Courier New"/>
-          <w:lang w:val="fr-MG" w:eastAsia="fr-MG"/>
+          <w:lang w:eastAsia="fr-MG"/>
         </w:rPr>
       </w:pPr>
       <w:proofErr w:type="gramStart"/>
       <w:r>
         <w:rPr>
           <w:rFonts w:eastAsia="Times New Roman" w:cs="Courier New"/>
-          <w:lang w:val="fr-MG" w:eastAsia="fr-MG"/>
+          <w:lang w:eastAsia="fr-MG"/>
         </w:rPr>
         <w:t>docker</w:t>
       </w:r>
@@ -2633,7 +2695,7 @@
       <w:r>
         <w:rPr>
           <w:rFonts w:eastAsia="Times New Roman" w:cs="Courier New"/>
-          <w:lang w:val="fr-MG" w:eastAsia="fr-MG"/>
+          <w:lang w:eastAsia="fr-MG"/>
         </w:rPr>
         <w:t xml:space="preserve"> compose </w:t>
       </w:r>
@@ -2641,7 +2703,7 @@
       <w:r>
         <w:rPr>
           <w:rFonts w:eastAsia="Times New Roman" w:cs="Courier New"/>
-          <w:lang w:val="fr-MG" w:eastAsia="fr-MG"/>
+          <w:lang w:eastAsia="fr-MG"/>
         </w:rPr>
         <w:t>ps</w:t>
       </w:r>
@@ -2652,15 +2714,15 @@
         <w:spacing w:after="0" w:line="240" w:lineRule="auto"/>
         <w:rPr>
           <w:rFonts w:eastAsia="Times New Roman" w:cs="Times New Roman"/>
-          <w:lang w:val="fr-MG" w:eastAsia="fr-MG"/>
-        </w:rPr>
-      </w:pPr>
-      <w:r>
-        <w:rPr>
-          <w:rFonts w:eastAsia="Times New Roman" w:cs="Times New Roman"/>
-          <w:b/>
-          <w:bCs/>
-          <w:lang w:val="fr-MG" w:eastAsia="fr-MG"/>
+          <w:lang w:eastAsia="fr-MG"/>
+        </w:rPr>
+      </w:pPr>
+      <w:r>
+        <w:rPr>
+          <w:rFonts w:eastAsia="Times New Roman" w:cs="Times New Roman"/>
+          <w:b/>
+          <w:bCs/>
+          <w:lang w:eastAsia="fr-MG"/>
         </w:rPr>
         <w:t>6.3 Services déployés</w:t>
       </w:r>
@@ -2674,7 +2736,7 @@
         <w:spacing w:before="100" w:beforeAutospacing="1" w:after="100" w:afterAutospacing="1" w:line="240" w:lineRule="auto"/>
         <w:rPr>
           <w:rFonts w:eastAsia="Times New Roman" w:cs="Times New Roman"/>
-          <w:lang w:val="fr-MG" w:eastAsia="fr-MG"/>
+          <w:lang w:eastAsia="fr-MG"/>
         </w:rPr>
       </w:pPr>
       <w:proofErr w:type="gramStart"/>
@@ -2683,7 +2745,7 @@
           <w:rFonts w:eastAsia="Times New Roman" w:cs="Times New Roman"/>
           <w:b/>
           <w:bCs/>
-          <w:lang w:val="fr-MG" w:eastAsia="fr-MG"/>
+          <w:lang w:eastAsia="fr-MG"/>
         </w:rPr>
         <w:t>web</w:t>
       </w:r>
@@ -2691,7 +2753,7 @@
       <w:r>
         <w:rPr>
           <w:rFonts w:eastAsia="Times New Roman" w:cs="Times New Roman"/>
-          <w:lang w:val="fr-MG" w:eastAsia="fr-MG"/>
+          <w:lang w:eastAsia="fr-MG"/>
         </w:rPr>
         <w:t xml:space="preserve"> : PHP 8.2 + Apache</w:t>
       </w:r>
@@ -2705,7 +2767,7 @@
         <w:spacing w:before="100" w:beforeAutospacing="1" w:after="100" w:afterAutospacing="1" w:line="240" w:lineRule="auto"/>
         <w:rPr>
           <w:rFonts w:eastAsia="Times New Roman" w:cs="Times New Roman"/>
-          <w:lang w:val="fr-MG" w:eastAsia="fr-MG"/>
+          <w:lang w:eastAsia="fr-MG"/>
         </w:rPr>
       </w:pPr>
       <w:proofErr w:type="spellStart"/>
@@ -2715,7 +2777,7 @@
           <w:rFonts w:eastAsia="Times New Roman" w:cs="Times New Roman"/>
           <w:b/>
           <w:bCs/>
-          <w:lang w:val="fr-MG" w:eastAsia="fr-MG"/>
+          <w:lang w:eastAsia="fr-MG"/>
         </w:rPr>
         <w:t>db</w:t>
       </w:r>
@@ -2724,7 +2786,7 @@
       <w:r>
         <w:rPr>
           <w:rFonts w:eastAsia="Times New Roman" w:cs="Times New Roman"/>
-          <w:lang w:val="fr-MG" w:eastAsia="fr-MG"/>
+          <w:lang w:eastAsia="fr-MG"/>
         </w:rPr>
         <w:t xml:space="preserve"> : MySQL 8</w:t>
       </w:r>
@@ -2738,7 +2800,7 @@
         <w:spacing w:before="100" w:beforeAutospacing="1" w:after="100" w:afterAutospacing="1" w:line="240" w:lineRule="auto"/>
         <w:rPr>
           <w:rFonts w:eastAsia="Times New Roman" w:cs="Times New Roman"/>
-          <w:lang w:val="fr-MG" w:eastAsia="fr-MG"/>
+          <w:lang w:eastAsia="fr-MG"/>
         </w:rPr>
       </w:pPr>
       <w:proofErr w:type="spellStart"/>
@@ -2748,7 +2810,7 @@
           <w:rFonts w:eastAsia="Times New Roman" w:cs="Times New Roman"/>
           <w:b/>
           <w:bCs/>
-          <w:lang w:val="fr-MG" w:eastAsia="fr-MG"/>
+          <w:lang w:eastAsia="fr-MG"/>
         </w:rPr>
         <w:t>adminer</w:t>
       </w:r>
@@ -2757,7 +2819,7 @@
       <w:r>
         <w:rPr>
           <w:rFonts w:eastAsia="Times New Roman" w:cs="Times New Roman"/>
-          <w:lang w:val="fr-MG" w:eastAsia="fr-MG"/>
+          <w:lang w:eastAsia="fr-MG"/>
         </w:rPr>
         <w:t xml:space="preserve"> : interface de gestion de base de données</w:t>
       </w:r>
@@ -2767,15 +2829,15 @@
         <w:spacing w:after="0" w:line="240" w:lineRule="auto"/>
         <w:rPr>
           <w:rFonts w:eastAsia="Times New Roman" w:cs="Times New Roman"/>
-          <w:lang w:val="fr-MG" w:eastAsia="fr-MG"/>
-        </w:rPr>
-      </w:pPr>
-      <w:r>
-        <w:rPr>
-          <w:rFonts w:eastAsia="Times New Roman" w:cs="Times New Roman"/>
-          <w:b/>
-          <w:bCs/>
-          <w:lang w:val="fr-MG" w:eastAsia="fr-MG"/>
+          <w:lang w:eastAsia="fr-MG"/>
+        </w:rPr>
+      </w:pPr>
+      <w:r>
+        <w:rPr>
+          <w:rFonts w:eastAsia="Times New Roman" w:cs="Times New Roman"/>
+          <w:b/>
+          <w:bCs/>
+          <w:lang w:eastAsia="fr-MG"/>
         </w:rPr>
         <w:t>6.4 Accès aux services</w:t>
       </w:r>
@@ -2789,13 +2851,13 @@
         <w:spacing w:before="100" w:beforeAutospacing="1" w:after="100" w:afterAutospacing="1" w:line="240" w:lineRule="auto"/>
         <w:rPr>
           <w:rFonts w:eastAsia="Times New Roman" w:cs="Times New Roman"/>
-          <w:lang w:val="fr-MG" w:eastAsia="fr-MG"/>
-        </w:rPr>
-      </w:pPr>
-      <w:r>
-        <w:rPr>
-          <w:rFonts w:eastAsia="Times New Roman" w:cs="Times New Roman"/>
-          <w:lang w:val="fr-MG" w:eastAsia="fr-MG"/>
+          <w:lang w:eastAsia="fr-MG"/>
+        </w:rPr>
+      </w:pPr>
+      <w:r>
+        <w:rPr>
+          <w:rFonts w:eastAsia="Times New Roman" w:cs="Times New Roman"/>
+          <w:lang w:eastAsia="fr-MG"/>
         </w:rPr>
         <w:t xml:space="preserve">Application : </w:t>
       </w:r>
@@ -2805,7 +2867,7 @@
             <w:rFonts w:eastAsia="Times New Roman" w:cs="Times New Roman"/>
             <w:color w:val="0000FF"/>
             <w:u w:val="single"/>
-            <w:lang w:val="fr-MG" w:eastAsia="fr-MG"/>
+            <w:lang w:eastAsia="fr-MG"/>
           </w:rPr>
           <w:t>http://localhost:8000</w:t>
         </w:r>
@@ -2820,13 +2882,13 @@
         <w:spacing w:before="100" w:beforeAutospacing="1" w:after="100" w:afterAutospacing="1" w:line="240" w:lineRule="auto"/>
         <w:rPr>
           <w:rFonts w:eastAsia="Times New Roman" w:cs="Times New Roman"/>
-          <w:lang w:val="fr-MG" w:eastAsia="fr-MG"/>
-        </w:rPr>
-      </w:pPr>
-      <w:r>
-        <w:rPr>
-          <w:rFonts w:eastAsia="Times New Roman" w:cs="Times New Roman"/>
-          <w:lang w:val="fr-MG" w:eastAsia="fr-MG"/>
+          <w:lang w:eastAsia="fr-MG"/>
+        </w:rPr>
+      </w:pPr>
+      <w:r>
+        <w:rPr>
+          <w:rFonts w:eastAsia="Times New Roman" w:cs="Times New Roman"/>
+          <w:lang w:eastAsia="fr-MG"/>
         </w:rPr>
         <w:t xml:space="preserve">Accueil (URL propre) : </w:t>
       </w:r>
@@ -2836,7 +2898,7 @@
             <w:rFonts w:eastAsia="Times New Roman" w:cs="Times New Roman"/>
             <w:color w:val="0000FF"/>
             <w:u w:val="single"/>
-            <w:lang w:val="fr-MG" w:eastAsia="fr-MG"/>
+            <w:lang w:eastAsia="fr-MG"/>
           </w:rPr>
           <w:t>http://localhost:8000/accueil</w:t>
         </w:r>
@@ -2851,13 +2913,13 @@
         <w:spacing w:before="100" w:beforeAutospacing="1" w:after="100" w:afterAutospacing="1" w:line="240" w:lineRule="auto"/>
         <w:rPr>
           <w:rFonts w:eastAsia="Times New Roman" w:cs="Times New Roman"/>
-          <w:lang w:val="fr-MG" w:eastAsia="fr-MG"/>
-        </w:rPr>
-      </w:pPr>
-      <w:r>
-        <w:rPr>
-          <w:rFonts w:eastAsia="Times New Roman" w:cs="Times New Roman"/>
-          <w:lang w:val="fr-MG" w:eastAsia="fr-MG"/>
+          <w:lang w:eastAsia="fr-MG"/>
+        </w:rPr>
+      </w:pPr>
+      <w:r>
+        <w:rPr>
+          <w:rFonts w:eastAsia="Times New Roman" w:cs="Times New Roman"/>
+          <w:lang w:eastAsia="fr-MG"/>
         </w:rPr>
         <w:t xml:space="preserve">Article (SEO) : </w:t>
       </w:r>
@@ -2867,7 +2929,7 @@
             <w:rFonts w:eastAsia="Times New Roman" w:cs="Times New Roman"/>
             <w:color w:val="0000FF"/>
             <w:u w:val="single"/>
-            <w:lang w:val="fr-MG" w:eastAsia="fr-MG"/>
+            <w:lang w:eastAsia="fr-MG"/>
           </w:rPr>
           <w:t>http://localhost:8000/article/{slug</w:t>
         </w:r>
@@ -2875,7 +2937,7 @@
       <w:r>
         <w:rPr>
           <w:rFonts w:eastAsia="Times New Roman" w:cs="Times New Roman"/>
-          <w:lang w:val="fr-MG" w:eastAsia="fr-MG"/>
+          <w:lang w:eastAsia="fr-MG"/>
         </w:rPr>
         <w:t>}</w:t>
       </w:r>
@@ -2889,13 +2951,13 @@
         <w:spacing w:before="100" w:beforeAutospacing="1" w:after="100" w:afterAutospacing="1" w:line="240" w:lineRule="auto"/>
         <w:rPr>
           <w:rFonts w:eastAsia="Times New Roman" w:cs="Times New Roman"/>
-          <w:lang w:val="fr-MG" w:eastAsia="fr-MG"/>
-        </w:rPr>
-      </w:pPr>
-      <w:r>
-        <w:rPr>
-          <w:rFonts w:eastAsia="Times New Roman" w:cs="Times New Roman"/>
-          <w:lang w:val="fr-MG" w:eastAsia="fr-MG"/>
+          <w:lang w:eastAsia="fr-MG"/>
+        </w:rPr>
+      </w:pPr>
+      <w:r>
+        <w:rPr>
+          <w:rFonts w:eastAsia="Times New Roman" w:cs="Times New Roman"/>
+          <w:lang w:eastAsia="fr-MG"/>
         </w:rPr>
         <w:t xml:space="preserve">Administration : </w:t>
       </w:r>
@@ -2905,7 +2967,7 @@
             <w:rFonts w:eastAsia="Times New Roman" w:cs="Times New Roman"/>
             <w:color w:val="0000FF"/>
             <w:u w:val="single"/>
-            <w:lang w:val="fr-MG" w:eastAsia="fr-MG"/>
+            <w:lang w:eastAsia="fr-MG"/>
           </w:rPr>
           <w:t>http://localhost:8000/admin/login</w:t>
         </w:r>
@@ -2920,22 +2982,23 @@
         <w:spacing w:before="100" w:beforeAutospacing="1" w:after="100" w:afterAutospacing="1" w:line="240" w:lineRule="auto"/>
         <w:rPr>
           <w:rFonts w:eastAsia="Times New Roman" w:cs="Times New Roman"/>
-          <w:lang w:val="fr-MG" w:eastAsia="fr-MG"/>
+          <w:lang w:eastAsia="fr-MG"/>
         </w:rPr>
       </w:pPr>
       <w:proofErr w:type="spellStart"/>
       <w:r>
         <w:rPr>
           <w:rFonts w:eastAsia="Times New Roman" w:cs="Times New Roman"/>
-          <w:lang w:val="fr-MG" w:eastAsia="fr-MG"/>
-        </w:rPr>
+          <w:lang w:eastAsia="fr-MG"/>
+        </w:rPr>
+        <w:lastRenderedPageBreak/>
         <w:t>Adminer</w:t>
       </w:r>
       <w:proofErr w:type="spellEnd"/>
       <w:r>
         <w:rPr>
           <w:rFonts w:eastAsia="Times New Roman" w:cs="Times New Roman"/>
-          <w:lang w:val="fr-MG" w:eastAsia="fr-MG"/>
+          <w:lang w:eastAsia="fr-MG"/>
         </w:rPr>
         <w:t xml:space="preserve"> : </w:t>
       </w:r>
@@ -2945,7 +3008,7 @@
             <w:rFonts w:eastAsia="Times New Roman" w:cs="Times New Roman"/>
             <w:color w:val="0000FF"/>
             <w:u w:val="single"/>
-            <w:lang w:val="fr-MG" w:eastAsia="fr-MG"/>
+            <w:lang w:eastAsia="fr-MG"/>
           </w:rPr>
           <w:t>http://localhost:8081</w:t>
         </w:r>
@@ -2953,20 +3016,30 @@
     </w:p>
     <w:p>
       <w:pPr>
+        <w:pStyle w:val="Paragraphedeliste"/>
+        <w:numPr>
+          <w:ilvl w:val="0"/>
+          <w:numId w:val="12"/>
+        </w:numPr>
         <w:spacing w:after="0" w:line="240" w:lineRule="auto"/>
         <w:rPr>
           <w:rFonts w:eastAsia="Times New Roman" w:cs="Times New Roman"/>
-          <w:lang w:val="fr-MG" w:eastAsia="fr-MG"/>
-        </w:rPr>
-      </w:pPr>
-      <w:r>
-        <w:rPr>
-          <w:rFonts w:eastAsia="Times New Roman" w:cs="Times New Roman"/>
-          <w:b/>
-          <w:bCs/>
-          <w:lang w:val="fr-MG" w:eastAsia="fr-MG"/>
-        </w:rPr>
-        <w:lastRenderedPageBreak/>
+          <w:b/>
+          <w:bCs/>
+          <w:sz w:val="28"/>
+          <w:szCs w:val="28"/>
+          <w:lang w:eastAsia="fr-MG"/>
+        </w:rPr>
+      </w:pPr>
+      <w:r>
+        <w:rPr>
+          <w:rFonts w:eastAsia="Times New Roman" w:cs="Times New Roman"/>
+          <w:b/>
+          <w:bCs/>
+          <w:sz w:val="28"/>
+          <w:szCs w:val="28"/>
+          <w:lang w:eastAsia="fr-MG"/>
+        </w:rPr>
         <w:t>Réinitialisation de la base de données</w:t>
       </w:r>
     </w:p>
@@ -2975,13 +3048,13 @@
         <w:spacing w:before="100" w:beforeAutospacing="1" w:after="100" w:afterAutospacing="1" w:line="240" w:lineRule="auto"/>
         <w:rPr>
           <w:rFonts w:eastAsia="Times New Roman" w:cs="Times New Roman"/>
-          <w:lang w:val="fr-MG" w:eastAsia="fr-MG"/>
-        </w:rPr>
-      </w:pPr>
-      <w:r>
-        <w:rPr>
-          <w:rFonts w:eastAsia="Times New Roman" w:cs="Times New Roman"/>
-          <w:lang w:val="fr-MG" w:eastAsia="fr-MG"/>
+          <w:lang w:eastAsia="fr-MG"/>
+        </w:rPr>
+      </w:pPr>
+      <w:r>
+        <w:rPr>
+          <w:rFonts w:eastAsia="Times New Roman" w:cs="Times New Roman"/>
+          <w:lang w:eastAsia="fr-MG"/>
         </w:rPr>
         <w:t>Pour recréer entièrement la base :</w:t>
       </w:r>
@@ -3009,14 +3082,14 @@
         <w:spacing w:after="0" w:line="240" w:lineRule="auto"/>
         <w:rPr>
           <w:rFonts w:eastAsia="Times New Roman" w:cs="Courier New"/>
-          <w:lang w:val="fr-MG" w:eastAsia="fr-MG"/>
+          <w:lang w:eastAsia="fr-MG"/>
         </w:rPr>
       </w:pPr>
       <w:proofErr w:type="gramStart"/>
       <w:r>
         <w:rPr>
           <w:rFonts w:eastAsia="Times New Roman" w:cs="Courier New"/>
-          <w:lang w:val="fr-MG" w:eastAsia="fr-MG"/>
+          <w:lang w:eastAsia="fr-MG"/>
         </w:rPr>
         <w:t>docker</w:t>
       </w:r>
@@ -3024,7 +3097,7 @@
       <w:r>
         <w:rPr>
           <w:rFonts w:eastAsia="Times New Roman" w:cs="Courier New"/>
-          <w:lang w:val="fr-MG" w:eastAsia="fr-MG"/>
+          <w:lang w:eastAsia="fr-MG"/>
         </w:rPr>
         <w:t xml:space="preserve"> compose down -v</w:t>
       </w:r>
@@ -3052,14 +3125,14 @@
         <w:spacing w:after="0" w:line="240" w:lineRule="auto"/>
         <w:rPr>
           <w:rFonts w:eastAsia="Times New Roman" w:cs="Courier New"/>
-          <w:lang w:val="fr-MG" w:eastAsia="fr-MG"/>
+          <w:lang w:eastAsia="fr-MG"/>
         </w:rPr>
       </w:pPr>
       <w:proofErr w:type="gramStart"/>
       <w:r>
         <w:rPr>
           <w:rFonts w:eastAsia="Times New Roman" w:cs="Courier New"/>
-          <w:lang w:val="fr-MG" w:eastAsia="fr-MG"/>
+          <w:lang w:eastAsia="fr-MG"/>
         </w:rPr>
         <w:t>docker</w:t>
       </w:r>
@@ -3067,7 +3140,7 @@
       <w:r>
         <w:rPr>
           <w:rFonts w:eastAsia="Times New Roman" w:cs="Courier New"/>
-          <w:lang w:val="fr-MG" w:eastAsia="fr-MG"/>
+          <w:lang w:eastAsia="fr-MG"/>
         </w:rPr>
         <w:t xml:space="preserve"> compose up --</w:t>
       </w:r>
@@ -3075,7 +3148,7 @@
       <w:r>
         <w:rPr>
           <w:rFonts w:eastAsia="Times New Roman" w:cs="Courier New"/>
-          <w:lang w:val="fr-MG" w:eastAsia="fr-MG"/>
+          <w:lang w:eastAsia="fr-MG"/>
         </w:rPr>
         <w:t>build</w:t>
       </w:r>
@@ -3083,7 +3156,7 @@
       <w:r>
         <w:rPr>
           <w:rFonts w:eastAsia="Times New Roman" w:cs="Courier New"/>
-          <w:lang w:val="fr-MG" w:eastAsia="fr-MG"/>
+          <w:lang w:eastAsia="fr-MG"/>
         </w:rPr>
         <w:t xml:space="preserve"> -d</w:t>
       </w:r>
@@ -3093,16 +3166,16 @@
         <w:spacing w:after="0" w:line="240" w:lineRule="auto"/>
         <w:rPr>
           <w:rFonts w:eastAsia="Times New Roman" w:cs="Times New Roman"/>
-          <w:lang w:val="fr-MG" w:eastAsia="fr-MG"/>
-        </w:rPr>
-      </w:pPr>
-      <w:r>
-        <w:rPr>
-          <w:rFonts w:eastAsia="Times New Roman" w:cs="Times New Roman"/>
-          <w:lang w:val="fr-MG" w:eastAsia="fr-MG"/>
+          <w:lang w:eastAsia="fr-MG"/>
+        </w:rPr>
+      </w:pPr>
+      <w:r>
+        <w:rPr>
+          <w:rFonts w:eastAsia="Times New Roman" w:cs="Times New Roman"/>
+          <w:lang w:eastAsia="fr-MG"/>
         </w:rPr>
         <w:pict w14:anchorId="76239297">
-          <v:rect id="_x0000_i1029" style="width:0;height:1.5pt" o:hralign="center" o:hrstd="t" o:hr="t" fillcolor="#a0a0a0" stroked="f"/>
+          <v:rect id="_x0000_i1025" style="width:0;height:1.5pt" o:hralign="center" o:hrstd="t" o:hr="t" fillcolor="#a0a0a0" stroked="f"/>
         </w:pict>
       </w:r>
       <w:r>
@@ -3110,9 +3183,9 @@
           <w:rFonts w:eastAsia="Times New Roman" w:cs="Times New Roman"/>
           <w:b/>
           <w:bCs/>
-          <w:lang w:val="fr-MG" w:eastAsia="fr-MG"/>
-        </w:rPr>
-        <w:t>6.6 Configuration du Rewrite (SEO)</w:t>
+          <w:lang w:eastAsia="fr-MG"/>
+        </w:rPr>
+        <w:t xml:space="preserve"> Configuration du Rewrite (SEO)</w:t>
       </w:r>
     </w:p>
     <w:p>
@@ -3124,27 +3197,27 @@
         <w:spacing w:before="100" w:beforeAutospacing="1" w:after="100" w:afterAutospacing="1" w:line="240" w:lineRule="auto"/>
         <w:rPr>
           <w:rFonts w:eastAsia="Times New Roman" w:cs="Times New Roman"/>
-          <w:lang w:val="fr-MG" w:eastAsia="fr-MG"/>
-        </w:rPr>
-      </w:pPr>
-      <w:r>
-        <w:rPr>
-          <w:rFonts w:eastAsia="Times New Roman" w:cs="Times New Roman"/>
-          <w:lang w:val="fr-MG" w:eastAsia="fr-MG"/>
+          <w:lang w:eastAsia="fr-MG"/>
+        </w:rPr>
+      </w:pPr>
+      <w:r>
+        <w:rPr>
+          <w:rFonts w:eastAsia="Times New Roman" w:cs="Times New Roman"/>
+          <w:lang w:eastAsia="fr-MG"/>
         </w:rPr>
         <w:t xml:space="preserve">Module Apache </w:t>
       </w:r>
       <w:r>
         <w:rPr>
           <w:rFonts w:eastAsia="Times New Roman" w:cs="Courier New"/>
-          <w:lang w:val="fr-MG" w:eastAsia="fr-MG"/>
+          <w:lang w:eastAsia="fr-MG"/>
         </w:rPr>
         <w:t>rewrite</w:t>
       </w:r>
       <w:r>
         <w:rPr>
           <w:rFonts w:eastAsia="Times New Roman" w:cs="Times New Roman"/>
-          <w:lang w:val="fr-MG" w:eastAsia="fr-MG"/>
+          <w:lang w:eastAsia="fr-MG"/>
         </w:rPr>
         <w:t xml:space="preserve"> </w:t>
       </w:r>
@@ -3152,7 +3225,7 @@
       <w:r>
         <w:rPr>
           <w:rFonts w:eastAsia="Times New Roman" w:cs="Times New Roman"/>
-          <w:lang w:val="fr-MG" w:eastAsia="fr-MG"/>
+          <w:lang w:eastAsia="fr-MG"/>
         </w:rPr>
         <w:t>activé</w:t>
       </w:r>
@@ -3167,20 +3240,20 @@
         <w:spacing w:before="100" w:beforeAutospacing="1" w:after="100" w:afterAutospacing="1" w:line="240" w:lineRule="auto"/>
         <w:rPr>
           <w:rFonts w:eastAsia="Times New Roman" w:cs="Times New Roman"/>
-          <w:lang w:val="fr-MG" w:eastAsia="fr-MG"/>
-        </w:rPr>
-      </w:pPr>
-      <w:r>
-        <w:rPr>
-          <w:rFonts w:eastAsia="Times New Roman" w:cs="Times New Roman"/>
-          <w:lang w:val="fr-MG" w:eastAsia="fr-MG"/>
+          <w:lang w:eastAsia="fr-MG"/>
+        </w:rPr>
+      </w:pPr>
+      <w:r>
+        <w:rPr>
+          <w:rFonts w:eastAsia="Times New Roman" w:cs="Times New Roman"/>
+          <w:lang w:eastAsia="fr-MG"/>
         </w:rPr>
         <w:t xml:space="preserve">Fichier </w:t>
       </w:r>
       <w:r>
         <w:rPr>
           <w:rFonts w:eastAsia="Times New Roman" w:cs="Courier New"/>
-          <w:lang w:val="fr-MG" w:eastAsia="fr-MG"/>
+          <w:lang w:eastAsia="fr-MG"/>
         </w:rPr>
         <w:t>.</w:t>
       </w:r>
@@ -3188,7 +3261,7 @@
       <w:r>
         <w:rPr>
           <w:rFonts w:eastAsia="Times New Roman" w:cs="Courier New"/>
-          <w:lang w:val="fr-MG" w:eastAsia="fr-MG"/>
+          <w:lang w:eastAsia="fr-MG"/>
         </w:rPr>
         <w:t>htaccess</w:t>
       </w:r>
@@ -3196,7 +3269,7 @@
       <w:r>
         <w:rPr>
           <w:rFonts w:eastAsia="Times New Roman" w:cs="Times New Roman"/>
-          <w:lang w:val="fr-MG" w:eastAsia="fr-MG"/>
+          <w:lang w:eastAsia="fr-MG"/>
         </w:rPr>
         <w:t xml:space="preserve"> autorisé</w:t>
       </w:r>
@@ -3210,13 +3283,13 @@
         <w:spacing w:before="100" w:beforeAutospacing="1" w:after="100" w:afterAutospacing="1" w:line="240" w:lineRule="auto"/>
         <w:rPr>
           <w:rFonts w:eastAsia="Times New Roman" w:cs="Times New Roman"/>
-          <w:lang w:val="fr-MG" w:eastAsia="fr-MG"/>
-        </w:rPr>
-      </w:pPr>
-      <w:r>
-        <w:rPr>
-          <w:rFonts w:eastAsia="Times New Roman" w:cs="Times New Roman"/>
-          <w:lang w:val="fr-MG" w:eastAsia="fr-MG"/>
+          <w:lang w:eastAsia="fr-MG"/>
+        </w:rPr>
+      </w:pPr>
+      <w:r>
+        <w:rPr>
+          <w:rFonts w:eastAsia="Times New Roman" w:cs="Times New Roman"/>
+          <w:lang w:eastAsia="fr-MG"/>
         </w:rPr>
         <w:t>URLs principales :</w:t>
       </w:r>
@@ -3230,20 +3303,20 @@
         <w:spacing w:before="100" w:beforeAutospacing="1" w:after="100" w:afterAutospacing="1" w:line="240" w:lineRule="auto"/>
         <w:rPr>
           <w:rFonts w:eastAsia="Times New Roman" w:cs="Times New Roman"/>
-          <w:lang w:val="fr-MG" w:eastAsia="fr-MG"/>
+          <w:lang w:eastAsia="fr-MG"/>
         </w:rPr>
       </w:pPr>
       <w:r>
         <w:rPr>
           <w:rFonts w:eastAsia="Times New Roman" w:cs="Courier New"/>
-          <w:lang w:val="fr-MG" w:eastAsia="fr-MG"/>
+          <w:lang w:eastAsia="fr-MG"/>
         </w:rPr>
         <w:t>/accueil</w:t>
       </w:r>
       <w:r>
         <w:rPr>
           <w:rFonts w:eastAsia="Times New Roman" w:cs="Times New Roman"/>
-          <w:lang w:val="fr-MG" w:eastAsia="fr-MG"/>
+          <w:lang w:eastAsia="fr-MG"/>
         </w:rPr>
         <w:t xml:space="preserve"> → </w:t>
       </w:r>
@@ -3251,7 +3324,7 @@
       <w:r>
         <w:rPr>
           <w:rFonts w:eastAsia="Times New Roman" w:cs="Courier New"/>
-          <w:lang w:val="fr-MG" w:eastAsia="fr-MG"/>
+          <w:lang w:eastAsia="fr-MG"/>
         </w:rPr>
         <w:t>index.php</w:t>
       </w:r>
@@ -3266,27 +3339,27 @@
         <w:spacing w:before="100" w:beforeAutospacing="1" w:after="100" w:afterAutospacing="1" w:line="240" w:lineRule="auto"/>
         <w:rPr>
           <w:rFonts w:eastAsia="Times New Roman" w:cs="Times New Roman"/>
-          <w:lang w:val="fr-MG" w:eastAsia="fr-MG"/>
+          <w:lang w:eastAsia="fr-MG"/>
         </w:rPr>
       </w:pPr>
       <w:r>
         <w:rPr>
           <w:rFonts w:eastAsia="Times New Roman" w:cs="Courier New"/>
-          <w:lang w:val="fr-MG" w:eastAsia="fr-MG"/>
+          <w:lang w:eastAsia="fr-MG"/>
         </w:rPr>
         <w:t>/article/{slug}</w:t>
       </w:r>
       <w:r>
         <w:rPr>
           <w:rFonts w:eastAsia="Times New Roman" w:cs="Times New Roman"/>
-          <w:lang w:val="fr-MG" w:eastAsia="fr-MG"/>
+          <w:lang w:eastAsia="fr-MG"/>
         </w:rPr>
         <w:t xml:space="preserve"> → </w:t>
       </w:r>
       <w:r>
         <w:rPr>
           <w:rFonts w:eastAsia="Times New Roman" w:cs="Courier New"/>
-          <w:lang w:val="fr-MG" w:eastAsia="fr-MG"/>
+          <w:lang w:eastAsia="fr-MG"/>
         </w:rPr>
         <w:t>article/</w:t>
       </w:r>
@@ -3294,7 +3367,7 @@
       <w:r>
         <w:rPr>
           <w:rFonts w:eastAsia="Times New Roman" w:cs="Courier New"/>
-          <w:lang w:val="fr-MG" w:eastAsia="fr-MG"/>
+          <w:lang w:eastAsia="fr-MG"/>
         </w:rPr>
         <w:t>single.php</w:t>
       </w:r>
@@ -3309,13 +3382,13 @@
         <w:spacing w:before="100" w:beforeAutospacing="1" w:after="100" w:afterAutospacing="1" w:line="240" w:lineRule="auto"/>
         <w:rPr>
           <w:rFonts w:eastAsia="Times New Roman" w:cs="Times New Roman"/>
-          <w:lang w:val="fr-MG" w:eastAsia="fr-MG"/>
+          <w:lang w:eastAsia="fr-MG"/>
         </w:rPr>
       </w:pPr>
       <w:r>
         <w:rPr>
           <w:rFonts w:eastAsia="Times New Roman" w:cs="Courier New"/>
-          <w:lang w:val="fr-MG" w:eastAsia="fr-MG"/>
+          <w:lang w:eastAsia="fr-MG"/>
         </w:rPr>
         <w:t>/accueil/</w:t>
       </w:r>
@@ -3323,7 +3396,7 @@
       <w:r>
         <w:rPr>
           <w:rFonts w:eastAsia="Times New Roman" w:cs="Courier New"/>
-          <w:lang w:val="fr-MG" w:eastAsia="fr-MG"/>
+          <w:lang w:eastAsia="fr-MG"/>
         </w:rPr>
         <w:t>categorie</w:t>
       </w:r>
@@ -3331,14 +3404,14 @@
       <w:r>
         <w:rPr>
           <w:rFonts w:eastAsia="Times New Roman" w:cs="Courier New"/>
-          <w:lang w:val="fr-MG" w:eastAsia="fr-MG"/>
+          <w:lang w:eastAsia="fr-MG"/>
         </w:rPr>
         <w:t>/{slug}</w:t>
       </w:r>
       <w:r>
         <w:rPr>
           <w:rFonts w:eastAsia="Times New Roman" w:cs="Times New Roman"/>
-          <w:lang w:val="fr-MG" w:eastAsia="fr-MG"/>
+          <w:lang w:eastAsia="fr-MG"/>
         </w:rPr>
         <w:t xml:space="preserve"> → filtrage par catégorie</w:t>
       </w:r>
@@ -3352,75 +3425,100 @@
         <w:spacing w:before="100" w:beforeAutospacing="1" w:after="100" w:afterAutospacing="1" w:line="240" w:lineRule="auto"/>
         <w:rPr>
           <w:rFonts w:eastAsia="Times New Roman" w:cs="Times New Roman"/>
-          <w:lang w:val="fr-MG" w:eastAsia="fr-MG"/>
-        </w:rPr>
-      </w:pPr>
-      <w:r>
-        <w:rPr>
-          <w:rFonts w:eastAsia="Times New Roman" w:cs="Times New Roman"/>
-          <w:lang w:val="fr-MG" w:eastAsia="fr-MG"/>
+          <w:lang w:eastAsia="fr-MG"/>
+        </w:rPr>
+      </w:pPr>
+      <w:r>
+        <w:rPr>
+          <w:rFonts w:eastAsia="Times New Roman" w:cs="Times New Roman"/>
+          <w:lang w:eastAsia="fr-MG"/>
         </w:rPr>
         <w:t xml:space="preserve">Routes admin : </w:t>
       </w:r>
       <w:r>
         <w:rPr>
           <w:rFonts w:eastAsia="Times New Roman" w:cs="Courier New"/>
-          <w:lang w:val="fr-MG" w:eastAsia="fr-MG"/>
+          <w:lang w:eastAsia="fr-MG"/>
         </w:rPr>
         <w:t>/admin/*</w:t>
       </w:r>
     </w:p>
     <w:p>
       <w:pPr>
+        <w:pStyle w:val="Paragraphedeliste"/>
+        <w:numPr>
+          <w:ilvl w:val="0"/>
+          <w:numId w:val="12"/>
+        </w:numPr>
         <w:spacing w:before="100" w:beforeAutospacing="1" w:after="100" w:afterAutospacing="1" w:line="240" w:lineRule="auto"/>
+        <w:rPr>
+          <w:rFonts w:eastAsia="Times New Roman" w:cs="Courier New"/>
+          <w:b/>
+          <w:bCs/>
+          <w:sz w:val="28"/>
+          <w:szCs w:val="28"/>
+          <w:lang w:val="fr-FR" w:eastAsia="fr-MG"/>
+        </w:rPr>
+      </w:pPr>
+      <w:r>
+        <w:rPr>
+          <w:rFonts w:eastAsia="Times New Roman" w:cs="Courier New"/>
+          <w:b/>
+          <w:bCs/>
+          <w:sz w:val="28"/>
+          <w:szCs w:val="28"/>
+          <w:lang w:val="fr-FR" w:eastAsia="fr-MG"/>
+        </w:rPr>
+        <w:t>Captures d’</w:t>
+      </w:r>
+      <w:proofErr w:type="spellStart"/>
+      <w:r>
+        <w:rPr>
+          <w:rFonts w:eastAsia="Times New Roman" w:cs="Courier New"/>
+          <w:b/>
+          <w:bCs/>
+          <w:sz w:val="28"/>
+          <w:szCs w:val="28"/>
+          <w:lang w:val="fr-FR" w:eastAsia="fr-MG"/>
+        </w:rPr>
+        <w:t>ecran</w:t>
+      </w:r>
+      <w:proofErr w:type="spellEnd"/>
+    </w:p>
+    <w:p>
+      <w:pPr>
+        <w:spacing w:before="100" w:beforeAutospacing="1" w:after="100" w:afterAutospacing="1" w:line="240" w:lineRule="auto"/>
+        <w:rPr>
+          <w:rFonts w:eastAsia="Times New Roman" w:cs="Courier New"/>
+          <w:b/>
+          <w:bCs/>
+          <w:lang w:val="fr-FR" w:eastAsia="fr-MG"/>
+        </w:rPr>
+      </w:pPr>
+      <w:r>
+        <w:rPr>
+          <w:rFonts w:eastAsia="Times New Roman" w:cs="Courier New"/>
+          <w:b/>
+          <w:bCs/>
+          <w:lang w:val="fr-FR" w:eastAsia="fr-MG"/>
+        </w:rPr>
+        <w:t>FrontOffice</w:t>
+      </w:r>
+    </w:p>
+    <w:p>
+      <w:pPr>
+        <w:pStyle w:val="Paragraphedeliste"/>
+        <w:numPr>
+          <w:ilvl w:val="1"/>
+          <w:numId w:val="13"/>
+        </w:numPr>
+        <w:spacing w:before="100" w:beforeAutospacing="1" w:after="100" w:afterAutospacing="1" w:line="240" w:lineRule="auto"/>
+      </w:pPr>
+      <w:r>
         <w:rPr>
           <w:rFonts w:eastAsia="Times New Roman" w:cs="Courier New"/>
           <w:lang w:val="fr-FR" w:eastAsia="fr-MG"/>
         </w:rPr>
-      </w:pPr>
-      <w:r>
-        <w:rPr>
-          <w:rFonts w:eastAsia="Times New Roman" w:cs="Courier New"/>
-          <w:lang w:val="fr-FR" w:eastAsia="fr-MG"/>
-        </w:rPr>
-        <w:t>Captures d’</w:t>
-      </w:r>
-      <w:proofErr w:type="spellStart"/>
-      <w:r>
-        <w:rPr>
-          <w:rFonts w:eastAsia="Times New Roman" w:cs="Courier New"/>
-          <w:lang w:val="fr-FR" w:eastAsia="fr-MG"/>
-        </w:rPr>
-        <w:t>ecran</w:t>
-      </w:r>
-      <w:proofErr w:type="spellEnd"/>
-    </w:p>
-    <w:p>
-      <w:pPr>
-        <w:spacing w:before="100" w:beforeAutospacing="1" w:after="100" w:afterAutospacing="1" w:line="240" w:lineRule="auto"/>
-        <w:rPr>
-          <w:rFonts w:eastAsia="Times New Roman" w:cs="Courier New"/>
-          <w:lang w:val="fr-FR" w:eastAsia="fr-MG"/>
-        </w:rPr>
-      </w:pPr>
-      <w:r>
-        <w:rPr>
-          <w:rFonts w:eastAsia="Times New Roman" w:cs="Courier New"/>
-          <w:lang w:val="fr-FR" w:eastAsia="fr-MG"/>
-        </w:rPr>
-        <w:t>FrontOffice</w:t>
-      </w:r>
-    </w:p>
-    <w:p>
-      <w:pPr>
-        <w:spacing w:before="100" w:beforeAutospacing="1" w:after="100" w:afterAutospacing="1" w:line="240" w:lineRule="auto"/>
-      </w:pPr>
-      <w:r>
-        <w:rPr>
-          <w:rFonts w:eastAsia="Times New Roman" w:cs="Courier New"/>
-          <w:lang w:val="fr-FR" w:eastAsia="fr-MG"/>
-        </w:rPr>
-        <w:tab/>
         <w:t>Page d’accueil :</w:t>
       </w:r>
       <w:r>
@@ -3441,6 +3539,7 @@
       <w:r>
         <w:rPr>
           <w:rFonts w:eastAsia="Times New Roman" w:cs="Courier New"/>
+          <w:noProof/>
           <w:lang w:val="fr-FR" w:eastAsia="fr-MG"/>
         </w:rPr>
         <w:drawing>
@@ -3482,33 +3581,37 @@
     </w:p>
     <w:p>
       <w:pPr>
+        <w:pStyle w:val="Paragraphedeliste"/>
+        <w:numPr>
+          <w:ilvl w:val="1"/>
+          <w:numId w:val="13"/>
+        </w:numPr>
+        <w:spacing w:before="100" w:beforeAutospacing="1" w:after="100" w:afterAutospacing="1" w:line="240" w:lineRule="auto"/>
+      </w:pPr>
+      <w:r>
+        <w:t>Page article</w:t>
+      </w:r>
+      <w:r>
+        <w:t> </w:t>
+      </w:r>
+      <w:r>
+        <w:rPr>
+          <w:lang w:val="fr-FR"/>
+        </w:rPr>
+        <w:t xml:space="preserve">: </w:t>
+      </w:r>
+      <w:r>
+        <w:t>Cette page présente le contenu détaillé d’un article sélectionné.</w:t>
+      </w:r>
+      <w:r>
+        <w:br/>
+        <w:t>Elle met en évidence le texte, la structure (titres, paragraphes), les informations associées (date, auteur) et les médias.</w:t>
+      </w:r>
+    </w:p>
+    <w:p>
+      <w:pPr>
         <w:spacing w:before="100" w:beforeAutospacing="1" w:after="100" w:afterAutospacing="1" w:line="240" w:lineRule="auto"/>
         <w:ind w:firstLine="720"/>
-      </w:pPr>
-      <w:r>
-        <w:t>Page article</w:t>
-      </w:r>
-      <w:r>
-        <w:t> </w:t>
-      </w:r>
-      <w:r>
-        <w:rPr>
-          <w:lang w:val="fr-FR"/>
-        </w:rPr>
-        <w:t xml:space="preserve">: </w:t>
-      </w:r>
-      <w:r>
-        <w:t>Cette page présente le contenu détaillé d’un article sélectionné.</w:t>
-      </w:r>
-      <w:r>
-        <w:br/>
-        <w:t>Elle met en évidence le texte, la structure (titres, paragraphes), les informations associées (date, auteur) et les médias.</w:t>
-      </w:r>
-    </w:p>
-    <w:p>
-      <w:pPr>
-        <w:spacing w:before="100" w:beforeAutospacing="1" w:after="100" w:afterAutospacing="1" w:line="240" w:lineRule="auto"/>
-        <w:ind w:firstLine="720"/>
         <w:rPr>
           <w:rFonts w:eastAsia="Times New Roman" w:cs="Courier New"/>
           <w:lang w:val="fr-FR" w:eastAsia="fr-MG"/>
@@ -3517,6 +3620,7 @@
       <w:r>
         <w:rPr>
           <w:rFonts w:eastAsia="Times New Roman" w:cs="Courier New"/>
+          <w:noProof/>
           <w:lang w:val="fr-FR" w:eastAsia="fr-MG"/>
         </w:rPr>
         <w:lastRenderedPageBreak/>
@@ -3563,76 +3667,62 @@
         <w:ind w:firstLine="720"/>
         <w:rPr>
           <w:rFonts w:eastAsia="Times New Roman" w:cs="Courier New"/>
+          <w:b/>
+          <w:bCs/>
           <w:lang w:val="fr-FR" w:eastAsia="fr-MG"/>
         </w:rPr>
       </w:pPr>
       <w:r>
+        <w:rPr>
+          <w:rFonts w:eastAsia="Times New Roman" w:cs="Courier New"/>
+          <w:b/>
+          <w:bCs/>
+          <w:lang w:val="fr-FR" w:eastAsia="fr-MG"/>
+        </w:rPr>
+        <w:t>BackOffice</w:t>
+      </w:r>
+    </w:p>
+    <w:p>
+      <w:pPr>
+        <w:pStyle w:val="Paragraphedeliste"/>
+        <w:numPr>
+          <w:ilvl w:val="1"/>
+          <w:numId w:val="13"/>
+        </w:numPr>
+        <w:spacing w:before="100" w:beforeAutospacing="1" w:after="100" w:afterAutospacing="1" w:line="240" w:lineRule="auto"/>
         <w:rPr>
           <w:rFonts w:eastAsia="Times New Roman" w:cs="Courier New"/>
           <w:lang w:val="fr-FR" w:eastAsia="fr-MG"/>
         </w:rPr>
-        <w:t>BackOffice</w:t>
+      </w:pPr>
+      <w:r>
+        <w:rPr>
+          <w:rFonts w:eastAsia="Times New Roman" w:cs="Courier New"/>
+          <w:lang w:val="fr-FR" w:eastAsia="fr-MG"/>
+        </w:rPr>
+        <w:t xml:space="preserve">Login : pour se connecter </w:t>
       </w:r>
     </w:p>
     <w:p>
       <w:pPr>
         <w:spacing w:before="100" w:beforeAutospacing="1" w:after="100" w:afterAutospacing="1" w:line="240" w:lineRule="auto"/>
         <w:ind w:firstLine="720"/>
-      </w:pPr>
-      <w:r>
         <w:rPr>
           <w:rFonts w:eastAsia="Times New Roman" w:cs="Courier New"/>
           <w:lang w:val="fr-FR" w:eastAsia="fr-MG"/>
         </w:rPr>
-        <w:tab/>
-        <w:t>Ajout d’</w:t>
-      </w:r>
-      <w:proofErr w:type="spellStart"/>
+      </w:pPr>
       <w:r>
         <w:rPr>
           <w:rFonts w:eastAsia="Times New Roman" w:cs="Courier New"/>
+          <w:noProof/>
           <w:lang w:val="fr-FR" w:eastAsia="fr-MG"/>
         </w:rPr>
-        <w:t>articel</w:t>
-      </w:r>
-      <w:proofErr w:type="spellEnd"/>
-      <w:r>
-        <w:rPr>
-          <w:rFonts w:eastAsia="Times New Roman" w:cs="Courier New"/>
-          <w:lang w:val="fr-FR" w:eastAsia="fr-MG"/>
-        </w:rPr>
-        <w:t> :</w:t>
-      </w:r>
-      <w:r>
-        <w:t xml:space="preserve"> </w:t>
-      </w:r>
-      <w:r>
-        <w:t>Cette interface permet la création d’un nouvel article.</w:t>
-      </w:r>
-      <w:r>
-        <w:br/>
-        <w:t>Elle comprend un formulaire de saisie et un éditeur de texte riche pour structurer le contenu.</w:t>
-      </w:r>
-    </w:p>
-    <w:p>
-      <w:pPr>
-        <w:spacing w:before="100" w:beforeAutospacing="1" w:after="100" w:afterAutospacing="1" w:line="240" w:lineRule="auto"/>
-        <w:ind w:firstLine="720"/>
-        <w:rPr>
-          <w:rFonts w:eastAsia="Times New Roman" w:cs="Courier New"/>
-          <w:lang w:val="fr-FR" w:eastAsia="fr-MG"/>
-        </w:rPr>
-      </w:pPr>
-      <w:r>
-        <w:rPr>
-          <w:rFonts w:eastAsia="Times New Roman" w:cs="Courier New"/>
-          <w:lang w:val="fr-FR" w:eastAsia="fr-MG"/>
-        </w:rPr>
         <w:drawing>
-          <wp:inline distT="0" distB="0" distL="0" distR="0" wp14:anchorId="15B71179" wp14:editId="49489271">
-            <wp:extent cx="5760720" cy="2625725"/>
-            <wp:effectExtent l="0" t="0" r="0" b="3175"/>
-            <wp:docPr id="4" name="Image 4"/>
+          <wp:inline distT="0" distB="0" distL="0" distR="0" wp14:anchorId="3303BC01" wp14:editId="03C16C29">
+            <wp:extent cx="5760720" cy="3333750"/>
+            <wp:effectExtent l="0" t="0" r="0" b="0"/>
+            <wp:docPr id="7" name="Image 7"/>
             <wp:cNvGraphicFramePr>
               <a:graphicFrameLocks xmlns:a="http://schemas.openxmlformats.org/drawingml/2006/main" noChangeAspect="1"/>
             </wp:cNvGraphicFramePr>
@@ -3652,6 +3742,102 @@
                   <pic:spPr>
                     <a:xfrm>
                       <a:off x="0" y="0"/>
+                      <a:ext cx="5760720" cy="3333750"/>
+                    </a:xfrm>
+                    <a:prstGeom prst="rect">
+                      <a:avLst/>
+                    </a:prstGeom>
+                  </pic:spPr>
+                </pic:pic>
+              </a:graphicData>
+            </a:graphic>
+          </wp:inline>
+        </w:drawing>
+      </w:r>
+    </w:p>
+    <w:p>
+      <w:pPr>
+        <w:pStyle w:val="Paragraphedeliste"/>
+        <w:numPr>
+          <w:ilvl w:val="2"/>
+          <w:numId w:val="13"/>
+        </w:numPr>
+        <w:spacing w:before="100" w:beforeAutospacing="1" w:after="100" w:afterAutospacing="1" w:line="240" w:lineRule="auto"/>
+      </w:pPr>
+      <w:r>
+        <w:rPr>
+          <w:rFonts w:eastAsia="Times New Roman" w:cs="Courier New"/>
+          <w:lang w:val="fr-FR" w:eastAsia="fr-MG"/>
+        </w:rPr>
+        <w:t>Ajout d’</w:t>
+      </w:r>
+      <w:proofErr w:type="spellStart"/>
+      <w:r>
+        <w:rPr>
+          <w:rFonts w:eastAsia="Times New Roman" w:cs="Courier New"/>
+          <w:lang w:val="fr-FR" w:eastAsia="fr-MG"/>
+        </w:rPr>
+        <w:t>articel</w:t>
+      </w:r>
+      <w:proofErr w:type="spellEnd"/>
+      <w:r>
+        <w:rPr>
+          <w:rFonts w:eastAsia="Times New Roman" w:cs="Courier New"/>
+          <w:lang w:val="fr-FR" w:eastAsia="fr-MG"/>
+        </w:rPr>
+        <w:t> :</w:t>
+      </w:r>
+      <w:r>
+        <w:t xml:space="preserve"> </w:t>
+      </w:r>
+      <w:r>
+        <w:t>Cette interface permet la création d’un nouvel article.</w:t>
+      </w:r>
+      <w:r>
+        <w:br/>
+        <w:t>Elle comprend un formulaire de saisie et un éditeur de texte riche pour structurer le contenu.</w:t>
+      </w:r>
+    </w:p>
+    <w:p>
+      <w:pPr>
+        <w:spacing w:before="100" w:beforeAutospacing="1" w:after="100" w:afterAutospacing="1" w:line="240" w:lineRule="auto"/>
+        <w:ind w:firstLine="720"/>
+        <w:rPr>
+          <w:rFonts w:eastAsia="Times New Roman" w:cs="Courier New"/>
+          <w:lang w:val="fr-FR" w:eastAsia="fr-MG"/>
+        </w:rPr>
+      </w:pPr>
+      <w:r>
+        <w:rPr>
+          <w:rFonts w:eastAsia="Times New Roman" w:cs="Courier New"/>
+          <w:noProof/>
+          <w:lang w:val="fr-FR" w:eastAsia="fr-MG"/>
+        </w:rPr>
+        <w:lastRenderedPageBreak/>
+        <w:drawing>
+          <wp:inline distT="0" distB="0" distL="0" distR="0" wp14:anchorId="15B71179" wp14:editId="49489271">
+            <wp:extent cx="5760720" cy="2625725"/>
+            <wp:effectExtent l="0" t="0" r="0" b="3175"/>
+            <wp:docPr id="4" name="Image 4"/>
+            <wp:cNvGraphicFramePr>
+              <a:graphicFrameLocks xmlns:a="http://schemas.openxmlformats.org/drawingml/2006/main" noChangeAspect="1"/>
+            </wp:cNvGraphicFramePr>
+            <a:graphic xmlns:a="http://schemas.openxmlformats.org/drawingml/2006/main">
+              <a:graphicData uri="http://schemas.openxmlformats.org/drawingml/2006/picture">
+                <pic:pic xmlns:pic="http://schemas.openxmlformats.org/drawingml/2006/picture">
+                  <pic:nvPicPr>
+                    <pic:cNvPr id="1" name=""/>
+                    <pic:cNvPicPr/>
+                  </pic:nvPicPr>
+                  <pic:blipFill>
+                    <a:blip r:embed="rId14"/>
+                    <a:stretch>
+                      <a:fillRect/>
+                    </a:stretch>
+                  </pic:blipFill>
+                  <pic:spPr>
+                    <a:xfrm>
+                      <a:off x="0" y="0"/>
                       <a:ext cx="5760720" cy="2625725"/>
                     </a:xfrm>
                     <a:prstGeom prst="rect">
@@ -3676,7 +3862,51 @@
     </w:p>
     <w:p>
       <w:pPr>
+        <w:pStyle w:val="Paragraphedeliste"/>
+        <w:numPr>
+          <w:ilvl w:val="0"/>
+          <w:numId w:val="13"/>
+        </w:numPr>
         <w:spacing w:before="100" w:beforeAutospacing="1" w:after="100" w:afterAutospacing="1" w:line="240" w:lineRule="auto"/>
+      </w:pPr>
+      <w:r>
+        <w:rPr>
+          <w:b/>
+          <w:bCs/>
+        </w:rPr>
+        <w:t>Liste des articles (modification)</w:t>
+      </w:r>
+      <w:proofErr w:type="gramStart"/>
+      <w:r>
+        <w:rPr>
+          <w:b/>
+          <w:bCs/>
+        </w:rPr>
+        <w:t> </w:t>
+      </w:r>
+      <w:r>
+        <w:rPr>
+          <w:b/>
+          <w:bCs/>
+          <w:lang w:val="fr-FR"/>
+        </w:rPr>
+        <w:t>:</w:t>
+      </w:r>
+      <w:r>
+        <w:t>Cette</w:t>
+      </w:r>
+      <w:proofErr w:type="gramEnd"/>
+      <w:r>
+        <w:t xml:space="preserve"> interface affiche la liste des articles disponibles dans l’espace d’administration.</w:t>
+      </w:r>
+      <w:r>
+        <w:br/>
+        <w:t>Elle permet de consulter les contenus existants et d’accéder à leur modification afin de mettre à jour les informations, les catégories et les médias associés.</w:t>
+      </w:r>
+    </w:p>
+    <w:p>
+      <w:pPr>
+        <w:spacing w:before="100" w:beforeAutospacing="1" w:after="100" w:afterAutospacing="1" w:line="240" w:lineRule="auto"/>
         <w:rPr>
           <w:rFonts w:eastAsia="Times New Roman" w:cs="Times New Roman"/>
           <w:lang w:val="fr-FR" w:eastAsia="fr-MG"/>
@@ -3684,20 +3914,46 @@
       </w:pPr>
       <w:r>
         <w:rPr>
-          <w:rFonts w:eastAsia="Times New Roman" w:cs="Courier New"/>
+          <w:rFonts w:eastAsia="Times New Roman" w:cs="Times New Roman"/>
+          <w:noProof/>
           <w:lang w:val="fr-FR" w:eastAsia="fr-MG"/>
         </w:rPr>
-        <w:tab/>
-      </w:r>
-    </w:p>
-    <w:p>
-      <w:pPr>
-        <w:spacing w:after="0" w:line="240" w:lineRule="auto"/>
-        <w:rPr>
-          <w:rFonts w:eastAsia="Times New Roman" w:cs="Times New Roman"/>
-          <w:lang w:val="fr-MG" w:eastAsia="fr-MG"/>
-        </w:rPr>
-      </w:pPr>
+        <w:drawing>
+          <wp:inline distT="0" distB="0" distL="0" distR="0" wp14:anchorId="7052EE04" wp14:editId="1C84AF40">
+            <wp:extent cx="5760720" cy="2983865"/>
+            <wp:effectExtent l="0" t="0" r="0" b="6985"/>
+            <wp:docPr id="5" name="Image 5"/>
+            <wp:cNvGraphicFramePr>
+              <a:graphicFrameLocks xmlns:a="http://schemas.openxmlformats.org/drawingml/2006/main" noChangeAspect="1"/>
+            </wp:cNvGraphicFramePr>
+            <a:graphic xmlns:a="http://schemas.openxmlformats.org/drawingml/2006/main">
+              <a:graphicData uri="http://schemas.openxmlformats.org/drawingml/2006/picture">
+                <pic:pic xmlns:pic="http://schemas.openxmlformats.org/drawingml/2006/picture">
+                  <pic:nvPicPr>
+                    <pic:cNvPr id="1" name=""/>
+                    <pic:cNvPicPr/>
+                  </pic:nvPicPr>
+                  <pic:blipFill>
+                    <a:blip r:embed="rId15"/>
+                    <a:stretch>
+                      <a:fillRect/>
+                    </a:stretch>
+                  </pic:blipFill>
+                  <pic:spPr>
+                    <a:xfrm>
+                      <a:off x="0" y="0"/>
+                      <a:ext cx="5760720" cy="2983865"/>
+                    </a:xfrm>
+                    <a:prstGeom prst="rect">
+                      <a:avLst/>
+                    </a:prstGeom>
+                  </pic:spPr>
+                </pic:pic>
+              </a:graphicData>
+            </a:graphic>
+          </wp:inline>
+        </w:drawing>
+      </w:r>
     </w:p>
     <w:p>
       <w:pPr>
@@ -3706,6 +3962,49 @@
           <w:lang w:val="fr-FR"/>
         </w:rPr>
       </w:pPr>
+      <w:r>
+        <w:rPr>
+          <w:rFonts w:cs="Arial"/>
+          <w:noProof/>
+          <w:lang w:val="fr-FR"/>
+        </w:rPr>
+        <w:lastRenderedPageBreak/>
+        <w:drawing>
+          <wp:inline distT="0" distB="0" distL="0" distR="0" wp14:anchorId="5CF348B5" wp14:editId="738AADED">
+            <wp:extent cx="5760720" cy="2872740"/>
+            <wp:effectExtent l="0" t="0" r="0" b="3810"/>
+            <wp:docPr id="6" name="Image 6"/>
+            <wp:cNvGraphicFramePr>
+              <a:graphicFrameLocks xmlns:a="http://schemas.openxmlformats.org/drawingml/2006/main" noChangeAspect="1"/>
+            </wp:cNvGraphicFramePr>
+            <a:graphic xmlns:a="http://schemas.openxmlformats.org/drawingml/2006/main">
+              <a:graphicData uri="http://schemas.openxmlformats.org/drawingml/2006/picture">
+                <pic:pic xmlns:pic="http://schemas.openxmlformats.org/drawingml/2006/picture">
+                  <pic:nvPicPr>
+                    <pic:cNvPr id="1" name=""/>
+                    <pic:cNvPicPr/>
+                  </pic:nvPicPr>
+                  <pic:blipFill>
+                    <a:blip r:embed="rId16"/>
+                    <a:stretch>
+                      <a:fillRect/>
+                    </a:stretch>
+                  </pic:blipFill>
+                  <pic:spPr>
+                    <a:xfrm>
+                      <a:off x="0" y="0"/>
+                      <a:ext cx="5760720" cy="2872740"/>
+                    </a:xfrm>
+                    <a:prstGeom prst="rect">
+                      <a:avLst/>
+                    </a:prstGeom>
+                  </pic:spPr>
+                </pic:pic>
+              </a:graphicData>
+            </a:graphic>
+          </wp:inline>
+        </w:drawing>
+      </w:r>
     </w:p>
     <w:sectPr>
       <w:pgSz w:w="11906" w:h="16838"/>
@@ -4465,6 +4764,92 @@
     </w:lvl>
   </w:abstractNum>
   <w:abstractNum w:abstractNumId="5" w15:restartNumberingAfterBreak="0">
+    <w:nsid w:val="319B4052"/>
+    <w:multiLevelType w:val="hybridMultilevel"/>
+    <w:tmpl w:val="A8B6C4BA"/>
+    <w:lvl w:ilvl="0" w:tplc="2000000F">
+      <w:start w:val="1"/>
+      <w:numFmt w:val="decimal"/>
+      <w:lvlText w:val="%1."/>
+      <w:lvlJc w:val="left"/>
+      <w:pPr>
+        <w:ind w:left="720" w:hanging="360"/>
+      </w:pPr>
+    </w:lvl>
+    <w:lvl w:ilvl="1" w:tplc="20000019" w:tentative="1">
+      <w:start w:val="1"/>
+      <w:numFmt w:val="lowerLetter"/>
+      <w:lvlText w:val="%2."/>
+      <w:lvlJc w:val="left"/>
+      <w:pPr>
+        <w:ind w:left="1440" w:hanging="360"/>
+      </w:pPr>
+    </w:lvl>
+    <w:lvl w:ilvl="2" w:tplc="2000001B" w:tentative="1">
+      <w:start w:val="1"/>
+      <w:numFmt w:val="lowerRoman"/>
+      <w:lvlText w:val="%3."/>
+      <w:lvlJc w:val="right"/>
+      <w:pPr>
+        <w:ind w:left="2160" w:hanging="180"/>
+      </w:pPr>
+    </w:lvl>
+    <w:lvl w:ilvl="3" w:tplc="2000000F" w:tentative="1">
+      <w:start w:val="1"/>
+      <w:numFmt w:val="decimal"/>
+      <w:lvlText w:val="%4."/>
+      <w:lvlJc w:val="left"/>
+      <w:pPr>
+        <w:ind w:left="2880" w:hanging="360"/>
+      </w:pPr>
+    </w:lvl>
+    <w:lvl w:ilvl="4" w:tplc="20000019" w:tentative="1">
+      <w:start w:val="1"/>
+      <w:numFmt w:val="lowerLetter"/>
+      <w:lvlText w:val="%5."/>
+      <w:lvlJc w:val="left"/>
+      <w:pPr>
+        <w:ind w:left="3600" w:hanging="360"/>
+      </w:pPr>
+    </w:lvl>
+    <w:lvl w:ilvl="5" w:tplc="2000001B" w:tentative="1">
+      <w:start w:val="1"/>
+      <w:numFmt w:val="lowerRoman"/>
+      <w:lvlText w:val="%6."/>
+      <w:lvlJc w:val="right"/>
+      <w:pPr>
+        <w:ind w:left="4320" w:hanging="180"/>
+      </w:pPr>
+    </w:lvl>
+    <w:lvl w:ilvl="6" w:tplc="2000000F" w:tentative="1">
+      <w:start w:val="1"/>
+      <w:numFmt w:val="decimal"/>
+      <w:lvlText w:val="%7."/>
+      <w:lvlJc w:val="left"/>
+      <w:pPr>
+        <w:ind w:left="5040" w:hanging="360"/>
+      </w:pPr>
+    </w:lvl>
+    <w:lvl w:ilvl="7" w:tplc="20000019" w:tentative="1">
+      <w:start w:val="1"/>
+      <w:numFmt w:val="lowerLetter"/>
+      <w:lvlText w:val="%8."/>
+      <w:lvlJc w:val="left"/>
+      <w:pPr>
+        <w:ind w:left="5760" w:hanging="360"/>
+      </w:pPr>
+    </w:lvl>
+    <w:lvl w:ilvl="8" w:tplc="2000001B" w:tentative="1">
+      <w:start w:val="1"/>
+      <w:numFmt w:val="lowerRoman"/>
+      <w:lvlText w:val="%9."/>
+      <w:lvlJc w:val="right"/>
+      <w:pPr>
+        <w:ind w:left="6480" w:hanging="180"/>
+      </w:pPr>
+    </w:lvl>
+  </w:abstractNum>
+  <w:abstractNum w:abstractNumId="6" w15:restartNumberingAfterBreak="0">
     <w:nsid w:val="39843528"/>
     <w:multiLevelType w:val="hybridMultilevel"/>
     <w:tmpl w:val="0322B29C"/>
@@ -4577,7 +4962,7 @@
       </w:rPr>
     </w:lvl>
   </w:abstractNum>
-  <w:abstractNum w:abstractNumId="6" w15:restartNumberingAfterBreak="0">
+  <w:abstractNum w:abstractNumId="7" w15:restartNumberingAfterBreak="0">
     <w:nsid w:val="419701DB"/>
     <w:multiLevelType w:val="multilevel"/>
     <w:tmpl w:val="9B86F53A"/>
@@ -4726,7 +5111,7 @@
       </w:rPr>
     </w:lvl>
   </w:abstractNum>
-  <w:abstractNum w:abstractNumId="7" w15:restartNumberingAfterBreak="0">
+  <w:abstractNum w:abstractNumId="8" w15:restartNumberingAfterBreak="0">
     <w:nsid w:val="469A4D10"/>
     <w:multiLevelType w:val="multilevel"/>
     <w:tmpl w:val="57D85E9E"/>
@@ -4875,7 +5260,7 @@
       </w:rPr>
     </w:lvl>
   </w:abstractNum>
-  <w:abstractNum w:abstractNumId="8" w15:restartNumberingAfterBreak="0">
+  <w:abstractNum w:abstractNumId="9" w15:restartNumberingAfterBreak="0">
     <w:nsid w:val="51DC2313"/>
     <w:multiLevelType w:val="multilevel"/>
     <w:tmpl w:val="8F3A45EA"/>
@@ -5024,7 +5409,120 @@
       </w:rPr>
     </w:lvl>
   </w:abstractNum>
-  <w:abstractNum w:abstractNumId="9" w15:restartNumberingAfterBreak="0">
+  <w:abstractNum w:abstractNumId="10" w15:restartNumberingAfterBreak="0">
+    <w:nsid w:val="57A63A70"/>
+    <w:multiLevelType w:val="hybridMultilevel"/>
+    <w:tmpl w:val="138A09FA"/>
+    <w:lvl w:ilvl="0" w:tplc="20000001">
+      <w:start w:val="1"/>
+      <w:numFmt w:val="bullet"/>
+      <w:lvlText w:val=""/>
+      <w:lvlJc w:val="left"/>
+      <w:pPr>
+        <w:ind w:left="720" w:hanging="360"/>
+      </w:pPr>
+      <w:rPr>
+        <w:rFonts w:ascii="Symbol" w:hAnsi="Symbol" w:hint="default"/>
+      </w:rPr>
+    </w:lvl>
+    <w:lvl w:ilvl="1" w:tplc="20000003">
+      <w:start w:val="1"/>
+      <w:numFmt w:val="bullet"/>
+      <w:lvlText w:val="o"/>
+      <w:lvlJc w:val="left"/>
+      <w:pPr>
+        <w:ind w:left="1440" w:hanging="360"/>
+      </w:pPr>
+      <w:rPr>
+        <w:rFonts w:ascii="Courier New" w:hAnsi="Courier New" w:cs="Courier New" w:hint="default"/>
+      </w:rPr>
+    </w:lvl>
+    <w:lvl w:ilvl="2" w:tplc="20000005">
+      <w:start w:val="1"/>
+      <w:numFmt w:val="bullet"/>
+      <w:lvlText w:val=""/>
+      <w:lvlJc w:val="left"/>
+      <w:pPr>
+        <w:ind w:left="2160" w:hanging="360"/>
+      </w:pPr>
+      <w:rPr>
+        <w:rFonts w:ascii="Wingdings" w:hAnsi="Wingdings" w:hint="default"/>
+      </w:rPr>
+    </w:lvl>
+    <w:lvl w:ilvl="3" w:tplc="20000001" w:tentative="1">
+      <w:start w:val="1"/>
+      <w:numFmt w:val="bullet"/>
+      <w:lvlText w:val=""/>
+      <w:lvlJc w:val="left"/>
+      <w:pPr>
+        <w:ind w:left="2880" w:hanging="360"/>
+      </w:pPr>
+      <w:rPr>
+        <w:rFonts w:ascii="Symbol" w:hAnsi="Symbol" w:hint="default"/>
+      </w:rPr>
+    </w:lvl>
+    <w:lvl w:ilvl="4" w:tplc="20000003" w:tentative="1">
+      <w:start w:val="1"/>
+      <w:numFmt w:val="bullet"/>
+      <w:lvlText w:val="o"/>
+      <w:lvlJc w:val="left"/>
+      <w:pPr>
+        <w:ind w:left="3600" w:hanging="360"/>
+      </w:pPr>
+      <w:rPr>
+        <w:rFonts w:ascii="Courier New" w:hAnsi="Courier New" w:cs="Courier New" w:hint="default"/>
+      </w:rPr>
+    </w:lvl>
+    <w:lvl w:ilvl="5" w:tplc="20000005" w:tentative="1">
+      <w:start w:val="1"/>
+      <w:numFmt w:val="bullet"/>
+      <w:lvlText w:val=""/>
+      <w:lvlJc w:val="left"/>
+      <w:pPr>
+        <w:ind w:left="4320" w:hanging="360"/>
+      </w:pPr>
+      <w:rPr>
+        <w:rFonts w:ascii="Wingdings" w:hAnsi="Wingdings" w:hint="default"/>
+      </w:rPr>
+    </w:lvl>
+    <w:lvl w:ilvl="6" w:tplc="20000001" w:tentative="1">
+      <w:start w:val="1"/>
+      <w:numFmt w:val="bullet"/>
+      <w:lvlText w:val=""/>
+      <w:lvlJc w:val="left"/>
+      <w:pPr>
+        <w:ind w:left="5040" w:hanging="360"/>
+      </w:pPr>
+      <w:rPr>
+        <w:rFonts w:ascii="Symbol" w:hAnsi="Symbol" w:hint="default"/>
+      </w:rPr>
+    </w:lvl>
+    <w:lvl w:ilvl="7" w:tplc="20000003" w:tentative="1">
+      <w:start w:val="1"/>
+      <w:numFmt w:val="bullet"/>
+      <w:lvlText w:val="o"/>
+      <w:lvlJc w:val="left"/>
+      <w:pPr>
+        <w:ind w:left="5760" w:hanging="360"/>
+      </w:pPr>
+      <w:rPr>
+        <w:rFonts w:ascii="Courier New" w:hAnsi="Courier New" w:cs="Courier New" w:hint="default"/>
+      </w:rPr>
+    </w:lvl>
+    <w:lvl w:ilvl="8" w:tplc="20000005" w:tentative="1">
+      <w:start w:val="1"/>
+      <w:numFmt w:val="bullet"/>
+      <w:lvlText w:val=""/>
+      <w:lvlJc w:val="left"/>
+      <w:pPr>
+        <w:ind w:left="6480" w:hanging="360"/>
+      </w:pPr>
+      <w:rPr>
+        <w:rFonts w:ascii="Wingdings" w:hAnsi="Wingdings" w:hint="default"/>
+      </w:rPr>
+    </w:lvl>
+  </w:abstractNum>
+  <w:abstractNum w:abstractNumId="11" w15:restartNumberingAfterBreak="0">
     <w:nsid w:val="66785CFF"/>
     <w:multiLevelType w:val="multilevel"/>
     <w:tmpl w:val="FF74CF8A"/>
@@ -5137,7 +5635,7 @@
       </w:pPr>
     </w:lvl>
   </w:abstractNum>
-  <w:abstractNum w:abstractNumId="10" w15:restartNumberingAfterBreak="0">
+  <w:abstractNum w:abstractNumId="12" w15:restartNumberingAfterBreak="0">
     <w:nsid w:val="66A21AF0"/>
     <w:multiLevelType w:val="multilevel"/>
     <w:tmpl w:val="4278669A"/>
@@ -5287,19 +5785,19 @@
     </w:lvl>
   </w:abstractNum>
   <w:num w:numId="1">
-    <w:abstractNumId w:val="5"/>
+    <w:abstractNumId w:val="6"/>
   </w:num>
   <w:num w:numId="2">
-    <w:abstractNumId w:val="9"/>
+    <w:abstractNumId w:val="11"/>
   </w:num>
   <w:num w:numId="3">
     <w:abstractNumId w:val="1"/>
   </w:num>
   <w:num w:numId="4">
-    <w:abstractNumId w:val="8"/>
+    <w:abstractNumId w:val="9"/>
   </w:num>
   <w:num w:numId="5">
-    <w:abstractNumId w:val="6"/>
+    <w:abstractNumId w:val="7"/>
   </w:num>
   <w:num w:numId="6">
     <w:abstractNumId w:val="3"/>
@@ -5308,16 +5806,22 @@
     <w:abstractNumId w:val="2"/>
   </w:num>
   <w:num w:numId="8">
-    <w:abstractNumId w:val="7"/>
+    <w:abstractNumId w:val="8"/>
   </w:num>
   <w:num w:numId="9">
-    <w:abstractNumId w:val="10"/>
+    <w:abstractNumId w:val="12"/>
   </w:num>
   <w:num w:numId="10">
     <w:abstractNumId w:val="4"/>
   </w:num>
   <w:num w:numId="11">
     <w:abstractNumId w:val="0"/>
+  </w:num>
+  <w:num w:numId="12">
+    <w:abstractNumId w:val="5"/>
+  </w:num>
+  <w:num w:numId="13">
+    <w:abstractNumId w:val="10"/>
   </w:num>
 </w:numbering>
 </file>
@@ -5738,7 +6242,7 @@
       <w:bCs/>
       <w:sz w:val="27"/>
       <w:szCs w:val="27"/>
-      <w:lang w:val="fr-MG" w:eastAsia="fr-MG"/>
+      <w:lang w:eastAsia="fr-MG"/>
     </w:rPr>
   </w:style>
   <w:style w:type="character" w:default="1" w:styleId="Policepardfaut">
@@ -5792,7 +6296,7 @@
       <w:rFonts w:ascii="Times New Roman" w:eastAsia="Times New Roman" w:hAnsi="Times New Roman" w:cs="Times New Roman"/>
       <w:sz w:val="24"/>
       <w:szCs w:val="24"/>
-      <w:lang w:val="fr-MG" w:eastAsia="fr-MG"/>
+      <w:lang w:eastAsia="fr-MG"/>
     </w:rPr>
   </w:style>
   <w:style w:type="character" w:customStyle="1" w:styleId="citation-668">
@@ -5975,7 +6479,7 @@
       <w:rFonts w:ascii="Times New Roman" w:eastAsia="Times New Roman" w:hAnsi="Times New Roman" w:cs="Times New Roman"/>
       <w:sz w:val="24"/>
       <w:szCs w:val="24"/>
-      <w:lang w:val="fr-MG" w:eastAsia="fr-MG"/>
+      <w:lang w:eastAsia="fr-MG"/>
     </w:rPr>
   </w:style>
   <w:style w:type="paragraph" w:styleId="PrformatHTML">
@@ -6011,7 +6515,7 @@
       <w:rFonts w:ascii="Courier New" w:eastAsia="Times New Roman" w:hAnsi="Courier New" w:cs="Courier New"/>
       <w:sz w:val="20"/>
       <w:szCs w:val="20"/>
-      <w:lang w:val="fr-MG" w:eastAsia="fr-MG"/>
+      <w:lang w:eastAsia="fr-MG"/>
     </w:rPr>
   </w:style>
   <w:style w:type="character" w:customStyle="1" w:styleId="PrformatHTMLCar">
